--- a/project_structure.docx
+++ b/project_structure.docx
@@ -3373,49 +3373,169 @@
         <w:rPr>
           <w:lang w:val="en-US"/>
         </w:rPr>
-        <w:t xml:space="preserve">            # Retrieve stored features from JSON</w:t>
-      </w:r>
-    </w:p>
-    <w:p>
-      <w:pPr>
-        <w:pStyle w:val="ListParagraph"/>
-        <w:rPr>
-          <w:lang w:val="en-US"/>
-        </w:rPr>
-      </w:pPr>
-      <w:r>
-        <w:rPr>
-          <w:lang w:val="en-US"/>
-        </w:rPr>
-        <w:t xml:space="preserve">            features = np.array([json.loads(row["features"])])</w:t>
-      </w:r>
-    </w:p>
-    <w:p>
-      <w:pPr>
-        <w:pStyle w:val="ListParagraph"/>
-        <w:rPr>
-          <w:lang w:val="en-US"/>
-        </w:rPr>
-      </w:pPr>
-      <w:r>
-        <w:rPr>
-          <w:lang w:val="en-US"/>
-        </w:rPr>
-        <w:t xml:space="preserve">            # Assume the stored VIB price (3rd feature) was the prediction price; true feedback is based on the latest VIB price.</w:t>
-      </w:r>
-    </w:p>
-    <w:p>
-      <w:pPr>
-        <w:pStyle w:val="ListParagraph"/>
-        <w:rPr>
-          <w:lang w:val="en-US"/>
-        </w:rPr>
-      </w:pPr>
-      <w:r>
-        <w:rPr>
-          <w:lang w:val="en-US"/>
-        </w:rPr>
-        <w:t xml:space="preserve">            predicted_vib_price = features[0][2]  # Assuming the 3rd feature is the VIB close price at prediction time.</w:t>
+        <w:t xml:space="preserve">            # Retrieve stored features from JSON and convert to numpy array</w:t>
+      </w:r>
+    </w:p>
+    <w:p>
+      <w:pPr>
+        <w:pStyle w:val="ListParagraph"/>
+        <w:rPr>
+          <w:lang w:val="en-US"/>
+        </w:rPr>
+      </w:pPr>
+      <w:r>
+        <w:rPr>
+          <w:lang w:val="en-US"/>
+        </w:rPr>
+        <w:t xml:space="preserve">            features = np.array(json.loads(row["features"]))</w:t>
+      </w:r>
+    </w:p>
+    <w:p>
+      <w:pPr>
+        <w:pStyle w:val="ListParagraph"/>
+        <w:rPr>
+          <w:lang w:val="en-US"/>
+        </w:rPr>
+      </w:pPr>
+      <w:r>
+        <w:rPr>
+          <w:lang w:val="en-US"/>
+        </w:rPr>
+        <w:t xml:space="preserve">            # If an extra dimension is present, squeeze it out</w:t>
+      </w:r>
+    </w:p>
+    <w:p>
+      <w:pPr>
+        <w:pStyle w:val="ListParagraph"/>
+        <w:rPr>
+          <w:lang w:val="en-US"/>
+        </w:rPr>
+      </w:pPr>
+      <w:r>
+        <w:rPr>
+          <w:lang w:val="en-US"/>
+        </w:rPr>
+        <w:t xml:space="preserve">            if features.ndim == 3 and features.shape[1] == 1:</w:t>
+      </w:r>
+    </w:p>
+    <w:p>
+      <w:pPr>
+        <w:pStyle w:val="ListParagraph"/>
+        <w:rPr>
+          <w:lang w:val="en-US"/>
+        </w:rPr>
+      </w:pPr>
+      <w:r>
+        <w:rPr>
+          <w:lang w:val="en-US"/>
+        </w:rPr>
+        <w:t xml:space="preserve">                features = features.reshape(1, features.shape[2])</w:t>
+      </w:r>
+    </w:p>
+    <w:p>
+      <w:pPr>
+        <w:pStyle w:val="ListParagraph"/>
+        <w:rPr>
+          <w:lang w:val="en-US"/>
+        </w:rPr>
+      </w:pPr>
+      <w:r>
+        <w:rPr>
+          <w:lang w:val="en-US"/>
+        </w:rPr>
+        <w:t xml:space="preserve">            # Now ensure features have expected shape (1,9)</w:t>
+      </w:r>
+    </w:p>
+    <w:p>
+      <w:pPr>
+        <w:pStyle w:val="ListParagraph"/>
+        <w:rPr>
+          <w:lang w:val="en-US"/>
+        </w:rPr>
+      </w:pPr>
+      <w:r>
+        <w:rPr>
+          <w:lang w:val="en-US"/>
+        </w:rPr>
+        <w:t xml:space="preserve">            if features.shape != (1, 9):</w:t>
+      </w:r>
+    </w:p>
+    <w:p>
+      <w:pPr>
+        <w:pStyle w:val="ListParagraph"/>
+        <w:rPr>
+          <w:lang w:val="en-US"/>
+        </w:rPr>
+      </w:pPr>
+      <w:r>
+        <w:rPr>
+          <w:lang w:val="en-US"/>
+        </w:rPr>
+        <w:t xml:space="preserve">                logger.error(f"Pending feedback record {row['id']} has insufficient feature length: {features.shape}")</w:t>
+      </w:r>
+    </w:p>
+    <w:p>
+      <w:pPr>
+        <w:pStyle w:val="ListParagraph"/>
+        <w:rPr>
+          <w:lang w:val="en-US"/>
+        </w:rPr>
+      </w:pPr>
+      <w:r>
+        <w:rPr>
+          <w:lang w:val="en-US"/>
+        </w:rPr>
+        <w:t xml:space="preserve">                delete_pending_feedback(row["id"])</w:t>
+      </w:r>
+    </w:p>
+    <w:p>
+      <w:pPr>
+        <w:pStyle w:val="ListParagraph"/>
+        <w:rPr>
+          <w:lang w:val="en-US"/>
+        </w:rPr>
+      </w:pPr>
+      <w:r>
+        <w:rPr>
+          <w:lang w:val="en-US"/>
+        </w:rPr>
+        <w:t xml:space="preserve">                continue</w:t>
+      </w:r>
+    </w:p>
+    <w:p>
+      <w:pPr>
+        <w:pStyle w:val="ListParagraph"/>
+        <w:rPr>
+          <w:lang w:val="en-US"/>
+        </w:rPr>
+      </w:pPr>
+    </w:p>
+    <w:p>
+      <w:pPr>
+        <w:pStyle w:val="ListParagraph"/>
+        <w:rPr>
+          <w:lang w:val="en-US"/>
+        </w:rPr>
+      </w:pPr>
+      <w:r>
+        <w:rPr>
+          <w:lang w:val="en-US"/>
+        </w:rPr>
+        <w:t xml:space="preserve">            # Assuming the 3rd feature is the VIB close price at prediction time.</w:t>
+      </w:r>
+    </w:p>
+    <w:p>
+      <w:pPr>
+        <w:pStyle w:val="ListParagraph"/>
+        <w:rPr>
+          <w:lang w:val="en-US"/>
+        </w:rPr>
+      </w:pPr>
+      <w:r>
+        <w:rPr>
+          <w:lang w:val="en-US"/>
+        </w:rPr>
+        <w:t xml:space="preserve">            predicted_vib_price = features[0][2]</w:t>
       </w:r>
     </w:p>
     <w:p>
@@ -4063,16 +4183,6 @@
         </w:rPr>
         <w:t xml:space="preserve">    main_loop()</w:t>
       </w:r>
-    </w:p>
-    <w:p>
-      <w:pPr>
-        <w:pStyle w:val="ListParagraph"/>
-        <w:rPr>
-          <w:sz w:val="48"/>
-          <w:szCs w:val="48"/>
-          <w:lang w:val="en-US"/>
-        </w:rPr>
-      </w:pPr>
     </w:p>
     <w:p>
       <w:pPr>
@@ -6442,56 +6552,6 @@
           <w:lang w:val="en-US"/>
         </w:rPr>
       </w:pPr>
-      <w:r>
-        <w:rPr>
-          <w:lang w:val="en-US"/>
-        </w:rPr>
-        <w:t>from dotenv import load_dotenv</w:t>
-      </w:r>
-    </w:p>
-    <w:p>
-      <w:pPr>
-        <w:pStyle w:val="ListParagraph"/>
-        <w:rPr>
-          <w:lang w:val="en-US"/>
-        </w:rPr>
-      </w:pPr>
-    </w:p>
-    <w:p>
-      <w:pPr>
-        <w:pStyle w:val="ListParagraph"/>
-        <w:rPr>
-          <w:lang w:val="en-US"/>
-        </w:rPr>
-      </w:pPr>
-      <w:r>
-        <w:rPr>
-          <w:lang w:val="en-US"/>
-        </w:rPr>
-        <w:t># Load environment variables from a .env file if available</w:t>
-      </w:r>
-    </w:p>
-    <w:p>
-      <w:pPr>
-        <w:pStyle w:val="ListParagraph"/>
-        <w:rPr>
-          <w:lang w:val="en-US"/>
-        </w:rPr>
-      </w:pPr>
-      <w:r>
-        <w:rPr>
-          <w:lang w:val="en-US"/>
-        </w:rPr>
-        <w:t>load_dotenv()</w:t>
-      </w:r>
-    </w:p>
-    <w:p>
-      <w:pPr>
-        <w:pStyle w:val="ListParagraph"/>
-        <w:rPr>
-          <w:lang w:val="en-US"/>
-        </w:rPr>
-      </w:pPr>
     </w:p>
     <w:p>
       <w:pPr>
@@ -6546,7 +6606,7 @@
         <w:rPr>
           <w:lang w:val="en-US"/>
         </w:rPr>
-        <w:t>BASE_DIR = os.getenv("BASE_DIR", "/Users/igorbulgakov/Documents/vib_bot")</w:t>
+        <w:t>BASE_DIR = "/Users/igorbulgakov/Documents/vib_bot"</w:t>
       </w:r>
     </w:p>
     <w:p>
@@ -6596,35 +6656,35 @@
         <w:rPr>
           <w:lang w:val="en-US"/>
         </w:rPr>
-        <w:t>API_URL = os.getenv("BINANCE_API_URL", "https://api.binance.com/api/v3/klines")</w:t>
-      </w:r>
-    </w:p>
-    <w:p>
-      <w:pPr>
-        <w:pStyle w:val="ListParagraph"/>
-        <w:rPr>
-          <w:lang w:val="en-US"/>
-        </w:rPr>
-      </w:pPr>
-      <w:r>
-        <w:rPr>
-          <w:lang w:val="en-US"/>
-        </w:rPr>
-        <w:t>KLINE_INTERVAL = os.getenv("KLINE_INTERVAL", "1m")</w:t>
-      </w:r>
-    </w:p>
-    <w:p>
-      <w:pPr>
-        <w:pStyle w:val="ListParagraph"/>
-        <w:rPr>
-          <w:lang w:val="en-US"/>
-        </w:rPr>
-      </w:pPr>
-      <w:r>
-        <w:rPr>
-          <w:lang w:val="en-US"/>
-        </w:rPr>
-        <w:t>KLINE_LIMIT = int(os.getenv("KLINE_LIMIT", "500"))</w:t>
+        <w:t>API_URL = "https://api.binance.com/api/v3/klines"</w:t>
+      </w:r>
+    </w:p>
+    <w:p>
+      <w:pPr>
+        <w:pStyle w:val="ListParagraph"/>
+        <w:rPr>
+          <w:lang w:val="en-US"/>
+        </w:rPr>
+      </w:pPr>
+      <w:r>
+        <w:rPr>
+          <w:lang w:val="en-US"/>
+        </w:rPr>
+        <w:t>KLINE_INTERVAL = "1m"</w:t>
+      </w:r>
+    </w:p>
+    <w:p>
+      <w:pPr>
+        <w:pStyle w:val="ListParagraph"/>
+        <w:rPr>
+          <w:lang w:val="en-US"/>
+        </w:rPr>
+      </w:pPr>
+      <w:r>
+        <w:rPr>
+          <w:lang w:val="en-US"/>
+        </w:rPr>
+        <w:t>KLINE_LIMIT = 500</w:t>
       </w:r>
     </w:p>
     <w:p>
@@ -6872,35 +6932,633 @@
         <w:rPr>
           <w:lang w:val="en-US"/>
         </w:rPr>
-        <w:t xml:space="preserve">    """</w:t>
-      </w:r>
-    </w:p>
-    <w:p>
-      <w:pPr>
-        <w:pStyle w:val="ListParagraph"/>
-        <w:rPr>
-          <w:lang w:val="en-US"/>
-        </w:rPr>
-      </w:pPr>
-      <w:r>
-        <w:rPr>
-          <w:lang w:val="en-US"/>
-        </w:rPr>
-        <w:t xml:space="preserve">    Initialize the SQLite database for extra data and create the vib_extra_data table if it doesn't exist.</w:t>
-      </w:r>
-    </w:p>
-    <w:p>
-      <w:pPr>
-        <w:pStyle w:val="ListParagraph"/>
-        <w:rPr>
-          <w:lang w:val="en-US"/>
-        </w:rPr>
-      </w:pPr>
-      <w:r>
-        <w:rPr>
-          <w:lang w:val="en-US"/>
-        </w:rPr>
-        <w:t xml:space="preserve">    """</w:t>
+        <w:t xml:space="preserve">    """Initialize the SQLite database for extra data and create the vib_extra_data table if it doesn't exist."""</w:t>
+      </w:r>
+    </w:p>
+    <w:p>
+      <w:pPr>
+        <w:pStyle w:val="ListParagraph"/>
+        <w:rPr>
+          <w:lang w:val="en-US"/>
+        </w:rPr>
+      </w:pPr>
+      <w:r>
+        <w:rPr>
+          <w:lang w:val="en-US"/>
+        </w:rPr>
+        <w:t xml:space="preserve">    conn = sqlite3.connect(DB_FILE)</w:t>
+      </w:r>
+    </w:p>
+    <w:p>
+      <w:pPr>
+        <w:pStyle w:val="ListParagraph"/>
+        <w:rPr>
+          <w:lang w:val="en-US"/>
+        </w:rPr>
+      </w:pPr>
+      <w:r>
+        <w:rPr>
+          <w:lang w:val="en-US"/>
+        </w:rPr>
+        <w:t xml:space="preserve">    cur = conn.cursor()</w:t>
+      </w:r>
+    </w:p>
+    <w:p>
+      <w:pPr>
+        <w:pStyle w:val="ListParagraph"/>
+        <w:rPr>
+          <w:lang w:val="en-US"/>
+        </w:rPr>
+      </w:pPr>
+      <w:r>
+        <w:rPr>
+          <w:lang w:val="en-US"/>
+        </w:rPr>
+        <w:t xml:space="preserve">    cur.execute("""</w:t>
+      </w:r>
+    </w:p>
+    <w:p>
+      <w:pPr>
+        <w:pStyle w:val="ListParagraph"/>
+        <w:rPr>
+          <w:lang w:val="en-US"/>
+        </w:rPr>
+      </w:pPr>
+      <w:r>
+        <w:rPr>
+          <w:lang w:val="en-US"/>
+        </w:rPr>
+        <w:t xml:space="preserve">        CREATE TABLE IF NOT EXISTS vib_extra_data (</w:t>
+      </w:r>
+    </w:p>
+    <w:p>
+      <w:pPr>
+        <w:pStyle w:val="ListParagraph"/>
+        <w:rPr>
+          <w:lang w:val="en-US"/>
+        </w:rPr>
+      </w:pPr>
+      <w:r>
+        <w:rPr>
+          <w:lang w:val="en-US"/>
+        </w:rPr>
+        <w:t xml:space="preserve">            id INTEGER PRIMARY KEY AUTOINCREMENT,</w:t>
+      </w:r>
+    </w:p>
+    <w:p>
+      <w:pPr>
+        <w:pStyle w:val="ListParagraph"/>
+        <w:rPr>
+          <w:lang w:val="en-US"/>
+        </w:rPr>
+      </w:pPr>
+      <w:r>
+        <w:rPr>
+          <w:lang w:val="en-US"/>
+        </w:rPr>
+        <w:t xml:space="preserve">            open_time TEXT,</w:t>
+      </w:r>
+    </w:p>
+    <w:p>
+      <w:pPr>
+        <w:pStyle w:val="ListParagraph"/>
+        <w:rPr>
+          <w:lang w:val="en-US"/>
+        </w:rPr>
+      </w:pPr>
+      <w:r>
+        <w:rPr>
+          <w:lang w:val="en-US"/>
+        </w:rPr>
+        <w:t xml:space="preserve">            open REAL,</w:t>
+      </w:r>
+    </w:p>
+    <w:p>
+      <w:pPr>
+        <w:pStyle w:val="ListParagraph"/>
+        <w:rPr>
+          <w:lang w:val="en-US"/>
+        </w:rPr>
+      </w:pPr>
+      <w:r>
+        <w:rPr>
+          <w:lang w:val="en-US"/>
+        </w:rPr>
+        <w:t xml:space="preserve">            high REAL,</w:t>
+      </w:r>
+    </w:p>
+    <w:p>
+      <w:pPr>
+        <w:pStyle w:val="ListParagraph"/>
+        <w:rPr>
+          <w:lang w:val="en-US"/>
+        </w:rPr>
+      </w:pPr>
+      <w:r>
+        <w:rPr>
+          <w:lang w:val="en-US"/>
+        </w:rPr>
+        <w:t xml:space="preserve">            low REAL,</w:t>
+      </w:r>
+    </w:p>
+    <w:p>
+      <w:pPr>
+        <w:pStyle w:val="ListParagraph"/>
+        <w:rPr>
+          <w:lang w:val="en-US"/>
+        </w:rPr>
+      </w:pPr>
+      <w:r>
+        <w:rPr>
+          <w:lang w:val="en-US"/>
+        </w:rPr>
+        <w:t xml:space="preserve">            close REAL,</w:t>
+      </w:r>
+    </w:p>
+    <w:p>
+      <w:pPr>
+        <w:pStyle w:val="ListParagraph"/>
+        <w:rPr>
+          <w:lang w:val="en-US"/>
+        </w:rPr>
+      </w:pPr>
+      <w:r>
+        <w:rPr>
+          <w:lang w:val="en-US"/>
+        </w:rPr>
+        <w:t xml:space="preserve">            volume REAL,</w:t>
+      </w:r>
+    </w:p>
+    <w:p>
+      <w:pPr>
+        <w:pStyle w:val="ListParagraph"/>
+        <w:rPr>
+          <w:lang w:val="en-US"/>
+        </w:rPr>
+      </w:pPr>
+      <w:r>
+        <w:rPr>
+          <w:lang w:val="en-US"/>
+        </w:rPr>
+        <w:t xml:space="preserve">            close_time TEXT,</w:t>
+      </w:r>
+    </w:p>
+    <w:p>
+      <w:pPr>
+        <w:pStyle w:val="ListParagraph"/>
+        <w:rPr>
+          <w:lang w:val="en-US"/>
+        </w:rPr>
+      </w:pPr>
+      <w:r>
+        <w:rPr>
+          <w:lang w:val="en-US"/>
+        </w:rPr>
+        <w:t xml:space="preserve">            quote_asset_volume REAL,</w:t>
+      </w:r>
+    </w:p>
+    <w:p>
+      <w:pPr>
+        <w:pStyle w:val="ListParagraph"/>
+        <w:rPr>
+          <w:lang w:val="en-US"/>
+        </w:rPr>
+      </w:pPr>
+      <w:r>
+        <w:rPr>
+          <w:lang w:val="en-US"/>
+        </w:rPr>
+        <w:t xml:space="preserve">            number_of_trades INTEGER,</w:t>
+      </w:r>
+    </w:p>
+    <w:p>
+      <w:pPr>
+        <w:pStyle w:val="ListParagraph"/>
+        <w:rPr>
+          <w:lang w:val="en-US"/>
+        </w:rPr>
+      </w:pPr>
+      <w:r>
+        <w:rPr>
+          <w:lang w:val="en-US"/>
+        </w:rPr>
+        <w:t xml:space="preserve">            taker_buy_base REAL,</w:t>
+      </w:r>
+    </w:p>
+    <w:p>
+      <w:pPr>
+        <w:pStyle w:val="ListParagraph"/>
+        <w:rPr>
+          <w:lang w:val="en-US"/>
+        </w:rPr>
+      </w:pPr>
+      <w:r>
+        <w:rPr>
+          <w:lang w:val="en-US"/>
+        </w:rPr>
+        <w:t xml:space="preserve">            taker_buy_quote REAL,</w:t>
+      </w:r>
+    </w:p>
+    <w:p>
+      <w:pPr>
+        <w:pStyle w:val="ListParagraph"/>
+        <w:rPr>
+          <w:lang w:val="en-US"/>
+        </w:rPr>
+      </w:pPr>
+      <w:r>
+        <w:rPr>
+          <w:lang w:val="en-US"/>
+        </w:rPr>
+        <w:t xml:space="preserve">            ignore TEXT,</w:t>
+      </w:r>
+    </w:p>
+    <w:p>
+      <w:pPr>
+        <w:pStyle w:val="ListParagraph"/>
+        <w:rPr>
+          <w:lang w:val="en-US"/>
+        </w:rPr>
+      </w:pPr>
+      <w:r>
+        <w:rPr>
+          <w:lang w:val="en-US"/>
+        </w:rPr>
+        <w:t xml:space="preserve">            rsi REAL,</w:t>
+      </w:r>
+    </w:p>
+    <w:p>
+      <w:pPr>
+        <w:pStyle w:val="ListParagraph"/>
+        <w:rPr>
+          <w:lang w:val="en-US"/>
+        </w:rPr>
+      </w:pPr>
+      <w:r>
+        <w:rPr>
+          <w:lang w:val="en-US"/>
+        </w:rPr>
+        <w:t xml:space="preserve">            macd REAL,</w:t>
+      </w:r>
+    </w:p>
+    <w:p>
+      <w:pPr>
+        <w:pStyle w:val="ListParagraph"/>
+        <w:rPr>
+          <w:lang w:val="en-US"/>
+        </w:rPr>
+      </w:pPr>
+      <w:r>
+        <w:rPr>
+          <w:lang w:val="en-US"/>
+        </w:rPr>
+        <w:t xml:space="preserve">            macd_signal REAL,</w:t>
+      </w:r>
+    </w:p>
+    <w:p>
+      <w:pPr>
+        <w:pStyle w:val="ListParagraph"/>
+        <w:rPr>
+          <w:lang w:val="en-US"/>
+        </w:rPr>
+      </w:pPr>
+      <w:r>
+        <w:rPr>
+          <w:lang w:val="en-US"/>
+        </w:rPr>
+        <w:t xml:space="preserve">            macd_hist REAL,</w:t>
+      </w:r>
+    </w:p>
+    <w:p>
+      <w:pPr>
+        <w:pStyle w:val="ListParagraph"/>
+        <w:rPr>
+          <w:lang w:val="en-US"/>
+        </w:rPr>
+      </w:pPr>
+      <w:r>
+        <w:rPr>
+          <w:lang w:val="en-US"/>
+        </w:rPr>
+        <w:t xml:space="preserve">            symbol TEXT</w:t>
+      </w:r>
+    </w:p>
+    <w:p>
+      <w:pPr>
+        <w:pStyle w:val="ListParagraph"/>
+        <w:rPr>
+          <w:lang w:val="en-US"/>
+        </w:rPr>
+      </w:pPr>
+      <w:r>
+        <w:rPr>
+          <w:lang w:val="en-US"/>
+        </w:rPr>
+        <w:t xml:space="preserve">        );</w:t>
+      </w:r>
+    </w:p>
+    <w:p>
+      <w:pPr>
+        <w:pStyle w:val="ListParagraph"/>
+        <w:rPr>
+          <w:lang w:val="en-US"/>
+        </w:rPr>
+      </w:pPr>
+      <w:r>
+        <w:rPr>
+          <w:lang w:val="en-US"/>
+        </w:rPr>
+        <w:t xml:space="preserve">    """)</w:t>
+      </w:r>
+    </w:p>
+    <w:p>
+      <w:pPr>
+        <w:pStyle w:val="ListParagraph"/>
+        <w:rPr>
+          <w:lang w:val="en-US"/>
+        </w:rPr>
+      </w:pPr>
+      <w:r>
+        <w:rPr>
+          <w:lang w:val="en-US"/>
+        </w:rPr>
+        <w:t xml:space="preserve">    conn.commit()</w:t>
+      </w:r>
+    </w:p>
+    <w:p>
+      <w:pPr>
+        <w:pStyle w:val="ListParagraph"/>
+        <w:rPr>
+          <w:lang w:val="en-US"/>
+        </w:rPr>
+      </w:pPr>
+      <w:r>
+        <w:rPr>
+          <w:lang w:val="en-US"/>
+        </w:rPr>
+        <w:t xml:space="preserve">    conn.close()</w:t>
+      </w:r>
+    </w:p>
+    <w:p>
+      <w:pPr>
+        <w:pStyle w:val="ListParagraph"/>
+        <w:rPr>
+          <w:lang w:val="en-US"/>
+        </w:rPr>
+      </w:pPr>
+      <w:r>
+        <w:rPr>
+          <w:lang w:val="en-US"/>
+        </w:rPr>
+        <w:t xml:space="preserve">    logger.info("Database initialized (vib_extra_data table ensured).")</w:t>
+      </w:r>
+    </w:p>
+    <w:p>
+      <w:pPr>
+        <w:pStyle w:val="ListParagraph"/>
+        <w:rPr>
+          <w:lang w:val="en-US"/>
+        </w:rPr>
+      </w:pPr>
+    </w:p>
+    <w:p>
+      <w:pPr>
+        <w:pStyle w:val="ListParagraph"/>
+        <w:rPr>
+          <w:lang w:val="en-US"/>
+        </w:rPr>
+      </w:pPr>
+      <w:r>
+        <w:rPr>
+          <w:lang w:val="en-US"/>
+        </w:rPr>
+        <w:t>def store_extra_data(df):</w:t>
+      </w:r>
+    </w:p>
+    <w:p>
+      <w:pPr>
+        <w:pStyle w:val="ListParagraph"/>
+        <w:rPr>
+          <w:lang w:val="en-US"/>
+        </w:rPr>
+      </w:pPr>
+      <w:r>
+        <w:rPr>
+          <w:lang w:val="en-US"/>
+        </w:rPr>
+        <w:t xml:space="preserve">    """Store the merged extra data DataFrame into the vib_extra_data table."""</w:t>
+      </w:r>
+    </w:p>
+    <w:p>
+      <w:pPr>
+        <w:pStyle w:val="ListParagraph"/>
+        <w:rPr>
+          <w:lang w:val="en-US"/>
+        </w:rPr>
+      </w:pPr>
+      <w:r>
+        <w:rPr>
+          <w:lang w:val="en-US"/>
+        </w:rPr>
+        <w:t xml:space="preserve">    conn = sqlite3.connect(DB_FILE)</w:t>
+      </w:r>
+    </w:p>
+    <w:p>
+      <w:pPr>
+        <w:pStyle w:val="ListParagraph"/>
+        <w:rPr>
+          <w:lang w:val="en-US"/>
+        </w:rPr>
+      </w:pPr>
+      <w:r>
+        <w:rPr>
+          <w:lang w:val="en-US"/>
+        </w:rPr>
+        <w:t xml:space="preserve">    # Write the DataFrame into the table; if the table exists, replace its contents</w:t>
+      </w:r>
+    </w:p>
+    <w:p>
+      <w:pPr>
+        <w:pStyle w:val="ListParagraph"/>
+        <w:rPr>
+          <w:lang w:val="en-US"/>
+        </w:rPr>
+      </w:pPr>
+      <w:r>
+        <w:rPr>
+          <w:lang w:val="en-US"/>
+        </w:rPr>
+        <w:t xml:space="preserve">    df.to_sql("vib_extra_data", conn, if_exists="replace", index=False)</w:t>
+      </w:r>
+    </w:p>
+    <w:p>
+      <w:pPr>
+        <w:pStyle w:val="ListParagraph"/>
+        <w:rPr>
+          <w:lang w:val="en-US"/>
+        </w:rPr>
+      </w:pPr>
+      <w:r>
+        <w:rPr>
+          <w:lang w:val="en-US"/>
+        </w:rPr>
+        <w:t xml:space="preserve">    conn.commit()</w:t>
+      </w:r>
+    </w:p>
+    <w:p>
+      <w:pPr>
+        <w:pStyle w:val="ListParagraph"/>
+        <w:rPr>
+          <w:lang w:val="en-US"/>
+        </w:rPr>
+      </w:pPr>
+      <w:r>
+        <w:rPr>
+          <w:lang w:val="en-US"/>
+        </w:rPr>
+        <w:t xml:space="preserve">    conn.close()</w:t>
+      </w:r>
+    </w:p>
+    <w:p>
+      <w:pPr>
+        <w:pStyle w:val="ListParagraph"/>
+        <w:rPr>
+          <w:lang w:val="en-US"/>
+        </w:rPr>
+      </w:pPr>
+      <w:r>
+        <w:rPr>
+          <w:lang w:val="en-US"/>
+        </w:rPr>
+        <w:t xml:space="preserve">    logger.info(f"Stored extra data into database with {len(df)} rows.")</w:t>
+      </w:r>
+    </w:p>
+    <w:p>
+      <w:pPr>
+        <w:pStyle w:val="ListParagraph"/>
+        <w:rPr>
+          <w:lang w:val="en-US"/>
+        </w:rPr>
+      </w:pPr>
+    </w:p>
+    <w:p>
+      <w:pPr>
+        <w:pStyle w:val="ListParagraph"/>
+        <w:rPr>
+          <w:lang w:val="en-US"/>
+        </w:rPr>
+      </w:pPr>
+      <w:r>
+        <w:rPr>
+          <w:lang w:val="en-US"/>
+        </w:rPr>
+        <w:t># Initialize the database at startup</w:t>
+      </w:r>
+    </w:p>
+    <w:p>
+      <w:pPr>
+        <w:pStyle w:val="ListParagraph"/>
+        <w:rPr>
+          <w:lang w:val="en-US"/>
+        </w:rPr>
+      </w:pPr>
+      <w:r>
+        <w:rPr>
+          <w:lang w:val="en-US"/>
+        </w:rPr>
+        <w:t>init_extra_data_db()</w:t>
+      </w:r>
+    </w:p>
+    <w:p>
+      <w:pPr>
+        <w:pStyle w:val="ListParagraph"/>
+        <w:rPr>
+          <w:lang w:val="en-US"/>
+        </w:rPr>
+      </w:pPr>
+    </w:p>
+    <w:p>
+      <w:pPr>
+        <w:pStyle w:val="ListParagraph"/>
+        <w:rPr>
+          <w:lang w:val="en-US"/>
+        </w:rPr>
+      </w:pPr>
+      <w:r>
+        <w:rPr>
+          <w:lang w:val="en-US"/>
+        </w:rPr>
+        <w:t># ----------------------------</w:t>
+      </w:r>
+    </w:p>
+    <w:p>
+      <w:pPr>
+        <w:pStyle w:val="ListParagraph"/>
+        <w:rPr>
+          <w:lang w:val="en-US"/>
+        </w:rPr>
+      </w:pPr>
+      <w:r>
+        <w:rPr>
+          <w:lang w:val="en-US"/>
+        </w:rPr>
+        <w:t># Helper Functions for Data Fetching &amp; Indicators</w:t>
+      </w:r>
+    </w:p>
+    <w:p>
+      <w:pPr>
+        <w:pStyle w:val="ListParagraph"/>
+        <w:rPr>
+          <w:lang w:val="en-US"/>
+        </w:rPr>
+      </w:pPr>
+      <w:r>
+        <w:rPr>
+          <w:lang w:val="en-US"/>
+        </w:rPr>
+        <w:t># ----------------------------</w:t>
+      </w:r>
+    </w:p>
+    <w:p>
+      <w:pPr>
+        <w:pStyle w:val="ListParagraph"/>
+        <w:rPr>
+          <w:lang w:val="en-US"/>
+        </w:rPr>
+      </w:pPr>
+      <w:r>
+        <w:rPr>
+          <w:lang w:val="en-US"/>
+        </w:rPr>
+        <w:t>def fetch_klines(symbol, interval, limit=KLINE_LIMIT):</w:t>
+      </w:r>
+    </w:p>
+    <w:p>
+      <w:pPr>
+        <w:pStyle w:val="ListParagraph"/>
+        <w:rPr>
+          <w:lang w:val="en-US"/>
+        </w:rPr>
+      </w:pPr>
+      <w:r>
+        <w:rPr>
+          <w:lang w:val="en-US"/>
+        </w:rPr>
+        <w:t xml:space="preserve">    """Fetch klines for a given symbol from Binance."""</w:t>
+      </w:r>
+    </w:p>
+    <w:p>
+      <w:pPr>
+        <w:pStyle w:val="ListParagraph"/>
+        <w:rPr>
+          <w:lang w:val="en-US"/>
+        </w:rPr>
+      </w:pPr>
+      <w:r>
+        <w:rPr>
+          <w:lang w:val="en-US"/>
+        </w:rPr>
+        <w:t xml:space="preserve">    params = {"symbol": symbol, "interval": interval, "limit": limit}</w:t>
       </w:r>
     </w:p>
     <w:p>
@@ -6928,357 +7586,301 @@
         <w:rPr>
           <w:lang w:val="en-US"/>
         </w:rPr>
-        <w:t xml:space="preserve">        conn = sqlite3.connect(DB_FILE)</w:t>
-      </w:r>
-    </w:p>
-    <w:p>
-      <w:pPr>
-        <w:pStyle w:val="ListParagraph"/>
-        <w:rPr>
-          <w:lang w:val="en-US"/>
-        </w:rPr>
-      </w:pPr>
-      <w:r>
-        <w:rPr>
-          <w:lang w:val="en-US"/>
-        </w:rPr>
-        <w:t xml:space="preserve">        cur = conn.cursor()</w:t>
-      </w:r>
-    </w:p>
-    <w:p>
-      <w:pPr>
-        <w:pStyle w:val="ListParagraph"/>
-        <w:rPr>
-          <w:lang w:val="en-US"/>
-        </w:rPr>
-      </w:pPr>
-      <w:r>
-        <w:rPr>
-          <w:lang w:val="en-US"/>
-        </w:rPr>
-        <w:t xml:space="preserve">        cur.execute("""</w:t>
-      </w:r>
-    </w:p>
-    <w:p>
-      <w:pPr>
-        <w:pStyle w:val="ListParagraph"/>
-        <w:rPr>
-          <w:lang w:val="en-US"/>
-        </w:rPr>
-      </w:pPr>
-      <w:r>
-        <w:rPr>
-          <w:lang w:val="en-US"/>
-        </w:rPr>
-        <w:t xml:space="preserve">            CREATE TABLE IF NOT EXISTS vib_extra_data (</w:t>
-      </w:r>
-    </w:p>
-    <w:p>
-      <w:pPr>
-        <w:pStyle w:val="ListParagraph"/>
-        <w:rPr>
-          <w:lang w:val="en-US"/>
-        </w:rPr>
-      </w:pPr>
-      <w:r>
-        <w:rPr>
-          <w:lang w:val="en-US"/>
-        </w:rPr>
-        <w:t xml:space="preserve">                id INTEGER PRIMARY KEY AUTOINCREMENT,</w:t>
-      </w:r>
-    </w:p>
-    <w:p>
-      <w:pPr>
-        <w:pStyle w:val="ListParagraph"/>
-        <w:rPr>
-          <w:lang w:val="en-US"/>
-        </w:rPr>
-      </w:pPr>
-      <w:r>
-        <w:rPr>
-          <w:lang w:val="en-US"/>
-        </w:rPr>
-        <w:t xml:space="preserve">                open_time TEXT,</w:t>
-      </w:r>
-    </w:p>
-    <w:p>
-      <w:pPr>
-        <w:pStyle w:val="ListParagraph"/>
-        <w:rPr>
-          <w:lang w:val="en-US"/>
-        </w:rPr>
-      </w:pPr>
-      <w:r>
-        <w:rPr>
-          <w:lang w:val="en-US"/>
-        </w:rPr>
-        <w:t xml:space="preserve">                open REAL,</w:t>
-      </w:r>
-    </w:p>
-    <w:p>
-      <w:pPr>
-        <w:pStyle w:val="ListParagraph"/>
-        <w:rPr>
-          <w:lang w:val="en-US"/>
-        </w:rPr>
-      </w:pPr>
-      <w:r>
-        <w:rPr>
-          <w:lang w:val="en-US"/>
-        </w:rPr>
-        <w:t xml:space="preserve">                high REAL,</w:t>
-      </w:r>
-    </w:p>
-    <w:p>
-      <w:pPr>
-        <w:pStyle w:val="ListParagraph"/>
-        <w:rPr>
-          <w:lang w:val="en-US"/>
-        </w:rPr>
-      </w:pPr>
-      <w:r>
-        <w:rPr>
-          <w:lang w:val="en-US"/>
-        </w:rPr>
-        <w:t xml:space="preserve">                low REAL,</w:t>
-      </w:r>
-    </w:p>
-    <w:p>
-      <w:pPr>
-        <w:pStyle w:val="ListParagraph"/>
-        <w:rPr>
-          <w:lang w:val="en-US"/>
-        </w:rPr>
-      </w:pPr>
-      <w:r>
-        <w:rPr>
-          <w:lang w:val="en-US"/>
-        </w:rPr>
-        <w:t xml:space="preserve">                close REAL,</w:t>
-      </w:r>
-    </w:p>
-    <w:p>
-      <w:pPr>
-        <w:pStyle w:val="ListParagraph"/>
-        <w:rPr>
-          <w:lang w:val="en-US"/>
-        </w:rPr>
-      </w:pPr>
-      <w:r>
-        <w:rPr>
-          <w:lang w:val="en-US"/>
-        </w:rPr>
-        <w:t xml:space="preserve">                volume REAL,</w:t>
-      </w:r>
-    </w:p>
-    <w:p>
-      <w:pPr>
-        <w:pStyle w:val="ListParagraph"/>
-        <w:rPr>
-          <w:lang w:val="en-US"/>
-        </w:rPr>
-      </w:pPr>
-      <w:r>
-        <w:rPr>
-          <w:lang w:val="en-US"/>
-        </w:rPr>
-        <w:t xml:space="preserve">                close_time TEXT,</w:t>
-      </w:r>
-    </w:p>
-    <w:p>
-      <w:pPr>
-        <w:pStyle w:val="ListParagraph"/>
-        <w:rPr>
-          <w:lang w:val="en-US"/>
-        </w:rPr>
-      </w:pPr>
-      <w:r>
-        <w:rPr>
-          <w:lang w:val="en-US"/>
-        </w:rPr>
-        <w:t xml:space="preserve">                quote_asset_volume REAL,</w:t>
-      </w:r>
-    </w:p>
-    <w:p>
-      <w:pPr>
-        <w:pStyle w:val="ListParagraph"/>
-        <w:rPr>
-          <w:lang w:val="en-US"/>
-        </w:rPr>
-      </w:pPr>
-      <w:r>
-        <w:rPr>
-          <w:lang w:val="en-US"/>
-        </w:rPr>
-        <w:t xml:space="preserve">                number_of_trades INTEGER,</w:t>
-      </w:r>
-    </w:p>
-    <w:p>
-      <w:pPr>
-        <w:pStyle w:val="ListParagraph"/>
-        <w:rPr>
-          <w:lang w:val="en-US"/>
-        </w:rPr>
-      </w:pPr>
-      <w:r>
-        <w:rPr>
-          <w:lang w:val="en-US"/>
-        </w:rPr>
-        <w:t xml:space="preserve">                taker_buy_base REAL,</w:t>
-      </w:r>
-    </w:p>
-    <w:p>
-      <w:pPr>
-        <w:pStyle w:val="ListParagraph"/>
-        <w:rPr>
-          <w:lang w:val="en-US"/>
-        </w:rPr>
-      </w:pPr>
-      <w:r>
-        <w:rPr>
-          <w:lang w:val="en-US"/>
-        </w:rPr>
-        <w:t xml:space="preserve">                taker_buy_quote REAL,</w:t>
-      </w:r>
-    </w:p>
-    <w:p>
-      <w:pPr>
-        <w:pStyle w:val="ListParagraph"/>
-        <w:rPr>
-          <w:lang w:val="en-US"/>
-        </w:rPr>
-      </w:pPr>
-      <w:r>
-        <w:rPr>
-          <w:lang w:val="en-US"/>
-        </w:rPr>
-        <w:t xml:space="preserve">                ignore TEXT,</w:t>
-      </w:r>
-    </w:p>
-    <w:p>
-      <w:pPr>
-        <w:pStyle w:val="ListParagraph"/>
-        <w:rPr>
-          <w:lang w:val="en-US"/>
-        </w:rPr>
-      </w:pPr>
-      <w:r>
-        <w:rPr>
-          <w:lang w:val="en-US"/>
-        </w:rPr>
-        <w:t xml:space="preserve">                rsi REAL,</w:t>
-      </w:r>
-    </w:p>
-    <w:p>
-      <w:pPr>
-        <w:pStyle w:val="ListParagraph"/>
-        <w:rPr>
-          <w:lang w:val="en-US"/>
-        </w:rPr>
-      </w:pPr>
-      <w:r>
-        <w:rPr>
-          <w:lang w:val="en-US"/>
-        </w:rPr>
-        <w:t xml:space="preserve">                macd REAL,</w:t>
-      </w:r>
-    </w:p>
-    <w:p>
-      <w:pPr>
-        <w:pStyle w:val="ListParagraph"/>
-        <w:rPr>
-          <w:lang w:val="en-US"/>
-        </w:rPr>
-      </w:pPr>
-      <w:r>
-        <w:rPr>
-          <w:lang w:val="en-US"/>
-        </w:rPr>
-        <w:t xml:space="preserve">                macd_signal REAL,</w:t>
-      </w:r>
-    </w:p>
-    <w:p>
-      <w:pPr>
-        <w:pStyle w:val="ListParagraph"/>
-        <w:rPr>
-          <w:lang w:val="en-US"/>
-        </w:rPr>
-      </w:pPr>
-      <w:r>
-        <w:rPr>
-          <w:lang w:val="en-US"/>
-        </w:rPr>
-        <w:t xml:space="preserve">                macd_hist REAL,</w:t>
-      </w:r>
-    </w:p>
-    <w:p>
-      <w:pPr>
-        <w:pStyle w:val="ListParagraph"/>
-        <w:rPr>
-          <w:lang w:val="en-US"/>
-        </w:rPr>
-      </w:pPr>
-      <w:r>
-        <w:rPr>
-          <w:lang w:val="en-US"/>
-        </w:rPr>
-        <w:t xml:space="preserve">                symbol TEXT</w:t>
-      </w:r>
-    </w:p>
-    <w:p>
-      <w:pPr>
-        <w:pStyle w:val="ListParagraph"/>
-        <w:rPr>
-          <w:lang w:val="en-US"/>
-        </w:rPr>
-      </w:pPr>
-      <w:r>
-        <w:rPr>
-          <w:lang w:val="en-US"/>
-        </w:rPr>
-        <w:t xml:space="preserve">            );</w:t>
-      </w:r>
-    </w:p>
-    <w:p>
-      <w:pPr>
-        <w:pStyle w:val="ListParagraph"/>
-        <w:rPr>
-          <w:lang w:val="en-US"/>
-        </w:rPr>
-      </w:pPr>
-      <w:r>
-        <w:rPr>
-          <w:lang w:val="en-US"/>
-        </w:rPr>
-        <w:t xml:space="preserve">        """)</w:t>
-      </w:r>
-    </w:p>
-    <w:p>
-      <w:pPr>
-        <w:pStyle w:val="ListParagraph"/>
-        <w:rPr>
-          <w:lang w:val="en-US"/>
-        </w:rPr>
-      </w:pPr>
-      <w:r>
-        <w:rPr>
-          <w:lang w:val="en-US"/>
-        </w:rPr>
-        <w:t xml:space="preserve">        conn.commit()</w:t>
-      </w:r>
-    </w:p>
-    <w:p>
-      <w:pPr>
-        <w:pStyle w:val="ListParagraph"/>
-        <w:rPr>
-          <w:lang w:val="en-US"/>
-        </w:rPr>
-      </w:pPr>
-      <w:r>
-        <w:rPr>
-          <w:lang w:val="en-US"/>
-        </w:rPr>
-        <w:t xml:space="preserve">        logger.info("Database initialized (vib_extra_data table ensured).")</w:t>
+        <w:t xml:space="preserve">        response = requests.get(API_URL, params=params, timeout=10)</w:t>
+      </w:r>
+    </w:p>
+    <w:p>
+      <w:pPr>
+        <w:pStyle w:val="ListParagraph"/>
+        <w:rPr>
+          <w:lang w:val="en-US"/>
+        </w:rPr>
+      </w:pPr>
+      <w:r>
+        <w:rPr>
+          <w:lang w:val="en-US"/>
+        </w:rPr>
+        <w:t xml:space="preserve">        data = response.json()</w:t>
+      </w:r>
+    </w:p>
+    <w:p>
+      <w:pPr>
+        <w:pStyle w:val="ListParagraph"/>
+        <w:rPr>
+          <w:lang w:val="en-US"/>
+        </w:rPr>
+      </w:pPr>
+      <w:r>
+        <w:rPr>
+          <w:lang w:val="en-US"/>
+        </w:rPr>
+        <w:t xml:space="preserve">        # If an error occurs, data might be a dict with an error code.</w:t>
+      </w:r>
+    </w:p>
+    <w:p>
+      <w:pPr>
+        <w:pStyle w:val="ListParagraph"/>
+        <w:rPr>
+          <w:lang w:val="en-US"/>
+        </w:rPr>
+      </w:pPr>
+      <w:r>
+        <w:rPr>
+          <w:lang w:val="en-US"/>
+        </w:rPr>
+        <w:t xml:space="preserve">        if isinstance(data, dict) and data.get("code"):</w:t>
+      </w:r>
+    </w:p>
+    <w:p>
+      <w:pPr>
+        <w:pStyle w:val="ListParagraph"/>
+        <w:rPr>
+          <w:lang w:val="en-US"/>
+        </w:rPr>
+      </w:pPr>
+      <w:r>
+        <w:rPr>
+          <w:lang w:val="en-US"/>
+        </w:rPr>
+        <w:t xml:space="preserve">            logger.error(f"Error fetching klines for {symbol}: {data}")</w:t>
+      </w:r>
+    </w:p>
+    <w:p>
+      <w:pPr>
+        <w:pStyle w:val="ListParagraph"/>
+        <w:rPr>
+          <w:lang w:val="en-US"/>
+        </w:rPr>
+      </w:pPr>
+      <w:r>
+        <w:rPr>
+          <w:lang w:val="en-US"/>
+        </w:rPr>
+        <w:t xml:space="preserve">            return pd.DataFrame()</w:t>
+      </w:r>
+    </w:p>
+    <w:p>
+      <w:pPr>
+        <w:pStyle w:val="ListParagraph"/>
+        <w:rPr>
+          <w:lang w:val="en-US"/>
+        </w:rPr>
+      </w:pPr>
+      <w:r>
+        <w:rPr>
+          <w:lang w:val="en-US"/>
+        </w:rPr>
+        <w:t xml:space="preserve">        # Define column names per Binance API documentation.</w:t>
+      </w:r>
+    </w:p>
+    <w:p>
+      <w:pPr>
+        <w:pStyle w:val="ListParagraph"/>
+        <w:rPr>
+          <w:lang w:val="en-US"/>
+        </w:rPr>
+      </w:pPr>
+      <w:r>
+        <w:rPr>
+          <w:lang w:val="en-US"/>
+        </w:rPr>
+        <w:t xml:space="preserve">        columns = [</w:t>
+      </w:r>
+    </w:p>
+    <w:p>
+      <w:pPr>
+        <w:pStyle w:val="ListParagraph"/>
+        <w:rPr>
+          <w:lang w:val="en-US"/>
+        </w:rPr>
+      </w:pPr>
+      <w:r>
+        <w:rPr>
+          <w:lang w:val="en-US"/>
+        </w:rPr>
+        <w:t xml:space="preserve">            "open_time", "open", "high", "low", "close", "volume",</w:t>
+      </w:r>
+    </w:p>
+    <w:p>
+      <w:pPr>
+        <w:pStyle w:val="ListParagraph"/>
+        <w:rPr>
+          <w:lang w:val="en-US"/>
+        </w:rPr>
+      </w:pPr>
+      <w:r>
+        <w:rPr>
+          <w:lang w:val="en-US"/>
+        </w:rPr>
+        <w:t xml:space="preserve">            "close_time", "quote_asset_volume", "number_of_trades",</w:t>
+      </w:r>
+    </w:p>
+    <w:p>
+      <w:pPr>
+        <w:pStyle w:val="ListParagraph"/>
+        <w:rPr>
+          <w:lang w:val="en-US"/>
+        </w:rPr>
+      </w:pPr>
+      <w:r>
+        <w:rPr>
+          <w:lang w:val="en-US"/>
+        </w:rPr>
+        <w:t xml:space="preserve">            "taker_buy_base", "taker_buy_quote", "ignore"</w:t>
+      </w:r>
+    </w:p>
+    <w:p>
+      <w:pPr>
+        <w:pStyle w:val="ListParagraph"/>
+        <w:rPr>
+          <w:lang w:val="en-US"/>
+        </w:rPr>
+      </w:pPr>
+      <w:r>
+        <w:rPr>
+          <w:lang w:val="en-US"/>
+        </w:rPr>
+        <w:t xml:space="preserve">        ]</w:t>
+      </w:r>
+    </w:p>
+    <w:p>
+      <w:pPr>
+        <w:pStyle w:val="ListParagraph"/>
+        <w:rPr>
+          <w:lang w:val="en-US"/>
+        </w:rPr>
+      </w:pPr>
+      <w:r>
+        <w:rPr>
+          <w:lang w:val="en-US"/>
+        </w:rPr>
+        <w:t xml:space="preserve">        df = pd.DataFrame(data, columns=columns)</w:t>
+      </w:r>
+    </w:p>
+    <w:p>
+      <w:pPr>
+        <w:pStyle w:val="ListParagraph"/>
+        <w:rPr>
+          <w:lang w:val="en-US"/>
+        </w:rPr>
+      </w:pPr>
+      <w:r>
+        <w:rPr>
+          <w:lang w:val="en-US"/>
+        </w:rPr>
+        <w:t xml:space="preserve">        # Convert timestamps from ms to datetime</w:t>
+      </w:r>
+    </w:p>
+    <w:p>
+      <w:pPr>
+        <w:pStyle w:val="ListParagraph"/>
+        <w:rPr>
+          <w:lang w:val="en-US"/>
+        </w:rPr>
+      </w:pPr>
+      <w:r>
+        <w:rPr>
+          <w:lang w:val="en-US"/>
+        </w:rPr>
+        <w:t xml:space="preserve">        df["open_time"] = pd.to_datetime(df["open_time"], unit="ms")</w:t>
+      </w:r>
+    </w:p>
+    <w:p>
+      <w:pPr>
+        <w:pStyle w:val="ListParagraph"/>
+        <w:rPr>
+          <w:lang w:val="en-US"/>
+        </w:rPr>
+      </w:pPr>
+      <w:r>
+        <w:rPr>
+          <w:lang w:val="en-US"/>
+        </w:rPr>
+        <w:t xml:space="preserve">        df["close_time"] = pd.to_datetime(df["close_time"], unit="ms")</w:t>
+      </w:r>
+    </w:p>
+    <w:p>
+      <w:pPr>
+        <w:pStyle w:val="ListParagraph"/>
+        <w:rPr>
+          <w:lang w:val="en-US"/>
+        </w:rPr>
+      </w:pPr>
+      <w:r>
+        <w:rPr>
+          <w:lang w:val="en-US"/>
+        </w:rPr>
+        <w:t xml:space="preserve">        # Convert numeric columns to floats</w:t>
+      </w:r>
+    </w:p>
+    <w:p>
+      <w:pPr>
+        <w:pStyle w:val="ListParagraph"/>
+        <w:rPr>
+          <w:lang w:val="en-US"/>
+        </w:rPr>
+      </w:pPr>
+      <w:r>
+        <w:rPr>
+          <w:lang w:val="en-US"/>
+        </w:rPr>
+        <w:t xml:space="preserve">        for col in ["open", "high", "low", "close", "volume", </w:t>
+      </w:r>
+    </w:p>
+    <w:p>
+      <w:pPr>
+        <w:pStyle w:val="ListParagraph"/>
+        <w:rPr>
+          <w:lang w:val="en-US"/>
+        </w:rPr>
+      </w:pPr>
+      <w:r>
+        <w:rPr>
+          <w:lang w:val="en-US"/>
+        </w:rPr>
+        <w:t xml:space="preserve">                    "quote_asset_volume", "taker_buy_base", "taker_buy_quote"]:</w:t>
+      </w:r>
+    </w:p>
+    <w:p>
+      <w:pPr>
+        <w:pStyle w:val="ListParagraph"/>
+        <w:rPr>
+          <w:lang w:val="en-US"/>
+        </w:rPr>
+      </w:pPr>
+      <w:r>
+        <w:rPr>
+          <w:lang w:val="en-US"/>
+        </w:rPr>
+        <w:t xml:space="preserve">            df[col] = pd.to_numeric(df[col], errors="coerce")</w:t>
+      </w:r>
+    </w:p>
+    <w:p>
+      <w:pPr>
+        <w:pStyle w:val="ListParagraph"/>
+        <w:rPr>
+          <w:lang w:val="en-US"/>
+        </w:rPr>
+      </w:pPr>
+      <w:r>
+        <w:rPr>
+          <w:lang w:val="en-US"/>
+        </w:rPr>
+        <w:t xml:space="preserve">        df["symbol"] = symbol</w:t>
+      </w:r>
+    </w:p>
+    <w:p>
+      <w:pPr>
+        <w:pStyle w:val="ListParagraph"/>
+        <w:rPr>
+          <w:lang w:val="en-US"/>
+        </w:rPr>
+      </w:pPr>
+      <w:r>
+        <w:rPr>
+          <w:lang w:val="en-US"/>
+        </w:rPr>
+        <w:t xml:space="preserve">        return df</w:t>
       </w:r>
     </w:p>
     <w:p>
@@ -7306,135 +7908,57 @@
         <w:rPr>
           <w:lang w:val="en-US"/>
         </w:rPr>
-        <w:t xml:space="preserve">        logger.error(f"Error initializing database: {e}")</w:t>
-      </w:r>
-    </w:p>
-    <w:p>
-      <w:pPr>
-        <w:pStyle w:val="ListParagraph"/>
-        <w:rPr>
-          <w:lang w:val="en-US"/>
-        </w:rPr>
-      </w:pPr>
-      <w:r>
-        <w:rPr>
-          <w:lang w:val="en-US"/>
-        </w:rPr>
-        <w:t xml:space="preserve">    finally:</w:t>
-      </w:r>
-    </w:p>
-    <w:p>
-      <w:pPr>
-        <w:pStyle w:val="ListParagraph"/>
-        <w:rPr>
-          <w:lang w:val="en-US"/>
-        </w:rPr>
-      </w:pPr>
-      <w:r>
-        <w:rPr>
-          <w:lang w:val="en-US"/>
-        </w:rPr>
-        <w:t xml:space="preserve">        conn.close()</w:t>
-      </w:r>
-    </w:p>
-    <w:p>
-      <w:pPr>
-        <w:pStyle w:val="ListParagraph"/>
-        <w:rPr>
-          <w:lang w:val="en-US"/>
-        </w:rPr>
-      </w:pPr>
-    </w:p>
-    <w:p>
-      <w:pPr>
-        <w:pStyle w:val="ListParagraph"/>
-        <w:rPr>
-          <w:lang w:val="en-US"/>
-        </w:rPr>
-      </w:pPr>
-      <w:r>
-        <w:rPr>
-          <w:lang w:val="en-US"/>
-        </w:rPr>
-        <w:t>def store_extra_data(df):</w:t>
-      </w:r>
-    </w:p>
-    <w:p>
-      <w:pPr>
-        <w:pStyle w:val="ListParagraph"/>
-        <w:rPr>
-          <w:lang w:val="en-US"/>
-        </w:rPr>
-      </w:pPr>
-      <w:r>
-        <w:rPr>
-          <w:lang w:val="en-US"/>
-        </w:rPr>
-        <w:t xml:space="preserve">    """</w:t>
-      </w:r>
-    </w:p>
-    <w:p>
-      <w:pPr>
-        <w:pStyle w:val="ListParagraph"/>
-        <w:rPr>
-          <w:lang w:val="en-US"/>
-        </w:rPr>
-      </w:pPr>
-      <w:r>
-        <w:rPr>
-          <w:lang w:val="en-US"/>
-        </w:rPr>
-        <w:t xml:space="preserve">    Store the merged extra data DataFrame into the vib_extra_data table.</w:t>
-      </w:r>
-    </w:p>
-    <w:p>
-      <w:pPr>
-        <w:pStyle w:val="ListParagraph"/>
-        <w:rPr>
-          <w:lang w:val="en-US"/>
-        </w:rPr>
-      </w:pPr>
-    </w:p>
-    <w:p>
-      <w:pPr>
-        <w:pStyle w:val="ListParagraph"/>
-        <w:rPr>
-          <w:lang w:val="en-US"/>
-        </w:rPr>
-      </w:pPr>
-      <w:r>
-        <w:rPr>
-          <w:lang w:val="en-US"/>
-        </w:rPr>
-        <w:t xml:space="preserve">    Parameters:</w:t>
-      </w:r>
-    </w:p>
-    <w:p>
-      <w:pPr>
-        <w:pStyle w:val="ListParagraph"/>
-        <w:rPr>
-          <w:lang w:val="en-US"/>
-        </w:rPr>
-      </w:pPr>
-      <w:r>
-        <w:rPr>
-          <w:lang w:val="en-US"/>
-        </w:rPr>
-        <w:t xml:space="preserve">        df (DataFrame): The DataFrame containing extra kline data and computed indicators.</w:t>
-      </w:r>
-    </w:p>
-    <w:p>
-      <w:pPr>
-        <w:pStyle w:val="ListParagraph"/>
-        <w:rPr>
-          <w:lang w:val="en-US"/>
-        </w:rPr>
-      </w:pPr>
-      <w:r>
-        <w:rPr>
-          <w:lang w:val="en-US"/>
-        </w:rPr>
-        <w:t xml:space="preserve">    """</w:t>
+        <w:t xml:space="preserve">        logger.error(f"Exception fetching klines for {symbol}: {e}")</w:t>
+      </w:r>
+    </w:p>
+    <w:p>
+      <w:pPr>
+        <w:pStyle w:val="ListParagraph"/>
+        <w:rPr>
+          <w:lang w:val="en-US"/>
+        </w:rPr>
+      </w:pPr>
+      <w:r>
+        <w:rPr>
+          <w:lang w:val="en-US"/>
+        </w:rPr>
+        <w:t xml:space="preserve">        return pd.DataFrame()</w:t>
+      </w:r>
+    </w:p>
+    <w:p>
+      <w:pPr>
+        <w:pStyle w:val="ListParagraph"/>
+        <w:rPr>
+          <w:lang w:val="en-US"/>
+        </w:rPr>
+      </w:pPr>
+    </w:p>
+    <w:p>
+      <w:pPr>
+        <w:pStyle w:val="ListParagraph"/>
+        <w:rPr>
+          <w:lang w:val="en-US"/>
+        </w:rPr>
+      </w:pPr>
+      <w:r>
+        <w:rPr>
+          <w:lang w:val="en-US"/>
+        </w:rPr>
+        <w:t>def compute_indicators(df):</w:t>
+      </w:r>
+    </w:p>
+    <w:p>
+      <w:pPr>
+        <w:pStyle w:val="ListParagraph"/>
+        <w:rPr>
+          <w:lang w:val="en-US"/>
+        </w:rPr>
+      </w:pPr>
+      <w:r>
+        <w:rPr>
+          <w:lang w:val="en-US"/>
+        </w:rPr>
+        <w:t xml:space="preserve">    """Compute RSI and MACD for the DataFrame; fill NaN values with 0."""</w:t>
       </w:r>
     </w:p>
     <w:p>
@@ -7462,49 +7986,7 @@
         <w:rPr>
           <w:lang w:val="en-US"/>
         </w:rPr>
-        <w:t xml:space="preserve">        conn = sqlite3.connect(DB_FILE)</w:t>
-      </w:r>
-    </w:p>
-    <w:p>
-      <w:pPr>
-        <w:pStyle w:val="ListParagraph"/>
-        <w:rPr>
-          <w:lang w:val="en-US"/>
-        </w:rPr>
-      </w:pPr>
-      <w:r>
-        <w:rPr>
-          <w:lang w:val="en-US"/>
-        </w:rPr>
-        <w:t xml:space="preserve">        df.to_sql("vib_extra_data", conn, if_exists="replace", index=False)</w:t>
-      </w:r>
-    </w:p>
-    <w:p>
-      <w:pPr>
-        <w:pStyle w:val="ListParagraph"/>
-        <w:rPr>
-          <w:lang w:val="en-US"/>
-        </w:rPr>
-      </w:pPr>
-      <w:r>
-        <w:rPr>
-          <w:lang w:val="en-US"/>
-        </w:rPr>
-        <w:t xml:space="preserve">        conn.commit()</w:t>
-      </w:r>
-    </w:p>
-    <w:p>
-      <w:pPr>
-        <w:pStyle w:val="ListParagraph"/>
-        <w:rPr>
-          <w:lang w:val="en-US"/>
-        </w:rPr>
-      </w:pPr>
-      <w:r>
-        <w:rPr>
-          <w:lang w:val="en-US"/>
-        </w:rPr>
-        <w:t xml:space="preserve">        logger.info(f"Stored extra data into database with {len(df)} rows.")</w:t>
+        <w:t xml:space="preserve">        df["rsi"] = ta.momentum.rsi(df["close"], window=14).fillna(0)</w:t>
       </w:r>
     </w:p>
     <w:p>
@@ -7532,71 +8014,189 @@
         <w:rPr>
           <w:lang w:val="en-US"/>
         </w:rPr>
-        <w:t xml:space="preserve">        logger.error(f"Error storing extra data: {e}")</w:t>
-      </w:r>
-    </w:p>
-    <w:p>
-      <w:pPr>
-        <w:pStyle w:val="ListParagraph"/>
-        <w:rPr>
-          <w:lang w:val="en-US"/>
-        </w:rPr>
-      </w:pPr>
-      <w:r>
-        <w:rPr>
-          <w:lang w:val="en-US"/>
-        </w:rPr>
-        <w:t xml:space="preserve">    finally:</w:t>
-      </w:r>
-    </w:p>
-    <w:p>
-      <w:pPr>
-        <w:pStyle w:val="ListParagraph"/>
-        <w:rPr>
-          <w:lang w:val="en-US"/>
-        </w:rPr>
-      </w:pPr>
-      <w:r>
-        <w:rPr>
-          <w:lang w:val="en-US"/>
-        </w:rPr>
-        <w:t xml:space="preserve">        conn.close()</w:t>
-      </w:r>
-    </w:p>
-    <w:p>
-      <w:pPr>
-        <w:pStyle w:val="ListParagraph"/>
-        <w:rPr>
-          <w:lang w:val="en-US"/>
-        </w:rPr>
-      </w:pPr>
-    </w:p>
-    <w:p>
-      <w:pPr>
-        <w:pStyle w:val="ListParagraph"/>
-        <w:rPr>
-          <w:lang w:val="en-US"/>
-        </w:rPr>
-      </w:pPr>
-      <w:r>
-        <w:rPr>
-          <w:lang w:val="en-US"/>
-        </w:rPr>
-        <w:t># Initialize the database at startup</w:t>
-      </w:r>
-    </w:p>
-    <w:p>
-      <w:pPr>
-        <w:pStyle w:val="ListParagraph"/>
-        <w:rPr>
-          <w:lang w:val="en-US"/>
-        </w:rPr>
-      </w:pPr>
-      <w:r>
-        <w:rPr>
-          <w:lang w:val="en-US"/>
-        </w:rPr>
-        <w:t>init_extra_data_db()</w:t>
+        <w:t xml:space="preserve">        logger.error(f"Error computing RSI: {e}")</w:t>
+      </w:r>
+    </w:p>
+    <w:p>
+      <w:pPr>
+        <w:pStyle w:val="ListParagraph"/>
+        <w:rPr>
+          <w:lang w:val="en-US"/>
+        </w:rPr>
+      </w:pPr>
+      <w:r>
+        <w:rPr>
+          <w:lang w:val="en-US"/>
+        </w:rPr>
+        <w:t xml:space="preserve">        df["rsi"] = 0</w:t>
+      </w:r>
+    </w:p>
+    <w:p>
+      <w:pPr>
+        <w:pStyle w:val="ListParagraph"/>
+        <w:rPr>
+          <w:lang w:val="en-US"/>
+        </w:rPr>
+      </w:pPr>
+      <w:r>
+        <w:rPr>
+          <w:lang w:val="en-US"/>
+        </w:rPr>
+        <w:t xml:space="preserve">    try:</w:t>
+      </w:r>
+    </w:p>
+    <w:p>
+      <w:pPr>
+        <w:pStyle w:val="ListParagraph"/>
+        <w:rPr>
+          <w:lang w:val="en-US"/>
+        </w:rPr>
+      </w:pPr>
+      <w:r>
+        <w:rPr>
+          <w:lang w:val="en-US"/>
+        </w:rPr>
+        <w:t xml:space="preserve">        macd = ta.trend.macd(df["close"])</w:t>
+      </w:r>
+    </w:p>
+    <w:p>
+      <w:pPr>
+        <w:pStyle w:val="ListParagraph"/>
+        <w:rPr>
+          <w:lang w:val="en-US"/>
+        </w:rPr>
+      </w:pPr>
+      <w:r>
+        <w:rPr>
+          <w:lang w:val="en-US"/>
+        </w:rPr>
+        <w:t xml:space="preserve">        macd_signal = ta.trend.macd_signal(df["close"])</w:t>
+      </w:r>
+    </w:p>
+    <w:p>
+      <w:pPr>
+        <w:pStyle w:val="ListParagraph"/>
+        <w:rPr>
+          <w:lang w:val="en-US"/>
+        </w:rPr>
+      </w:pPr>
+      <w:r>
+        <w:rPr>
+          <w:lang w:val="en-US"/>
+        </w:rPr>
+        <w:t xml:space="preserve">        df["macd"] = macd.fillna(0)</w:t>
+      </w:r>
+    </w:p>
+    <w:p>
+      <w:pPr>
+        <w:pStyle w:val="ListParagraph"/>
+        <w:rPr>
+          <w:lang w:val="en-US"/>
+        </w:rPr>
+      </w:pPr>
+      <w:r>
+        <w:rPr>
+          <w:lang w:val="en-US"/>
+        </w:rPr>
+        <w:t xml:space="preserve">        df["macd_signal"] = macd_signal.fillna(0)</w:t>
+      </w:r>
+    </w:p>
+    <w:p>
+      <w:pPr>
+        <w:pStyle w:val="ListParagraph"/>
+        <w:rPr>
+          <w:lang w:val="en-US"/>
+        </w:rPr>
+      </w:pPr>
+      <w:r>
+        <w:rPr>
+          <w:lang w:val="en-US"/>
+        </w:rPr>
+        <w:t xml:space="preserve">        df["macd_hist"] = (macd - macd_signal).fillna(0)</w:t>
+      </w:r>
+    </w:p>
+    <w:p>
+      <w:pPr>
+        <w:pStyle w:val="ListParagraph"/>
+        <w:rPr>
+          <w:lang w:val="en-US"/>
+        </w:rPr>
+      </w:pPr>
+      <w:r>
+        <w:rPr>
+          <w:lang w:val="en-US"/>
+        </w:rPr>
+        <w:t xml:space="preserve">    except Exception as e:</w:t>
+      </w:r>
+    </w:p>
+    <w:p>
+      <w:pPr>
+        <w:pStyle w:val="ListParagraph"/>
+        <w:rPr>
+          <w:lang w:val="en-US"/>
+        </w:rPr>
+      </w:pPr>
+      <w:r>
+        <w:rPr>
+          <w:lang w:val="en-US"/>
+        </w:rPr>
+        <w:t xml:space="preserve">        logger.error(f"Error computing MACD: {e}")</w:t>
+      </w:r>
+    </w:p>
+    <w:p>
+      <w:pPr>
+        <w:pStyle w:val="ListParagraph"/>
+        <w:rPr>
+          <w:lang w:val="en-US"/>
+        </w:rPr>
+      </w:pPr>
+      <w:r>
+        <w:rPr>
+          <w:lang w:val="en-US"/>
+        </w:rPr>
+        <w:t xml:space="preserve">        df["macd"] = 0</w:t>
+      </w:r>
+    </w:p>
+    <w:p>
+      <w:pPr>
+        <w:pStyle w:val="ListParagraph"/>
+        <w:rPr>
+          <w:lang w:val="en-US"/>
+        </w:rPr>
+      </w:pPr>
+      <w:r>
+        <w:rPr>
+          <w:lang w:val="en-US"/>
+        </w:rPr>
+        <w:t xml:space="preserve">        df["macd_signal"] = 0</w:t>
+      </w:r>
+    </w:p>
+    <w:p>
+      <w:pPr>
+        <w:pStyle w:val="ListParagraph"/>
+        <w:rPr>
+          <w:lang w:val="en-US"/>
+        </w:rPr>
+      </w:pPr>
+      <w:r>
+        <w:rPr>
+          <w:lang w:val="en-US"/>
+        </w:rPr>
+        <w:t xml:space="preserve">        df["macd_hist"] = 0</w:t>
+      </w:r>
+    </w:p>
+    <w:p>
+      <w:pPr>
+        <w:pStyle w:val="ListParagraph"/>
+        <w:rPr>
+          <w:lang w:val="en-US"/>
+        </w:rPr>
+      </w:pPr>
+      <w:r>
+        <w:rPr>
+          <w:lang w:val="en-US"/>
+        </w:rPr>
+        <w:t xml:space="preserve">    return df</w:t>
       </w:r>
     </w:p>
     <w:p>
@@ -7632,7 +8232,7 @@
         <w:rPr>
           <w:lang w:val="en-US"/>
         </w:rPr>
-        <w:t># Helper Functions for Data Fetching &amp; Indicators</w:t>
+        <w:t># Main Function</w:t>
       </w:r>
     </w:p>
     <w:p>
@@ -7660,964 +8260,6 @@
         <w:rPr>
           <w:lang w:val="en-US"/>
         </w:rPr>
-        <w:t>def fetch_klines(symbol, interval, limit=KLINE_LIMIT):</w:t>
-      </w:r>
-    </w:p>
-    <w:p>
-      <w:pPr>
-        <w:pStyle w:val="ListParagraph"/>
-        <w:rPr>
-          <w:lang w:val="en-US"/>
-        </w:rPr>
-      </w:pPr>
-      <w:r>
-        <w:rPr>
-          <w:lang w:val="en-US"/>
-        </w:rPr>
-        <w:t xml:space="preserve">    """</w:t>
-      </w:r>
-    </w:p>
-    <w:p>
-      <w:pPr>
-        <w:pStyle w:val="ListParagraph"/>
-        <w:rPr>
-          <w:lang w:val="en-US"/>
-        </w:rPr>
-      </w:pPr>
-      <w:r>
-        <w:rPr>
-          <w:lang w:val="en-US"/>
-        </w:rPr>
-        <w:t xml:space="preserve">    Fetch klines (candlestick data) for a given symbol from Binance.</w:t>
-      </w:r>
-    </w:p>
-    <w:p>
-      <w:pPr>
-        <w:pStyle w:val="ListParagraph"/>
-        <w:rPr>
-          <w:lang w:val="en-US"/>
-        </w:rPr>
-      </w:pPr>
-    </w:p>
-    <w:p>
-      <w:pPr>
-        <w:pStyle w:val="ListParagraph"/>
-        <w:rPr>
-          <w:lang w:val="en-US"/>
-        </w:rPr>
-      </w:pPr>
-      <w:r>
-        <w:rPr>
-          <w:lang w:val="en-US"/>
-        </w:rPr>
-        <w:t xml:space="preserve">    Parameters:</w:t>
-      </w:r>
-    </w:p>
-    <w:p>
-      <w:pPr>
-        <w:pStyle w:val="ListParagraph"/>
-        <w:rPr>
-          <w:lang w:val="en-US"/>
-        </w:rPr>
-      </w:pPr>
-      <w:r>
-        <w:rPr>
-          <w:lang w:val="en-US"/>
-        </w:rPr>
-        <w:t xml:space="preserve">        symbol (str): The trading pair symbol.</w:t>
-      </w:r>
-    </w:p>
-    <w:p>
-      <w:pPr>
-        <w:pStyle w:val="ListParagraph"/>
-        <w:rPr>
-          <w:lang w:val="en-US"/>
-        </w:rPr>
-      </w:pPr>
-      <w:r>
-        <w:rPr>
-          <w:lang w:val="en-US"/>
-        </w:rPr>
-        <w:t xml:space="preserve">        interval (str): The kline interval (e.g., '1m').</w:t>
-      </w:r>
-    </w:p>
-    <w:p>
-      <w:pPr>
-        <w:pStyle w:val="ListParagraph"/>
-        <w:rPr>
-          <w:lang w:val="en-US"/>
-        </w:rPr>
-      </w:pPr>
-      <w:r>
-        <w:rPr>
-          <w:lang w:val="en-US"/>
-        </w:rPr>
-        <w:t xml:space="preserve">        limit (int): Maximum number of data points to fetch.</w:t>
-      </w:r>
-    </w:p>
-    <w:p>
-      <w:pPr>
-        <w:pStyle w:val="ListParagraph"/>
-        <w:rPr>
-          <w:lang w:val="en-US"/>
-        </w:rPr>
-      </w:pPr>
-    </w:p>
-    <w:p>
-      <w:pPr>
-        <w:pStyle w:val="ListParagraph"/>
-        <w:rPr>
-          <w:lang w:val="en-US"/>
-        </w:rPr>
-      </w:pPr>
-      <w:r>
-        <w:rPr>
-          <w:lang w:val="en-US"/>
-        </w:rPr>
-        <w:t xml:space="preserve">    Returns:</w:t>
-      </w:r>
-    </w:p>
-    <w:p>
-      <w:pPr>
-        <w:pStyle w:val="ListParagraph"/>
-        <w:rPr>
-          <w:lang w:val="en-US"/>
-        </w:rPr>
-      </w:pPr>
-      <w:r>
-        <w:rPr>
-          <w:lang w:val="en-US"/>
-        </w:rPr>
-        <w:t xml:space="preserve">        DataFrame: A DataFrame with kline data if successful; an empty DataFrame otherwise.</w:t>
-      </w:r>
-    </w:p>
-    <w:p>
-      <w:pPr>
-        <w:pStyle w:val="ListParagraph"/>
-        <w:rPr>
-          <w:lang w:val="en-US"/>
-        </w:rPr>
-      </w:pPr>
-      <w:r>
-        <w:rPr>
-          <w:lang w:val="en-US"/>
-        </w:rPr>
-        <w:t xml:space="preserve">    """</w:t>
-      </w:r>
-    </w:p>
-    <w:p>
-      <w:pPr>
-        <w:pStyle w:val="ListParagraph"/>
-        <w:rPr>
-          <w:lang w:val="en-US"/>
-        </w:rPr>
-      </w:pPr>
-      <w:r>
-        <w:rPr>
-          <w:lang w:val="en-US"/>
-        </w:rPr>
-        <w:t xml:space="preserve">    params = {"symbol": symbol, "interval": interval, "limit": limit}</w:t>
-      </w:r>
-    </w:p>
-    <w:p>
-      <w:pPr>
-        <w:pStyle w:val="ListParagraph"/>
-        <w:rPr>
-          <w:lang w:val="en-US"/>
-        </w:rPr>
-      </w:pPr>
-      <w:r>
-        <w:rPr>
-          <w:lang w:val="en-US"/>
-        </w:rPr>
-        <w:t xml:space="preserve">    try:</w:t>
-      </w:r>
-    </w:p>
-    <w:p>
-      <w:pPr>
-        <w:pStyle w:val="ListParagraph"/>
-        <w:rPr>
-          <w:lang w:val="en-US"/>
-        </w:rPr>
-      </w:pPr>
-      <w:r>
-        <w:rPr>
-          <w:lang w:val="en-US"/>
-        </w:rPr>
-        <w:t xml:space="preserve">        response = requests.get(API_URL, params=params, timeout=10)</w:t>
-      </w:r>
-    </w:p>
-    <w:p>
-      <w:pPr>
-        <w:pStyle w:val="ListParagraph"/>
-        <w:rPr>
-          <w:lang w:val="en-US"/>
-        </w:rPr>
-      </w:pPr>
-      <w:r>
-        <w:rPr>
-          <w:lang w:val="en-US"/>
-        </w:rPr>
-        <w:t xml:space="preserve">        data = response.json()</w:t>
-      </w:r>
-    </w:p>
-    <w:p>
-      <w:pPr>
-        <w:pStyle w:val="ListParagraph"/>
-        <w:rPr>
-          <w:lang w:val="en-US"/>
-        </w:rPr>
-      </w:pPr>
-      <w:r>
-        <w:rPr>
-          <w:lang w:val="en-US"/>
-        </w:rPr>
-        <w:t xml:space="preserve">        # If an error occurs, data might be a dict with an error code.</w:t>
-      </w:r>
-    </w:p>
-    <w:p>
-      <w:pPr>
-        <w:pStyle w:val="ListParagraph"/>
-        <w:rPr>
-          <w:lang w:val="en-US"/>
-        </w:rPr>
-      </w:pPr>
-      <w:r>
-        <w:rPr>
-          <w:lang w:val="en-US"/>
-        </w:rPr>
-        <w:t xml:space="preserve">        if isinstance(data, dict) and data.get("code"):</w:t>
-      </w:r>
-    </w:p>
-    <w:p>
-      <w:pPr>
-        <w:pStyle w:val="ListParagraph"/>
-        <w:rPr>
-          <w:lang w:val="en-US"/>
-        </w:rPr>
-      </w:pPr>
-      <w:r>
-        <w:rPr>
-          <w:lang w:val="en-US"/>
-        </w:rPr>
-        <w:t xml:space="preserve">            logger.error(f"Error fetching klines for {symbol}: {data}")</w:t>
-      </w:r>
-    </w:p>
-    <w:p>
-      <w:pPr>
-        <w:pStyle w:val="ListParagraph"/>
-        <w:rPr>
-          <w:lang w:val="en-US"/>
-        </w:rPr>
-      </w:pPr>
-      <w:r>
-        <w:rPr>
-          <w:lang w:val="en-US"/>
-        </w:rPr>
-        <w:t xml:space="preserve">            return pd.DataFrame()</w:t>
-      </w:r>
-    </w:p>
-    <w:p>
-      <w:pPr>
-        <w:pStyle w:val="ListParagraph"/>
-        <w:rPr>
-          <w:lang w:val="en-US"/>
-        </w:rPr>
-      </w:pPr>
-      <w:r>
-        <w:rPr>
-          <w:lang w:val="en-US"/>
-        </w:rPr>
-        <w:t xml:space="preserve">        # Define column names per Binance API documentation.</w:t>
-      </w:r>
-    </w:p>
-    <w:p>
-      <w:pPr>
-        <w:pStyle w:val="ListParagraph"/>
-        <w:rPr>
-          <w:lang w:val="en-US"/>
-        </w:rPr>
-      </w:pPr>
-      <w:r>
-        <w:rPr>
-          <w:lang w:val="en-US"/>
-        </w:rPr>
-        <w:t xml:space="preserve">        columns = [</w:t>
-      </w:r>
-    </w:p>
-    <w:p>
-      <w:pPr>
-        <w:pStyle w:val="ListParagraph"/>
-        <w:rPr>
-          <w:lang w:val="en-US"/>
-        </w:rPr>
-      </w:pPr>
-      <w:r>
-        <w:rPr>
-          <w:lang w:val="en-US"/>
-        </w:rPr>
-        <w:t xml:space="preserve">            "open_time", "open", "high", "low", "close", "volume",</w:t>
-      </w:r>
-    </w:p>
-    <w:p>
-      <w:pPr>
-        <w:pStyle w:val="ListParagraph"/>
-        <w:rPr>
-          <w:lang w:val="en-US"/>
-        </w:rPr>
-      </w:pPr>
-      <w:r>
-        <w:rPr>
-          <w:lang w:val="en-US"/>
-        </w:rPr>
-        <w:t xml:space="preserve">            "close_time", "quote_asset_volume", "number_of_trades",</w:t>
-      </w:r>
-    </w:p>
-    <w:p>
-      <w:pPr>
-        <w:pStyle w:val="ListParagraph"/>
-        <w:rPr>
-          <w:lang w:val="en-US"/>
-        </w:rPr>
-      </w:pPr>
-      <w:r>
-        <w:rPr>
-          <w:lang w:val="en-US"/>
-        </w:rPr>
-        <w:t xml:space="preserve">            "taker_buy_base", "taker_buy_quote", "ignore"</w:t>
-      </w:r>
-    </w:p>
-    <w:p>
-      <w:pPr>
-        <w:pStyle w:val="ListParagraph"/>
-        <w:rPr>
-          <w:lang w:val="en-US"/>
-        </w:rPr>
-      </w:pPr>
-      <w:r>
-        <w:rPr>
-          <w:lang w:val="en-US"/>
-        </w:rPr>
-        <w:t xml:space="preserve">        ]</w:t>
-      </w:r>
-    </w:p>
-    <w:p>
-      <w:pPr>
-        <w:pStyle w:val="ListParagraph"/>
-        <w:rPr>
-          <w:lang w:val="en-US"/>
-        </w:rPr>
-      </w:pPr>
-      <w:r>
-        <w:rPr>
-          <w:lang w:val="en-US"/>
-        </w:rPr>
-        <w:t xml:space="preserve">        df = pd.DataFrame(data, columns=columns)</w:t>
-      </w:r>
-    </w:p>
-    <w:p>
-      <w:pPr>
-        <w:pStyle w:val="ListParagraph"/>
-        <w:rPr>
-          <w:lang w:val="en-US"/>
-        </w:rPr>
-      </w:pPr>
-      <w:r>
-        <w:rPr>
-          <w:lang w:val="en-US"/>
-        </w:rPr>
-        <w:t xml:space="preserve">        # Convert timestamps from ms to datetime</w:t>
-      </w:r>
-    </w:p>
-    <w:p>
-      <w:pPr>
-        <w:pStyle w:val="ListParagraph"/>
-        <w:rPr>
-          <w:lang w:val="en-US"/>
-        </w:rPr>
-      </w:pPr>
-      <w:r>
-        <w:rPr>
-          <w:lang w:val="en-US"/>
-        </w:rPr>
-        <w:t xml:space="preserve">        df["open_time"] = pd.to_datetime(df["open_time"], unit="ms")</w:t>
-      </w:r>
-    </w:p>
-    <w:p>
-      <w:pPr>
-        <w:pStyle w:val="ListParagraph"/>
-        <w:rPr>
-          <w:lang w:val="en-US"/>
-        </w:rPr>
-      </w:pPr>
-      <w:r>
-        <w:rPr>
-          <w:lang w:val="en-US"/>
-        </w:rPr>
-        <w:t xml:space="preserve">        df["close_time"] = pd.to_datetime(df["close_time"], unit="ms")</w:t>
-      </w:r>
-    </w:p>
-    <w:p>
-      <w:pPr>
-        <w:pStyle w:val="ListParagraph"/>
-        <w:rPr>
-          <w:lang w:val="en-US"/>
-        </w:rPr>
-      </w:pPr>
-      <w:r>
-        <w:rPr>
-          <w:lang w:val="en-US"/>
-        </w:rPr>
-        <w:t xml:space="preserve">        # Convert numeric columns to floats</w:t>
-      </w:r>
-    </w:p>
-    <w:p>
-      <w:pPr>
-        <w:pStyle w:val="ListParagraph"/>
-        <w:rPr>
-          <w:lang w:val="en-US"/>
-        </w:rPr>
-      </w:pPr>
-      <w:r>
-        <w:rPr>
-          <w:lang w:val="en-US"/>
-        </w:rPr>
-        <w:t xml:space="preserve">        for col in ["open", "high", "low", "close", "volume", </w:t>
-      </w:r>
-    </w:p>
-    <w:p>
-      <w:pPr>
-        <w:pStyle w:val="ListParagraph"/>
-        <w:rPr>
-          <w:lang w:val="en-US"/>
-        </w:rPr>
-      </w:pPr>
-      <w:r>
-        <w:rPr>
-          <w:lang w:val="en-US"/>
-        </w:rPr>
-        <w:t xml:space="preserve">                    "quote_asset_volume", "taker_buy_base", "taker_buy_quote"]:</w:t>
-      </w:r>
-    </w:p>
-    <w:p>
-      <w:pPr>
-        <w:pStyle w:val="ListParagraph"/>
-        <w:rPr>
-          <w:lang w:val="en-US"/>
-        </w:rPr>
-      </w:pPr>
-      <w:r>
-        <w:rPr>
-          <w:lang w:val="en-US"/>
-        </w:rPr>
-        <w:t xml:space="preserve">            df[col] = pd.to_numeric(df[col], errors="coerce")</w:t>
-      </w:r>
-    </w:p>
-    <w:p>
-      <w:pPr>
-        <w:pStyle w:val="ListParagraph"/>
-        <w:rPr>
-          <w:lang w:val="en-US"/>
-        </w:rPr>
-      </w:pPr>
-      <w:r>
-        <w:rPr>
-          <w:lang w:val="en-US"/>
-        </w:rPr>
-        <w:t xml:space="preserve">        df["symbol"] = symbol</w:t>
-      </w:r>
-    </w:p>
-    <w:p>
-      <w:pPr>
-        <w:pStyle w:val="ListParagraph"/>
-        <w:rPr>
-          <w:lang w:val="en-US"/>
-        </w:rPr>
-      </w:pPr>
-      <w:r>
-        <w:rPr>
-          <w:lang w:val="en-US"/>
-        </w:rPr>
-        <w:t xml:space="preserve">        return df</w:t>
-      </w:r>
-    </w:p>
-    <w:p>
-      <w:pPr>
-        <w:pStyle w:val="ListParagraph"/>
-        <w:rPr>
-          <w:lang w:val="en-US"/>
-        </w:rPr>
-      </w:pPr>
-      <w:r>
-        <w:rPr>
-          <w:lang w:val="en-US"/>
-        </w:rPr>
-        <w:t xml:space="preserve">    except Exception as e:</w:t>
-      </w:r>
-    </w:p>
-    <w:p>
-      <w:pPr>
-        <w:pStyle w:val="ListParagraph"/>
-        <w:rPr>
-          <w:lang w:val="en-US"/>
-        </w:rPr>
-      </w:pPr>
-      <w:r>
-        <w:rPr>
-          <w:lang w:val="en-US"/>
-        </w:rPr>
-        <w:t xml:space="preserve">        logger.error(f"Exception fetching klines for {symbol}: {e}")</w:t>
-      </w:r>
-    </w:p>
-    <w:p>
-      <w:pPr>
-        <w:pStyle w:val="ListParagraph"/>
-        <w:rPr>
-          <w:lang w:val="en-US"/>
-        </w:rPr>
-      </w:pPr>
-      <w:r>
-        <w:rPr>
-          <w:lang w:val="en-US"/>
-        </w:rPr>
-        <w:t xml:space="preserve">        return pd.DataFrame()</w:t>
-      </w:r>
-    </w:p>
-    <w:p>
-      <w:pPr>
-        <w:pStyle w:val="ListParagraph"/>
-        <w:rPr>
-          <w:lang w:val="en-US"/>
-        </w:rPr>
-      </w:pPr>
-    </w:p>
-    <w:p>
-      <w:pPr>
-        <w:pStyle w:val="ListParagraph"/>
-        <w:rPr>
-          <w:lang w:val="en-US"/>
-        </w:rPr>
-      </w:pPr>
-      <w:r>
-        <w:rPr>
-          <w:lang w:val="en-US"/>
-        </w:rPr>
-        <w:t>def compute_indicators(df):</w:t>
-      </w:r>
-    </w:p>
-    <w:p>
-      <w:pPr>
-        <w:pStyle w:val="ListParagraph"/>
-        <w:rPr>
-          <w:lang w:val="en-US"/>
-        </w:rPr>
-      </w:pPr>
-      <w:r>
-        <w:rPr>
-          <w:lang w:val="en-US"/>
-        </w:rPr>
-        <w:t xml:space="preserve">    """</w:t>
-      </w:r>
-    </w:p>
-    <w:p>
-      <w:pPr>
-        <w:pStyle w:val="ListParagraph"/>
-        <w:rPr>
-          <w:lang w:val="en-US"/>
-        </w:rPr>
-      </w:pPr>
-      <w:r>
-        <w:rPr>
-          <w:lang w:val="en-US"/>
-        </w:rPr>
-        <w:t xml:space="preserve">    Compute technical indicators (RSI and MACD) for the given DataFrame and fill NaN values with 0.</w:t>
-      </w:r>
-    </w:p>
-    <w:p>
-      <w:pPr>
-        <w:pStyle w:val="ListParagraph"/>
-        <w:rPr>
-          <w:lang w:val="en-US"/>
-        </w:rPr>
-      </w:pPr>
-    </w:p>
-    <w:p>
-      <w:pPr>
-        <w:pStyle w:val="ListParagraph"/>
-        <w:rPr>
-          <w:lang w:val="en-US"/>
-        </w:rPr>
-      </w:pPr>
-      <w:r>
-        <w:rPr>
-          <w:lang w:val="en-US"/>
-        </w:rPr>
-        <w:t xml:space="preserve">    Parameters:</w:t>
-      </w:r>
-    </w:p>
-    <w:p>
-      <w:pPr>
-        <w:pStyle w:val="ListParagraph"/>
-        <w:rPr>
-          <w:lang w:val="en-US"/>
-        </w:rPr>
-      </w:pPr>
-      <w:r>
-        <w:rPr>
-          <w:lang w:val="en-US"/>
-        </w:rPr>
-        <w:t xml:space="preserve">        df (DataFrame): The DataFrame containing kline data.</w:t>
-      </w:r>
-    </w:p>
-    <w:p>
-      <w:pPr>
-        <w:pStyle w:val="ListParagraph"/>
-        <w:rPr>
-          <w:lang w:val="en-US"/>
-        </w:rPr>
-      </w:pPr>
-    </w:p>
-    <w:p>
-      <w:pPr>
-        <w:pStyle w:val="ListParagraph"/>
-        <w:rPr>
-          <w:lang w:val="en-US"/>
-        </w:rPr>
-      </w:pPr>
-      <w:r>
-        <w:rPr>
-          <w:lang w:val="en-US"/>
-        </w:rPr>
-        <w:t xml:space="preserve">    Returns:</w:t>
-      </w:r>
-    </w:p>
-    <w:p>
-      <w:pPr>
-        <w:pStyle w:val="ListParagraph"/>
-        <w:rPr>
-          <w:lang w:val="en-US"/>
-        </w:rPr>
-      </w:pPr>
-      <w:r>
-        <w:rPr>
-          <w:lang w:val="en-US"/>
-        </w:rPr>
-        <w:t xml:space="preserve">        DataFrame: The input DataFrame with added columns: 'rsi', 'macd', 'macd_signal', 'macd_hist'.</w:t>
-      </w:r>
-    </w:p>
-    <w:p>
-      <w:pPr>
-        <w:pStyle w:val="ListParagraph"/>
-        <w:rPr>
-          <w:lang w:val="en-US"/>
-        </w:rPr>
-      </w:pPr>
-      <w:r>
-        <w:rPr>
-          <w:lang w:val="en-US"/>
-        </w:rPr>
-        <w:t xml:space="preserve">    """</w:t>
-      </w:r>
-    </w:p>
-    <w:p>
-      <w:pPr>
-        <w:pStyle w:val="ListParagraph"/>
-        <w:rPr>
-          <w:lang w:val="en-US"/>
-        </w:rPr>
-      </w:pPr>
-      <w:r>
-        <w:rPr>
-          <w:lang w:val="en-US"/>
-        </w:rPr>
-        <w:t xml:space="preserve">    try:</w:t>
-      </w:r>
-    </w:p>
-    <w:p>
-      <w:pPr>
-        <w:pStyle w:val="ListParagraph"/>
-        <w:rPr>
-          <w:lang w:val="en-US"/>
-        </w:rPr>
-      </w:pPr>
-      <w:r>
-        <w:rPr>
-          <w:lang w:val="en-US"/>
-        </w:rPr>
-        <w:t xml:space="preserve">        df["rsi"] = ta.momentum.rsi(df["close"], window=14).fillna(0)</w:t>
-      </w:r>
-    </w:p>
-    <w:p>
-      <w:pPr>
-        <w:pStyle w:val="ListParagraph"/>
-        <w:rPr>
-          <w:lang w:val="en-US"/>
-        </w:rPr>
-      </w:pPr>
-      <w:r>
-        <w:rPr>
-          <w:lang w:val="en-US"/>
-        </w:rPr>
-        <w:t xml:space="preserve">    except Exception as e:</w:t>
-      </w:r>
-    </w:p>
-    <w:p>
-      <w:pPr>
-        <w:pStyle w:val="ListParagraph"/>
-        <w:rPr>
-          <w:lang w:val="en-US"/>
-        </w:rPr>
-      </w:pPr>
-      <w:r>
-        <w:rPr>
-          <w:lang w:val="en-US"/>
-        </w:rPr>
-        <w:t xml:space="preserve">        logger.error(f"Error computing RSI for symbol {df.get('symbol', 'unknown')}: {e}")</w:t>
-      </w:r>
-    </w:p>
-    <w:p>
-      <w:pPr>
-        <w:pStyle w:val="ListParagraph"/>
-        <w:rPr>
-          <w:lang w:val="en-US"/>
-        </w:rPr>
-      </w:pPr>
-      <w:r>
-        <w:rPr>
-          <w:lang w:val="en-US"/>
-        </w:rPr>
-        <w:t xml:space="preserve">        df["rsi"] = 0</w:t>
-      </w:r>
-    </w:p>
-    <w:p>
-      <w:pPr>
-        <w:pStyle w:val="ListParagraph"/>
-        <w:rPr>
-          <w:lang w:val="en-US"/>
-        </w:rPr>
-      </w:pPr>
-      <w:r>
-        <w:rPr>
-          <w:lang w:val="en-US"/>
-        </w:rPr>
-        <w:t xml:space="preserve">    try:</w:t>
-      </w:r>
-    </w:p>
-    <w:p>
-      <w:pPr>
-        <w:pStyle w:val="ListParagraph"/>
-        <w:rPr>
-          <w:lang w:val="en-US"/>
-        </w:rPr>
-      </w:pPr>
-      <w:r>
-        <w:rPr>
-          <w:lang w:val="en-US"/>
-        </w:rPr>
-        <w:t xml:space="preserve">        macd = ta.trend.macd(df["close"])</w:t>
-      </w:r>
-    </w:p>
-    <w:p>
-      <w:pPr>
-        <w:pStyle w:val="ListParagraph"/>
-        <w:rPr>
-          <w:lang w:val="en-US"/>
-        </w:rPr>
-      </w:pPr>
-      <w:r>
-        <w:rPr>
-          <w:lang w:val="en-US"/>
-        </w:rPr>
-        <w:t xml:space="preserve">        macd_signal = ta.trend.macd_signal(df["close"])</w:t>
-      </w:r>
-    </w:p>
-    <w:p>
-      <w:pPr>
-        <w:pStyle w:val="ListParagraph"/>
-        <w:rPr>
-          <w:lang w:val="en-US"/>
-        </w:rPr>
-      </w:pPr>
-      <w:r>
-        <w:rPr>
-          <w:lang w:val="en-US"/>
-        </w:rPr>
-        <w:t xml:space="preserve">        df["macd"] = macd.fillna(0)</w:t>
-      </w:r>
-    </w:p>
-    <w:p>
-      <w:pPr>
-        <w:pStyle w:val="ListParagraph"/>
-        <w:rPr>
-          <w:lang w:val="en-US"/>
-        </w:rPr>
-      </w:pPr>
-      <w:r>
-        <w:rPr>
-          <w:lang w:val="en-US"/>
-        </w:rPr>
-        <w:t xml:space="preserve">        df["macd_signal"] = macd_signal.fillna(0)</w:t>
-      </w:r>
-    </w:p>
-    <w:p>
-      <w:pPr>
-        <w:pStyle w:val="ListParagraph"/>
-        <w:rPr>
-          <w:lang w:val="en-US"/>
-        </w:rPr>
-      </w:pPr>
-      <w:r>
-        <w:rPr>
-          <w:lang w:val="en-US"/>
-        </w:rPr>
-        <w:t xml:space="preserve">        df["macd_hist"] = (macd - macd_signal).fillna(0)</w:t>
-      </w:r>
-    </w:p>
-    <w:p>
-      <w:pPr>
-        <w:pStyle w:val="ListParagraph"/>
-        <w:rPr>
-          <w:lang w:val="en-US"/>
-        </w:rPr>
-      </w:pPr>
-      <w:r>
-        <w:rPr>
-          <w:lang w:val="en-US"/>
-        </w:rPr>
-        <w:t xml:space="preserve">    except Exception as e:</w:t>
-      </w:r>
-    </w:p>
-    <w:p>
-      <w:pPr>
-        <w:pStyle w:val="ListParagraph"/>
-        <w:rPr>
-          <w:lang w:val="en-US"/>
-        </w:rPr>
-      </w:pPr>
-      <w:r>
-        <w:rPr>
-          <w:lang w:val="en-US"/>
-        </w:rPr>
-        <w:t xml:space="preserve">        logger.error(f"Error computing MACD for symbol {df.get('symbol', 'unknown')}: {e}")</w:t>
-      </w:r>
-    </w:p>
-    <w:p>
-      <w:pPr>
-        <w:pStyle w:val="ListParagraph"/>
-        <w:rPr>
-          <w:lang w:val="en-US"/>
-        </w:rPr>
-      </w:pPr>
-      <w:r>
-        <w:rPr>
-          <w:lang w:val="en-US"/>
-        </w:rPr>
-        <w:t xml:space="preserve">        df["macd"] = 0</w:t>
-      </w:r>
-    </w:p>
-    <w:p>
-      <w:pPr>
-        <w:pStyle w:val="ListParagraph"/>
-        <w:rPr>
-          <w:lang w:val="en-US"/>
-        </w:rPr>
-      </w:pPr>
-      <w:r>
-        <w:rPr>
-          <w:lang w:val="en-US"/>
-        </w:rPr>
-        <w:t xml:space="preserve">        df["macd_signal"] = 0</w:t>
-      </w:r>
-    </w:p>
-    <w:p>
-      <w:pPr>
-        <w:pStyle w:val="ListParagraph"/>
-        <w:rPr>
-          <w:lang w:val="en-US"/>
-        </w:rPr>
-      </w:pPr>
-      <w:r>
-        <w:rPr>
-          <w:lang w:val="en-US"/>
-        </w:rPr>
-        <w:t xml:space="preserve">        df["macd_hist"] = 0</w:t>
-      </w:r>
-    </w:p>
-    <w:p>
-      <w:pPr>
-        <w:pStyle w:val="ListParagraph"/>
-        <w:rPr>
-          <w:lang w:val="en-US"/>
-        </w:rPr>
-      </w:pPr>
-      <w:r>
-        <w:rPr>
-          <w:lang w:val="en-US"/>
-        </w:rPr>
-        <w:t xml:space="preserve">    return df</w:t>
-      </w:r>
-    </w:p>
-    <w:p>
-      <w:pPr>
-        <w:pStyle w:val="ListParagraph"/>
-        <w:rPr>
-          <w:lang w:val="en-US"/>
-        </w:rPr>
-      </w:pPr>
-    </w:p>
-    <w:p>
-      <w:pPr>
-        <w:pStyle w:val="ListParagraph"/>
-        <w:rPr>
-          <w:lang w:val="en-US"/>
-        </w:rPr>
-      </w:pPr>
-      <w:r>
-        <w:rPr>
-          <w:lang w:val="en-US"/>
-        </w:rPr>
-        <w:t># ----------------------------</w:t>
-      </w:r>
-    </w:p>
-    <w:p>
-      <w:pPr>
-        <w:pStyle w:val="ListParagraph"/>
-        <w:rPr>
-          <w:lang w:val="en-US"/>
-        </w:rPr>
-      </w:pPr>
-      <w:r>
-        <w:rPr>
-          <w:lang w:val="en-US"/>
-        </w:rPr>
-        <w:t># Main Function</w:t>
-      </w:r>
-    </w:p>
-    <w:p>
-      <w:pPr>
-        <w:pStyle w:val="ListParagraph"/>
-        <w:rPr>
-          <w:lang w:val="en-US"/>
-        </w:rPr>
-      </w:pPr>
-      <w:r>
-        <w:rPr>
-          <w:lang w:val="en-US"/>
-        </w:rPr>
-        <w:t># ----------------------------</w:t>
-      </w:r>
-    </w:p>
-    <w:p>
-      <w:pPr>
-        <w:pStyle w:val="ListParagraph"/>
-        <w:rPr>
-          <w:lang w:val="en-US"/>
-        </w:rPr>
-      </w:pPr>
-      <w:r>
-        <w:rPr>
-          <w:lang w:val="en-US"/>
-        </w:rPr>
         <w:t>def main():</w:t>
       </w:r>
     </w:p>
@@ -8632,62 +8274,6 @@
         <w:rPr>
           <w:lang w:val="en-US"/>
         </w:rPr>
-        <w:t xml:space="preserve">    """</w:t>
-      </w:r>
-    </w:p>
-    <w:p>
-      <w:pPr>
-        <w:pStyle w:val="ListParagraph"/>
-        <w:rPr>
-          <w:lang w:val="en-US"/>
-        </w:rPr>
-      </w:pPr>
-      <w:r>
-        <w:rPr>
-          <w:lang w:val="en-US"/>
-        </w:rPr>
-        <w:t xml:space="preserve">    Main function to continuously fetch kline data, compute technical indicators,</w:t>
-      </w:r>
-    </w:p>
-    <w:p>
-      <w:pPr>
-        <w:pStyle w:val="ListParagraph"/>
-        <w:rPr>
-          <w:lang w:val="en-US"/>
-        </w:rPr>
-      </w:pPr>
-      <w:r>
-        <w:rPr>
-          <w:lang w:val="en-US"/>
-        </w:rPr>
-        <w:t xml:space="preserve">    and store the processed data into the SQLite database.</w:t>
-      </w:r>
-    </w:p>
-    <w:p>
-      <w:pPr>
-        <w:pStyle w:val="ListParagraph"/>
-        <w:rPr>
-          <w:lang w:val="en-US"/>
-        </w:rPr>
-      </w:pPr>
-      <w:r>
-        <w:rPr>
-          <w:lang w:val="en-US"/>
-        </w:rPr>
-        <w:t xml:space="preserve">    """</w:t>
-      </w:r>
-    </w:p>
-    <w:p>
-      <w:pPr>
-        <w:pStyle w:val="ListParagraph"/>
-        <w:rPr>
-          <w:lang w:val="en-US"/>
-        </w:rPr>
-      </w:pPr>
-      <w:r>
-        <w:rPr>
-          <w:lang w:val="en-US"/>
-        </w:rPr>
         <w:t xml:space="preserve">    while True:</w:t>
       </w:r>
     </w:p>
@@ -8828,8 +8414,16 @@
         <w:rPr>
           <w:lang w:val="en-US"/>
         </w:rPr>
-        <w:t xml:space="preserve">            time.sleep(0.2)  # Pause to avoid hitting API rate limits</w:t>
-      </w:r>
+        <w:t xml:space="preserve">            time.sleep(0.2)  # to avoid API rate limits</w:t>
+      </w:r>
+    </w:p>
+    <w:p>
+      <w:pPr>
+        <w:pStyle w:val="ListParagraph"/>
+        <w:rPr>
+          <w:lang w:val="en-US"/>
+        </w:rPr>
+      </w:pPr>
     </w:p>
     <w:p>
       <w:pPr>
@@ -8922,6 +8516,14 @@
           <w:lang w:val="en-US"/>
         </w:rPr>
       </w:pPr>
+    </w:p>
+    <w:p>
+      <w:pPr>
+        <w:pStyle w:val="ListParagraph"/>
+        <w:rPr>
+          <w:lang w:val="en-US"/>
+        </w:rPr>
+      </w:pPr>
       <w:r>
         <w:rPr>
           <w:lang w:val="en-US"/>
@@ -8942,6 +8544,14 @@
         </w:rPr>
         <w:t xml:space="preserve">            logger.info("Extra data stored in the SQLite database.")</w:t>
       </w:r>
+    </w:p>
+    <w:p>
+      <w:pPr>
+        <w:pStyle w:val="ListParagraph"/>
+        <w:rPr>
+          <w:lang w:val="en-US"/>
+        </w:rPr>
+      </w:pPr>
     </w:p>
     <w:p>
       <w:pPr>
@@ -9044,2976 +8654,2524 @@
     <w:p>
       <w:pPr>
         <w:pStyle w:val="ListParagraph"/>
-        <w:rPr>
-          <w:lang w:val="ru-RU"/>
-        </w:rPr>
-      </w:pPr>
-      <w:r>
-        <w:rPr>
-          <w:lang w:val="ru-RU"/>
-        </w:rPr>
+      </w:pPr>
+      <w:r>
         <w:t>#!/usr/bin/env python3</w:t>
       </w:r>
     </w:p>
     <w:p>
       <w:pPr>
         <w:pStyle w:val="ListParagraph"/>
-        <w:rPr>
-          <w:lang w:val="ru-RU"/>
-        </w:rPr>
-      </w:pPr>
-      <w:r>
-        <w:rPr>
-          <w:lang w:val="ru-RU"/>
-        </w:rPr>
+      </w:pPr>
+      <w:r>
         <w:t>import pandas as pd</w:t>
       </w:r>
     </w:p>
     <w:p>
       <w:pPr>
         <w:pStyle w:val="ListParagraph"/>
-        <w:rPr>
-          <w:lang w:val="ru-RU"/>
-        </w:rPr>
-      </w:pPr>
-      <w:r>
-        <w:rPr>
-          <w:lang w:val="ru-RU"/>
-        </w:rPr>
+      </w:pPr>
+      <w:r>
         <w:t>import numpy as np</w:t>
       </w:r>
     </w:p>
     <w:p>
       <w:pPr>
         <w:pStyle w:val="ListParagraph"/>
-        <w:rPr>
-          <w:lang w:val="ru-RU"/>
-        </w:rPr>
-      </w:pPr>
-      <w:r>
-        <w:rPr>
-          <w:lang w:val="ru-RU"/>
-        </w:rPr>
+      </w:pPr>
+      <w:r>
         <w:t>import joblib</w:t>
       </w:r>
     </w:p>
     <w:p>
       <w:pPr>
         <w:pStyle w:val="ListParagraph"/>
-        <w:rPr>
-          <w:lang w:val="ru-RU"/>
-        </w:rPr>
-      </w:pPr>
-      <w:r>
-        <w:rPr>
-          <w:lang w:val="ru-RU"/>
-        </w:rPr>
+      </w:pPr>
+      <w:r>
         <w:t>from datetime import datetime, timedelta</w:t>
       </w:r>
     </w:p>
     <w:p>
       <w:pPr>
         <w:pStyle w:val="ListParagraph"/>
-        <w:rPr>
-          <w:lang w:val="ru-RU"/>
-        </w:rPr>
-      </w:pPr>
-      <w:r>
-        <w:rPr>
-          <w:lang w:val="ru-RU"/>
-        </w:rPr>
+      </w:pPr>
+      <w:r>
         <w:t>import time</w:t>
       </w:r>
     </w:p>
     <w:p>
       <w:pPr>
         <w:pStyle w:val="ListParagraph"/>
-        <w:rPr>
-          <w:lang w:val="ru-RU"/>
-        </w:rPr>
-      </w:pPr>
-      <w:r>
-        <w:rPr>
-          <w:lang w:val="ru-RU"/>
-        </w:rPr>
+      </w:pPr>
+      <w:r>
         <w:t>import os</w:t>
       </w:r>
     </w:p>
     <w:p>
       <w:pPr>
         <w:pStyle w:val="ListParagraph"/>
-        <w:rPr>
-          <w:lang w:val="ru-RU"/>
-        </w:rPr>
-      </w:pPr>
-      <w:r>
-        <w:rPr>
-          <w:lang w:val="ru-RU"/>
-        </w:rPr>
+      </w:pPr>
+      <w:r>
         <w:t>import logging</w:t>
       </w:r>
     </w:p>
     <w:p>
       <w:pPr>
         <w:pStyle w:val="ListParagraph"/>
-        <w:rPr>
-          <w:lang w:val="ru-RU"/>
-        </w:rPr>
-      </w:pPr>
-      <w:r>
-        <w:rPr>
-          <w:lang w:val="ru-RU"/>
-        </w:rPr>
+      </w:pPr>
+      <w:r>
         <w:t>import sqlite3</w:t>
       </w:r>
     </w:p>
     <w:p>
       <w:pPr>
         <w:pStyle w:val="ListParagraph"/>
-        <w:rPr>
-          <w:lang w:val="ru-RU"/>
-        </w:rPr>
-      </w:pPr>
-      <w:r>
-        <w:rPr>
-          <w:lang w:val="ru-RU"/>
-        </w:rPr>
+      </w:pPr>
+      <w:r>
         <w:t>import json</w:t>
       </w:r>
     </w:p>
     <w:p>
       <w:pPr>
         <w:pStyle w:val="ListParagraph"/>
-        <w:rPr>
-          <w:lang w:val="ru-RU"/>
-        </w:rPr>
-      </w:pPr>
-      <w:r>
-        <w:rPr>
-          <w:lang w:val="ru-RU"/>
-        </w:rPr>
+      </w:pPr>
+      <w:r>
         <w:t>import requests</w:t>
       </w:r>
     </w:p>
     <w:p>
       <w:pPr>
         <w:pStyle w:val="ListParagraph"/>
-        <w:rPr>
-          <w:lang w:val="ru-RU"/>
-        </w:rPr>
-      </w:pPr>
-    </w:p>
-    <w:p>
-      <w:pPr>
-        <w:pStyle w:val="ListParagraph"/>
-        <w:rPr>
-          <w:lang w:val="ru-RU"/>
-        </w:rPr>
-      </w:pPr>
-      <w:r>
-        <w:rPr>
-          <w:lang w:val="ru-RU"/>
-        </w:rPr>
+      </w:pPr>
+    </w:p>
+    <w:p>
+      <w:pPr>
+        <w:pStyle w:val="ListParagraph"/>
+      </w:pPr>
+      <w:r>
+        <w:t># Import Keras load_model for neural network loading</w:t>
+      </w:r>
+    </w:p>
+    <w:p>
+      <w:pPr>
+        <w:pStyle w:val="ListParagraph"/>
+      </w:pPr>
+      <w:r>
+        <w:t>from tensorflow.keras.models import load_model</w:t>
+      </w:r>
+    </w:p>
+    <w:p>
+      <w:pPr>
+        <w:pStyle w:val="ListParagraph"/>
+      </w:pPr>
+    </w:p>
+    <w:p>
+      <w:pPr>
+        <w:pStyle w:val="ListParagraph"/>
+      </w:pPr>
+      <w:r>
         <w:t># ----------------------------</w:t>
       </w:r>
     </w:p>
     <w:p>
       <w:pPr>
         <w:pStyle w:val="ListParagraph"/>
-        <w:rPr>
-          <w:lang w:val="ru-RU"/>
-        </w:rPr>
-      </w:pPr>
-      <w:r>
-        <w:rPr>
-          <w:lang w:val="ru-RU"/>
-        </w:rPr>
+      </w:pPr>
+      <w:r>
         <w:t># Configuration &amp; File Paths</w:t>
       </w:r>
     </w:p>
     <w:p>
       <w:pPr>
         <w:pStyle w:val="ListParagraph"/>
-        <w:rPr>
-          <w:lang w:val="ru-RU"/>
-        </w:rPr>
-      </w:pPr>
-      <w:r>
-        <w:rPr>
-          <w:lang w:val="ru-RU"/>
-        </w:rPr>
+      </w:pPr>
+      <w:r>
         <w:t># ----------------------------</w:t>
       </w:r>
     </w:p>
     <w:p>
       <w:pPr>
         <w:pStyle w:val="ListParagraph"/>
-        <w:rPr>
-          <w:lang w:val="ru-RU"/>
-        </w:rPr>
-      </w:pPr>
-      <w:r>
-        <w:rPr>
-          <w:lang w:val="ru-RU"/>
-        </w:rPr>
+      </w:pPr>
+      <w:r>
         <w:t>BASE_DIR = "/Users/igorbulgakov/Documents/vib_bot"</w:t>
       </w:r>
     </w:p>
     <w:p>
       <w:pPr>
         <w:pStyle w:val="ListParagraph"/>
-        <w:rPr>
-          <w:lang w:val="ru-RU"/>
-        </w:rPr>
-      </w:pPr>
-    </w:p>
-    <w:p>
-      <w:pPr>
-        <w:pStyle w:val="ListParagraph"/>
-        <w:rPr>
-          <w:lang w:val="ru-RU"/>
-        </w:rPr>
-      </w:pPr>
-      <w:r>
-        <w:rPr>
-          <w:lang w:val="ru-RU"/>
-        </w:rPr>
+      </w:pPr>
+    </w:p>
+    <w:p>
+      <w:pPr>
+        <w:pStyle w:val="ListParagraph"/>
+      </w:pPr>
+      <w:r>
         <w:t>TRADES_DB_FILE = os.path.join(BASE_DIR, "trades.db")</w:t>
       </w:r>
     </w:p>
     <w:p>
       <w:pPr>
         <w:pStyle w:val="ListParagraph"/>
-        <w:rPr>
-          <w:lang w:val="ru-RU"/>
-        </w:rPr>
-      </w:pPr>
-      <w:r>
-        <w:rPr>
-          <w:lang w:val="ru-RU"/>
-        </w:rPr>
+      </w:pPr>
+      <w:r>
         <w:t>EXTRAS_DB_FILE = os.path.join(BASE_DIR, "vib_extra_data.db")</w:t>
       </w:r>
     </w:p>
     <w:p>
       <w:pPr>
         <w:pStyle w:val="ListParagraph"/>
-        <w:rPr>
-          <w:lang w:val="ru-RU"/>
-        </w:rPr>
-      </w:pPr>
-      <w:r>
-        <w:rPr>
-          <w:lang w:val="ru-RU"/>
-        </w:rPr>
+      </w:pPr>
+      <w:r>
         <w:t>ORDERBOOK_DB_FILE = os.path.join(BASE_DIR, "orderbook.db")</w:t>
       </w:r>
     </w:p>
     <w:p>
       <w:pPr>
         <w:pStyle w:val="ListParagraph"/>
-        <w:rPr>
-          <w:lang w:val="ru-RU"/>
-        </w:rPr>
-      </w:pPr>
-    </w:p>
-    <w:p>
-      <w:pPr>
-        <w:pStyle w:val="ListParagraph"/>
-        <w:rPr>
-          <w:lang w:val="ru-RU"/>
-        </w:rPr>
-      </w:pPr>
-      <w:r>
-        <w:rPr>
-          <w:lang w:val="ru-RU"/>
-        </w:rPr>
-        <w:t># Model path (trained model to be used for inference)</w:t>
-      </w:r>
-    </w:p>
-    <w:p>
-      <w:pPr>
-        <w:pStyle w:val="ListParagraph"/>
-        <w:rPr>
-          <w:lang w:val="ru-RU"/>
-        </w:rPr>
-      </w:pPr>
-      <w:r>
-        <w:rPr>
-          <w:lang w:val="ru-RU"/>
-        </w:rPr>
-        <w:t>MODEL_PATH = os.path.join(BASE_DIR, "model.pkl")</w:t>
-      </w:r>
-    </w:p>
-    <w:p>
-      <w:pPr>
-        <w:pStyle w:val="ListParagraph"/>
-        <w:rPr>
-          <w:lang w:val="ru-RU"/>
-        </w:rPr>
-      </w:pPr>
-    </w:p>
-    <w:p>
-      <w:pPr>
-        <w:pStyle w:val="ListParagraph"/>
-        <w:rPr>
-          <w:lang w:val="ru-RU"/>
-        </w:rPr>
-      </w:pPr>
-      <w:r>
-        <w:rPr>
-          <w:lang w:val="ru-RU"/>
-        </w:rPr>
+      </w:pPr>
+    </w:p>
+    <w:p>
+      <w:pPr>
+        <w:pStyle w:val="ListParagraph"/>
+      </w:pPr>
+      <w:r>
+        <w:t># Model paths for different models</w:t>
+      </w:r>
+    </w:p>
+    <w:p>
+      <w:pPr>
+        <w:pStyle w:val="ListParagraph"/>
+      </w:pPr>
+      <w:r>
+        <w:t>MODEL_PATH_LINEAR = os.path.join(BASE_DIR, "model.pkl")       # Linear model</w:t>
+      </w:r>
+    </w:p>
+    <w:p>
+      <w:pPr>
+        <w:pStyle w:val="ListParagraph"/>
+      </w:pPr>
+      <w:r>
+        <w:t>MODEL_PATH_NN = os.path.join(BASE_DIR, "model_nn.h5")           # Neural network model</w:t>
+      </w:r>
+    </w:p>
+    <w:p>
+      <w:pPr>
+        <w:pStyle w:val="ListParagraph"/>
+      </w:pPr>
+      <w:r>
+        <w:t>SCALER_PATH_NN = os.path.join(BASE_DIR, "scaler_nn.pkl")        # Scaler for NN input</w:t>
+      </w:r>
+    </w:p>
+    <w:p>
+      <w:pPr>
+        <w:pStyle w:val="ListParagraph"/>
+      </w:pPr>
+      <w:r>
+        <w:t>ACTIVE_MODEL_FILE = os.path.join(BASE_DIR, "active_model.txt")   # Contains "linear" or "nn"</w:t>
+      </w:r>
+    </w:p>
+    <w:p>
+      <w:pPr>
+        <w:pStyle w:val="ListParagraph"/>
+      </w:pPr>
+    </w:p>
+    <w:p>
+      <w:pPr>
+        <w:pStyle w:val="ListParagraph"/>
+      </w:pPr>
+      <w:r>
         <w:t># Master DB for storing predictions and pending feedback (for training updates)</w:t>
       </w:r>
     </w:p>
     <w:p>
       <w:pPr>
         <w:pStyle w:val="ListParagraph"/>
-        <w:rPr>
-          <w:lang w:val="ru-RU"/>
-        </w:rPr>
-      </w:pPr>
-      <w:r>
-        <w:rPr>
-          <w:lang w:val="ru-RU"/>
-        </w:rPr>
+      </w:pPr>
+      <w:r>
         <w:t>MASTER_DB_FILE = os.path.join(BASE_DIR, "vib_master.db")</w:t>
       </w:r>
     </w:p>
     <w:p>
       <w:pPr>
         <w:pStyle w:val="ListParagraph"/>
-        <w:rPr>
-          <w:lang w:val="ru-RU"/>
-        </w:rPr>
-      </w:pPr>
-    </w:p>
-    <w:p>
-      <w:pPr>
-        <w:pStyle w:val="ListParagraph"/>
-        <w:rPr>
-          <w:lang w:val="ru-RU"/>
-        </w:rPr>
-      </w:pPr>
-      <w:r>
-        <w:rPr>
-          <w:lang w:val="ru-RU"/>
-        </w:rPr>
+      </w:pPr>
+    </w:p>
+    <w:p>
+      <w:pPr>
+        <w:pStyle w:val="ListParagraph"/>
+      </w:pPr>
+      <w:r>
         <w:t>TELEGRAM_TOKEN = "7636229600:AAESoUoIB6nIcUHxme43x8byKhX1sok5zPk"</w:t>
       </w:r>
     </w:p>
     <w:p>
       <w:pPr>
         <w:pStyle w:val="ListParagraph"/>
-        <w:rPr>
-          <w:lang w:val="ru-RU"/>
-        </w:rPr>
-      </w:pPr>
-      <w:r>
-        <w:rPr>
-          <w:lang w:val="ru-RU"/>
-        </w:rPr>
+      </w:pPr>
+      <w:r>
         <w:t>CHAT_ID = 531265494</w:t>
       </w:r>
     </w:p>
     <w:p>
       <w:pPr>
         <w:pStyle w:val="ListParagraph"/>
-        <w:rPr>
-          <w:lang w:val="ru-RU"/>
-        </w:rPr>
-      </w:pPr>
-    </w:p>
-    <w:p>
-      <w:pPr>
-        <w:pStyle w:val="ListParagraph"/>
-        <w:rPr>
-          <w:lang w:val="ru-RU"/>
-        </w:rPr>
-      </w:pPr>
-      <w:r>
-        <w:rPr>
-          <w:lang w:val="ru-RU"/>
-        </w:rPr>
+      </w:pPr>
+    </w:p>
+    <w:p>
+      <w:pPr>
+        <w:pStyle w:val="ListParagraph"/>
+      </w:pPr>
+      <w:r>
         <w:t># Feedback window (in seconds)</w:t>
       </w:r>
     </w:p>
     <w:p>
       <w:pPr>
         <w:pStyle w:val="ListParagraph"/>
-        <w:rPr>
-          <w:lang w:val="ru-RU"/>
-        </w:rPr>
-      </w:pPr>
-      <w:r>
-        <w:rPr>
-          <w:lang w:val="ru-RU"/>
-        </w:rPr>
+      </w:pPr>
+      <w:r>
         <w:t>FEEDBACK_WINDOW = 3600</w:t>
       </w:r>
     </w:p>
     <w:p>
       <w:pPr>
         <w:pStyle w:val="ListParagraph"/>
-        <w:rPr>
-          <w:lang w:val="ru-RU"/>
-        </w:rPr>
-      </w:pPr>
-    </w:p>
-    <w:p>
-      <w:pPr>
-        <w:pStyle w:val="ListParagraph"/>
-        <w:rPr>
-          <w:lang w:val="ru-RU"/>
-        </w:rPr>
-      </w:pPr>
-      <w:r>
-        <w:rPr>
-          <w:lang w:val="ru-RU"/>
-        </w:rPr>
+      </w:pPr>
+    </w:p>
+    <w:p>
+      <w:pPr>
+        <w:pStyle w:val="ListParagraph"/>
+      </w:pPr>
+      <w:r>
         <w:t># ----------------------------</w:t>
       </w:r>
     </w:p>
     <w:p>
       <w:pPr>
         <w:pStyle w:val="ListParagraph"/>
-        <w:rPr>
-          <w:lang w:val="ru-RU"/>
-        </w:rPr>
-      </w:pPr>
-      <w:r>
-        <w:rPr>
-          <w:lang w:val="ru-RU"/>
-        </w:rPr>
+      </w:pPr>
+      <w:r>
         <w:t># Logging Setup</w:t>
       </w:r>
     </w:p>
     <w:p>
       <w:pPr>
         <w:pStyle w:val="ListParagraph"/>
-        <w:rPr>
-          <w:lang w:val="ru-RU"/>
-        </w:rPr>
-      </w:pPr>
-      <w:r>
-        <w:rPr>
-          <w:lang w:val="ru-RU"/>
-        </w:rPr>
+      </w:pPr>
+      <w:r>
         <w:t># ----------------------------</w:t>
       </w:r>
     </w:p>
     <w:p>
       <w:pPr>
         <w:pStyle w:val="ListParagraph"/>
-        <w:rPr>
-          <w:lang w:val="ru-RU"/>
-        </w:rPr>
-      </w:pPr>
-      <w:r>
-        <w:rPr>
-          <w:lang w:val="ru-RU"/>
-        </w:rPr>
+      </w:pPr>
+      <w:r>
         <w:t>logger = logging.getLogger("vib_master")</w:t>
       </w:r>
     </w:p>
     <w:p>
       <w:pPr>
         <w:pStyle w:val="ListParagraph"/>
-        <w:rPr>
-          <w:lang w:val="ru-RU"/>
-        </w:rPr>
-      </w:pPr>
-      <w:r>
-        <w:rPr>
-          <w:lang w:val="ru-RU"/>
-        </w:rPr>
+      </w:pPr>
+      <w:r>
         <w:t>logger.setLevel(logging.DEBUG)</w:t>
       </w:r>
     </w:p>
     <w:p>
       <w:pPr>
         <w:pStyle w:val="ListParagraph"/>
-        <w:rPr>
-          <w:lang w:val="ru-RU"/>
-        </w:rPr>
-      </w:pPr>
-      <w:r>
-        <w:rPr>
-          <w:lang w:val="ru-RU"/>
-        </w:rPr>
+      </w:pPr>
+      <w:r>
         <w:t>file_handler = logging.FileHandler(os.path.join(BASE_DIR, "vib_master.log"))</w:t>
       </w:r>
     </w:p>
     <w:p>
       <w:pPr>
         <w:pStyle w:val="ListParagraph"/>
-        <w:rPr>
-          <w:lang w:val="ru-RU"/>
-        </w:rPr>
-      </w:pPr>
-      <w:r>
-        <w:rPr>
-          <w:lang w:val="ru-RU"/>
-        </w:rPr>
+      </w:pPr>
+      <w:r>
         <w:t>file_handler.setLevel(logging.DEBUG)</w:t>
       </w:r>
     </w:p>
     <w:p>
       <w:pPr>
         <w:pStyle w:val="ListParagraph"/>
-        <w:rPr>
-          <w:lang w:val="ru-RU"/>
-        </w:rPr>
-      </w:pPr>
-      <w:r>
-        <w:rPr>
-          <w:lang w:val="ru-RU"/>
-        </w:rPr>
+      </w:pPr>
+      <w:r>
         <w:t>formatter = logging.Formatter("%(asctime)s [%(levelname)s] %(message)s")</w:t>
       </w:r>
     </w:p>
     <w:p>
       <w:pPr>
         <w:pStyle w:val="ListParagraph"/>
-        <w:rPr>
-          <w:lang w:val="ru-RU"/>
-        </w:rPr>
-      </w:pPr>
-      <w:r>
-        <w:rPr>
-          <w:lang w:val="ru-RU"/>
-        </w:rPr>
+      </w:pPr>
+      <w:r>
         <w:t>file_handler.setFormatter(formatter)</w:t>
       </w:r>
     </w:p>
     <w:p>
       <w:pPr>
         <w:pStyle w:val="ListParagraph"/>
-        <w:rPr>
-          <w:lang w:val="ru-RU"/>
-        </w:rPr>
-      </w:pPr>
-      <w:r>
-        <w:rPr>
-          <w:lang w:val="ru-RU"/>
-        </w:rPr>
+      </w:pPr>
+      <w:r>
         <w:t>logger.addHandler(file_handler)</w:t>
       </w:r>
     </w:p>
     <w:p>
       <w:pPr>
         <w:pStyle w:val="ListParagraph"/>
-        <w:rPr>
-          <w:lang w:val="ru-RU"/>
-        </w:rPr>
-      </w:pPr>
-      <w:r>
-        <w:rPr>
-          <w:lang w:val="ru-RU"/>
-        </w:rPr>
+      </w:pPr>
+      <w:r>
         <w:t>console_handler = logging.StreamHandler()</w:t>
       </w:r>
     </w:p>
     <w:p>
       <w:pPr>
         <w:pStyle w:val="ListParagraph"/>
-        <w:rPr>
-          <w:lang w:val="ru-RU"/>
-        </w:rPr>
-      </w:pPr>
-      <w:r>
-        <w:rPr>
-          <w:lang w:val="ru-RU"/>
-        </w:rPr>
+      </w:pPr>
+      <w:r>
         <w:t>console_handler.setLevel(logging.INFO)</w:t>
       </w:r>
     </w:p>
     <w:p>
       <w:pPr>
         <w:pStyle w:val="ListParagraph"/>
-        <w:rPr>
-          <w:lang w:val="ru-RU"/>
-        </w:rPr>
-      </w:pPr>
-      <w:r>
-        <w:rPr>
-          <w:lang w:val="ru-RU"/>
-        </w:rPr>
+      </w:pPr>
+      <w:r>
         <w:t>console_handler.setFormatter(formatter)</w:t>
       </w:r>
     </w:p>
     <w:p>
       <w:pPr>
         <w:pStyle w:val="ListParagraph"/>
-        <w:rPr>
-          <w:lang w:val="ru-RU"/>
-        </w:rPr>
-      </w:pPr>
-      <w:r>
-        <w:rPr>
-          <w:lang w:val="ru-RU"/>
-        </w:rPr>
+      </w:pPr>
+      <w:r>
         <w:t>logger.addHandler(console_handler)</w:t>
       </w:r>
     </w:p>
     <w:p>
       <w:pPr>
         <w:pStyle w:val="ListParagraph"/>
-        <w:rPr>
-          <w:lang w:val="ru-RU"/>
-        </w:rPr>
-      </w:pPr>
-    </w:p>
-    <w:p>
-      <w:pPr>
-        <w:pStyle w:val="ListParagraph"/>
-        <w:rPr>
-          <w:lang w:val="ru-RU"/>
-        </w:rPr>
-      </w:pPr>
-      <w:r>
-        <w:rPr>
-          <w:lang w:val="ru-RU"/>
-        </w:rPr>
+      </w:pPr>
+    </w:p>
+    <w:p>
+      <w:pPr>
+        <w:pStyle w:val="ListParagraph"/>
+      </w:pPr>
+      <w:r>
         <w:t># ----------------------------</w:t>
       </w:r>
     </w:p>
     <w:p>
       <w:pPr>
         <w:pStyle w:val="ListParagraph"/>
-        <w:rPr>
-          <w:lang w:val="ru-RU"/>
-        </w:rPr>
-      </w:pPr>
-      <w:r>
-        <w:rPr>
-          <w:lang w:val="ru-RU"/>
-        </w:rPr>
+      </w:pPr>
+      <w:r>
+        <w:t># Schema Ensurer Function</w:t>
+      </w:r>
+    </w:p>
+    <w:p>
+      <w:pPr>
+        <w:pStyle w:val="ListParagraph"/>
+      </w:pPr>
+      <w:r>
+        <w:t># ----------------------------</w:t>
+      </w:r>
+    </w:p>
+    <w:p>
+      <w:pPr>
+        <w:pStyle w:val="ListParagraph"/>
+      </w:pPr>
+      <w:r>
+        <w:t>def ensure_schema():</w:t>
+      </w:r>
+    </w:p>
+    <w:p>
+      <w:pPr>
+        <w:pStyle w:val="ListParagraph"/>
+      </w:pPr>
+      <w:r>
+        <w:t xml:space="preserve">    """Ensure that the 'predictions' and 'pending_feedback' tables have the 'model_id' column."""</w:t>
+      </w:r>
+    </w:p>
+    <w:p>
+      <w:pPr>
+        <w:pStyle w:val="ListParagraph"/>
+      </w:pPr>
+      <w:r>
+        <w:t xml:space="preserve">    conn = sqlite3.connect(MASTER_DB_FILE)</w:t>
+      </w:r>
+    </w:p>
+    <w:p>
+      <w:pPr>
+        <w:pStyle w:val="ListParagraph"/>
+      </w:pPr>
+      <w:r>
+        <w:t xml:space="preserve">    cur = conn.cursor()</w:t>
+      </w:r>
+    </w:p>
+    <w:p>
+      <w:pPr>
+        <w:pStyle w:val="ListParagraph"/>
+      </w:pPr>
+      <w:r>
+        <w:t xml:space="preserve">    </w:t>
+      </w:r>
+    </w:p>
+    <w:p>
+      <w:pPr>
+        <w:pStyle w:val="ListParagraph"/>
+      </w:pPr>
+      <w:r>
+        <w:t xml:space="preserve">    # Check predictions table</w:t>
+      </w:r>
+    </w:p>
+    <w:p>
+      <w:pPr>
+        <w:pStyle w:val="ListParagraph"/>
+      </w:pPr>
+      <w:r>
+        <w:t xml:space="preserve">    cur.execute("PRAGMA table_info(predictions)")</w:t>
+      </w:r>
+    </w:p>
+    <w:p>
+      <w:pPr>
+        <w:pStyle w:val="ListParagraph"/>
+      </w:pPr>
+      <w:r>
+        <w:t xml:space="preserve">    columns = [row[1] for row in cur.fetchall()]</w:t>
+      </w:r>
+    </w:p>
+    <w:p>
+      <w:pPr>
+        <w:pStyle w:val="ListParagraph"/>
+      </w:pPr>
+      <w:r>
+        <w:t xml:space="preserve">    if "model_id" not in columns:</w:t>
+      </w:r>
+    </w:p>
+    <w:p>
+      <w:pPr>
+        <w:pStyle w:val="ListParagraph"/>
+      </w:pPr>
+      <w:r>
+        <w:t xml:space="preserve">        try:</w:t>
+      </w:r>
+    </w:p>
+    <w:p>
+      <w:pPr>
+        <w:pStyle w:val="ListParagraph"/>
+      </w:pPr>
+      <w:r>
+        <w:t xml:space="preserve">            cur.execute("ALTER TABLE predictions ADD COLUMN model_id TEXT")</w:t>
+      </w:r>
+    </w:p>
+    <w:p>
+      <w:pPr>
+        <w:pStyle w:val="ListParagraph"/>
+      </w:pPr>
+      <w:r>
+        <w:t xml:space="preserve">            conn.commit()</w:t>
+      </w:r>
+    </w:p>
+    <w:p>
+      <w:pPr>
+        <w:pStyle w:val="ListParagraph"/>
+      </w:pPr>
+      <w:r>
+        <w:t xml:space="preserve">            logger.info("Added 'model_id' column to predictions table.")</w:t>
+      </w:r>
+    </w:p>
+    <w:p>
+      <w:pPr>
+        <w:pStyle w:val="ListParagraph"/>
+      </w:pPr>
+      <w:r>
+        <w:t xml:space="preserve">        except Exception as e:</w:t>
+      </w:r>
+    </w:p>
+    <w:p>
+      <w:pPr>
+        <w:pStyle w:val="ListParagraph"/>
+      </w:pPr>
+      <w:r>
+        <w:t xml:space="preserve">            logger.error(f"Error adding 'model_id' column to predictions: {e}")</w:t>
+      </w:r>
+    </w:p>
+    <w:p>
+      <w:pPr>
+        <w:pStyle w:val="ListParagraph"/>
+      </w:pPr>
+      <w:r>
+        <w:t xml:space="preserve">    </w:t>
+      </w:r>
+    </w:p>
+    <w:p>
+      <w:pPr>
+        <w:pStyle w:val="ListParagraph"/>
+      </w:pPr>
+      <w:r>
+        <w:t xml:space="preserve">    # Check pending_feedback table</w:t>
+      </w:r>
+    </w:p>
+    <w:p>
+      <w:pPr>
+        <w:pStyle w:val="ListParagraph"/>
+      </w:pPr>
+      <w:r>
+        <w:t xml:space="preserve">    cur.execute("PRAGMA table_info(pending_feedback)")</w:t>
+      </w:r>
+    </w:p>
+    <w:p>
+      <w:pPr>
+        <w:pStyle w:val="ListParagraph"/>
+      </w:pPr>
+      <w:r>
+        <w:t xml:space="preserve">    columns = [row[1] for row in cur.fetchall()]</w:t>
+      </w:r>
+    </w:p>
+    <w:p>
+      <w:pPr>
+        <w:pStyle w:val="ListParagraph"/>
+      </w:pPr>
+      <w:r>
+        <w:t xml:space="preserve">    if "model_id" not in columns:</w:t>
+      </w:r>
+    </w:p>
+    <w:p>
+      <w:pPr>
+        <w:pStyle w:val="ListParagraph"/>
+      </w:pPr>
+      <w:r>
+        <w:t xml:space="preserve">        try:</w:t>
+      </w:r>
+    </w:p>
+    <w:p>
+      <w:pPr>
+        <w:pStyle w:val="ListParagraph"/>
+      </w:pPr>
+      <w:r>
+        <w:t xml:space="preserve">            cur.execute("ALTER TABLE pending_feedback ADD COLUMN model_id TEXT")</w:t>
+      </w:r>
+    </w:p>
+    <w:p>
+      <w:pPr>
+        <w:pStyle w:val="ListParagraph"/>
+      </w:pPr>
+      <w:r>
+        <w:t xml:space="preserve">            conn.commit()</w:t>
+      </w:r>
+    </w:p>
+    <w:p>
+      <w:pPr>
+        <w:pStyle w:val="ListParagraph"/>
+      </w:pPr>
+      <w:r>
+        <w:t xml:space="preserve">            logger.info("Added 'model_id' column to pending_feedback table.")</w:t>
+      </w:r>
+    </w:p>
+    <w:p>
+      <w:pPr>
+        <w:pStyle w:val="ListParagraph"/>
+      </w:pPr>
+      <w:r>
+        <w:t xml:space="preserve">        except Exception as e:</w:t>
+      </w:r>
+    </w:p>
+    <w:p>
+      <w:pPr>
+        <w:pStyle w:val="ListParagraph"/>
+      </w:pPr>
+      <w:r>
+        <w:t xml:space="preserve">            logger.error(f"Error adding 'model_id' column to pending_feedback: {e}")</w:t>
+      </w:r>
+    </w:p>
+    <w:p>
+      <w:pPr>
+        <w:pStyle w:val="ListParagraph"/>
+      </w:pPr>
+      <w:r>
+        <w:t xml:space="preserve">    conn.close()</w:t>
+      </w:r>
+    </w:p>
+    <w:p>
+      <w:pPr>
+        <w:pStyle w:val="ListParagraph"/>
+      </w:pPr>
+    </w:p>
+    <w:p>
+      <w:pPr>
+        <w:pStyle w:val="ListParagraph"/>
+      </w:pPr>
+      <w:r>
+        <w:t># Call ensure_schema() at startup</w:t>
+      </w:r>
+    </w:p>
+    <w:p>
+      <w:pPr>
+        <w:pStyle w:val="ListParagraph"/>
+      </w:pPr>
+      <w:r>
+        <w:t>ensure_schema()</w:t>
+      </w:r>
+    </w:p>
+    <w:p>
+      <w:pPr>
+        <w:pStyle w:val="ListParagraph"/>
+      </w:pPr>
+    </w:p>
+    <w:p>
+      <w:pPr>
+        <w:pStyle w:val="ListParagraph"/>
+      </w:pPr>
+      <w:r>
+        <w:t># ----------------------------</w:t>
+      </w:r>
+    </w:p>
+    <w:p>
+      <w:pPr>
+        <w:pStyle w:val="ListParagraph"/>
+      </w:pPr>
+      <w:r>
+        <w:t># Active Model Loader</w:t>
+      </w:r>
+    </w:p>
+    <w:p>
+      <w:pPr>
+        <w:pStyle w:val="ListParagraph"/>
+      </w:pPr>
+      <w:r>
+        <w:t># ----------------------------</w:t>
+      </w:r>
+    </w:p>
+    <w:p>
+      <w:pPr>
+        <w:pStyle w:val="ListParagraph"/>
+      </w:pPr>
+      <w:r>
+        <w:t>def load_active_model():</w:t>
+      </w:r>
+    </w:p>
+    <w:p>
+      <w:pPr>
+        <w:pStyle w:val="ListParagraph"/>
+      </w:pPr>
+      <w:r>
+        <w:t xml:space="preserve">    """</w:t>
+      </w:r>
+    </w:p>
+    <w:p>
+      <w:pPr>
+        <w:pStyle w:val="ListParagraph"/>
+      </w:pPr>
+      <w:r>
+        <w:t xml:space="preserve">    Loads the active model based on the configuration in active_model.txt.</w:t>
+      </w:r>
+    </w:p>
+    <w:p>
+      <w:pPr>
+        <w:pStyle w:val="ListParagraph"/>
+      </w:pPr>
+      <w:r>
+        <w:t xml:space="preserve">    Returns a tuple ((model, scaler), model_id) where:</w:t>
+      </w:r>
+    </w:p>
+    <w:p>
+      <w:pPr>
+        <w:pStyle w:val="ListParagraph"/>
+      </w:pPr>
+      <w:r>
+        <w:t xml:space="preserve">      - For the neural network ('nn'), scaler is loaded.</w:t>
+      </w:r>
+    </w:p>
+    <w:p>
+      <w:pPr>
+        <w:pStyle w:val="ListParagraph"/>
+      </w:pPr>
+      <w:r>
+        <w:t xml:space="preserve">      - For the linear model, scaler is None.</w:t>
+      </w:r>
+    </w:p>
+    <w:p>
+      <w:pPr>
+        <w:pStyle w:val="ListParagraph"/>
+      </w:pPr>
+      <w:r>
+        <w:t xml:space="preserve">    """</w:t>
+      </w:r>
+    </w:p>
+    <w:p>
+      <w:pPr>
+        <w:pStyle w:val="ListParagraph"/>
+      </w:pPr>
+      <w:r>
+        <w:t xml:space="preserve">    try:</w:t>
+      </w:r>
+    </w:p>
+    <w:p>
+      <w:pPr>
+        <w:pStyle w:val="ListParagraph"/>
+      </w:pPr>
+      <w:r>
+        <w:t xml:space="preserve">        with open(ACTIVE_MODEL_FILE, "r") as f:</w:t>
+      </w:r>
+    </w:p>
+    <w:p>
+      <w:pPr>
+        <w:pStyle w:val="ListParagraph"/>
+      </w:pPr>
+      <w:r>
+        <w:t xml:space="preserve">            active = f.read().strip()</w:t>
+      </w:r>
+    </w:p>
+    <w:p>
+      <w:pPr>
+        <w:pStyle w:val="ListParagraph"/>
+      </w:pPr>
+      <w:r>
+        <w:t xml:space="preserve">    except Exception as e:</w:t>
+      </w:r>
+    </w:p>
+    <w:p>
+      <w:pPr>
+        <w:pStyle w:val="ListParagraph"/>
+      </w:pPr>
+      <w:r>
+        <w:t xml:space="preserve">        logger.error(f"Error reading active model config: {e}")</w:t>
+      </w:r>
+    </w:p>
+    <w:p>
+      <w:pPr>
+        <w:pStyle w:val="ListParagraph"/>
+      </w:pPr>
+      <w:r>
+        <w:t xml:space="preserve">        active = "linear"  # default if file missing</w:t>
+      </w:r>
+    </w:p>
+    <w:p>
+      <w:pPr>
+        <w:pStyle w:val="ListParagraph"/>
+      </w:pPr>
+    </w:p>
+    <w:p>
+      <w:pPr>
+        <w:pStyle w:val="ListParagraph"/>
+      </w:pPr>
+      <w:r>
+        <w:t xml:space="preserve">    if active == "nn":</w:t>
+      </w:r>
+    </w:p>
+    <w:p>
+      <w:pPr>
+        <w:pStyle w:val="ListParagraph"/>
+      </w:pPr>
+      <w:r>
+        <w:t xml:space="preserve">        try:</w:t>
+      </w:r>
+    </w:p>
+    <w:p>
+      <w:pPr>
+        <w:pStyle w:val="ListParagraph"/>
+      </w:pPr>
+      <w:r>
+        <w:t xml:space="preserve">            model = load_model(MODEL_PATH_NN)</w:t>
+      </w:r>
+    </w:p>
+    <w:p>
+      <w:pPr>
+        <w:pStyle w:val="ListParagraph"/>
+      </w:pPr>
+      <w:r>
+        <w:t xml:space="preserve">            scaler = joblib.load(SCALER_PATH_NN)</w:t>
+      </w:r>
+    </w:p>
+    <w:p>
+      <w:pPr>
+        <w:pStyle w:val="ListParagraph"/>
+      </w:pPr>
+      <w:r>
+        <w:t xml:space="preserve">            logger.info("Active model set to neural network.")</w:t>
+      </w:r>
+    </w:p>
+    <w:p>
+      <w:pPr>
+        <w:pStyle w:val="ListParagraph"/>
+      </w:pPr>
+      <w:r>
+        <w:t xml:space="preserve">            return (model, scaler), "nn"</w:t>
+      </w:r>
+    </w:p>
+    <w:p>
+      <w:pPr>
+        <w:pStyle w:val="ListParagraph"/>
+      </w:pPr>
+      <w:r>
+        <w:t xml:space="preserve">        except Exception as e:</w:t>
+      </w:r>
+    </w:p>
+    <w:p>
+      <w:pPr>
+        <w:pStyle w:val="ListParagraph"/>
+      </w:pPr>
+      <w:r>
+        <w:t xml:space="preserve">            logger.error(f"Error loading neural network model: {e}")</w:t>
+      </w:r>
+    </w:p>
+    <w:p>
+      <w:pPr>
+        <w:pStyle w:val="ListParagraph"/>
+      </w:pPr>
+      <w:r>
+        <w:t xml:space="preserve">            # Fallback to linear model if error occurs</w:t>
+      </w:r>
+    </w:p>
+    <w:p>
+      <w:pPr>
+        <w:pStyle w:val="ListParagraph"/>
+      </w:pPr>
+      <w:r>
+        <w:t xml:space="preserve">            model = joblib.load(MODEL_PATH_LINEAR)</w:t>
+      </w:r>
+    </w:p>
+    <w:p>
+      <w:pPr>
+        <w:pStyle w:val="ListParagraph"/>
+      </w:pPr>
+      <w:r>
+        <w:t xml:space="preserve">            return (model, None), "linear"</w:t>
+      </w:r>
+    </w:p>
+    <w:p>
+      <w:pPr>
+        <w:pStyle w:val="ListParagraph"/>
+      </w:pPr>
+      <w:r>
+        <w:t xml:space="preserve">    else:</w:t>
+      </w:r>
+    </w:p>
+    <w:p>
+      <w:pPr>
+        <w:pStyle w:val="ListParagraph"/>
+      </w:pPr>
+      <w:r>
+        <w:t xml:space="preserve">        try:</w:t>
+      </w:r>
+    </w:p>
+    <w:p>
+      <w:pPr>
+        <w:pStyle w:val="ListParagraph"/>
+      </w:pPr>
+      <w:r>
+        <w:t xml:space="preserve">            model = joblib.load(MODEL_PATH_LINEAR)</w:t>
+      </w:r>
+    </w:p>
+    <w:p>
+      <w:pPr>
+        <w:pStyle w:val="ListParagraph"/>
+      </w:pPr>
+      <w:r>
+        <w:t xml:space="preserve">            logger.info("Active model set to linear.")</w:t>
+      </w:r>
+    </w:p>
+    <w:p>
+      <w:pPr>
+        <w:pStyle w:val="ListParagraph"/>
+      </w:pPr>
+      <w:r>
+        <w:t xml:space="preserve">            return (model, None), "linear"</w:t>
+      </w:r>
+    </w:p>
+    <w:p>
+      <w:pPr>
+        <w:pStyle w:val="ListParagraph"/>
+      </w:pPr>
+      <w:r>
+        <w:t xml:space="preserve">        except Exception as e:</w:t>
+      </w:r>
+    </w:p>
+    <w:p>
+      <w:pPr>
+        <w:pStyle w:val="ListParagraph"/>
+      </w:pPr>
+      <w:r>
+        <w:t xml:space="preserve">            logger.error(f"Error loading linear model: {e}")</w:t>
+      </w:r>
+    </w:p>
+    <w:p>
+      <w:pPr>
+        <w:pStyle w:val="ListParagraph"/>
+      </w:pPr>
+      <w:r>
+        <w:t xml:space="preserve">            return None, None</w:t>
+      </w:r>
+    </w:p>
+    <w:p>
+      <w:pPr>
+        <w:pStyle w:val="ListParagraph"/>
+      </w:pPr>
+    </w:p>
+    <w:p>
+      <w:pPr>
+        <w:pStyle w:val="ListParagraph"/>
+      </w:pPr>
+      <w:r>
+        <w:t># ----------------------------</w:t>
+      </w:r>
+    </w:p>
+    <w:p>
+      <w:pPr>
+        <w:pStyle w:val="ListParagraph"/>
+      </w:pPr>
+      <w:r>
         <w:t># DB Write Functions for Master DB</w:t>
       </w:r>
     </w:p>
     <w:p>
       <w:pPr>
         <w:pStyle w:val="ListParagraph"/>
-        <w:rPr>
-          <w:lang w:val="ru-RU"/>
-        </w:rPr>
-      </w:pPr>
-      <w:r>
-        <w:rPr>
-          <w:lang w:val="ru-RU"/>
-        </w:rPr>
+      </w:pPr>
+      <w:r>
         <w:t># ----------------------------</w:t>
       </w:r>
     </w:p>
     <w:p>
       <w:pPr>
         <w:pStyle w:val="ListParagraph"/>
-        <w:rPr>
-          <w:lang w:val="ru-RU"/>
-        </w:rPr>
-      </w:pPr>
-      <w:r>
-        <w:rPr>
-          <w:lang w:val="ru-RU"/>
-        </w:rPr>
-        <w:t>def store_prediction(timestamp, predicted_label):</w:t>
-      </w:r>
-    </w:p>
-    <w:p>
-      <w:pPr>
-        <w:pStyle w:val="ListParagraph"/>
-        <w:rPr>
-          <w:lang w:val="ru-RU"/>
-        </w:rPr>
-      </w:pPr>
-      <w:r>
-        <w:rPr>
-          <w:lang w:val="ru-RU"/>
-        </w:rPr>
+      </w:pPr>
+      <w:r>
+        <w:t>def store_prediction(timestamp, predicted_label, model_id):</w:t>
+      </w:r>
+    </w:p>
+    <w:p>
+      <w:pPr>
+        <w:pStyle w:val="ListParagraph"/>
+      </w:pPr>
+      <w:r>
         <w:t xml:space="preserve">    conn = sqlite3.connect(MASTER_DB_FILE)</w:t>
       </w:r>
     </w:p>
     <w:p>
       <w:pPr>
         <w:pStyle w:val="ListParagraph"/>
-        <w:rPr>
-          <w:lang w:val="ru-RU"/>
-        </w:rPr>
-      </w:pPr>
-      <w:r>
-        <w:rPr>
-          <w:lang w:val="ru-RU"/>
-        </w:rPr>
+      </w:pPr>
+      <w:r>
         <w:t xml:space="preserve">    cur = conn.cursor()</w:t>
       </w:r>
     </w:p>
     <w:p>
       <w:pPr>
         <w:pStyle w:val="ListParagraph"/>
-        <w:rPr>
-          <w:lang w:val="ru-RU"/>
-        </w:rPr>
-      </w:pPr>
-      <w:r>
-        <w:rPr>
-          <w:lang w:val="ru-RU"/>
-        </w:rPr>
-        <w:t xml:space="preserve">    cur.execute("INSERT INTO predictions (timestamp, predicted_label) VALUES (?, ?)",</w:t>
-      </w:r>
-    </w:p>
-    <w:p>
-      <w:pPr>
-        <w:pStyle w:val="ListParagraph"/>
-        <w:rPr>
-          <w:lang w:val="ru-RU"/>
-        </w:rPr>
-      </w:pPr>
-      <w:r>
-        <w:rPr>
-          <w:lang w:val="ru-RU"/>
-        </w:rPr>
-        <w:t xml:space="preserve">                (timestamp, predicted_label))</w:t>
-      </w:r>
-    </w:p>
-    <w:p>
-      <w:pPr>
-        <w:pStyle w:val="ListParagraph"/>
-        <w:rPr>
-          <w:lang w:val="ru-RU"/>
-        </w:rPr>
-      </w:pPr>
-      <w:r>
-        <w:rPr>
-          <w:lang w:val="ru-RU"/>
-        </w:rPr>
+      </w:pPr>
+      <w:r>
+        <w:t xml:space="preserve">    cur.execute("INSERT INTO predictions (timestamp, predicted_label, model_id) VALUES (?, ?, ?)",</w:t>
+      </w:r>
+    </w:p>
+    <w:p>
+      <w:pPr>
+        <w:pStyle w:val="ListParagraph"/>
+      </w:pPr>
+      <w:r>
+        <w:t xml:space="preserve">                (timestamp, predicted_label, model_id))</w:t>
+      </w:r>
+    </w:p>
+    <w:p>
+      <w:pPr>
+        <w:pStyle w:val="ListParagraph"/>
+      </w:pPr>
+      <w:r>
         <w:t xml:space="preserve">    conn.commit()</w:t>
       </w:r>
     </w:p>
     <w:p>
       <w:pPr>
         <w:pStyle w:val="ListParagraph"/>
-        <w:rPr>
-          <w:lang w:val="ru-RU"/>
-        </w:rPr>
-      </w:pPr>
-      <w:r>
-        <w:rPr>
-          <w:lang w:val="ru-RU"/>
-        </w:rPr>
+      </w:pPr>
+      <w:r>
         <w:t xml:space="preserve">    conn.close()</w:t>
       </w:r>
     </w:p>
     <w:p>
       <w:pPr>
         <w:pStyle w:val="ListParagraph"/>
-        <w:rPr>
-          <w:lang w:val="ru-RU"/>
-        </w:rPr>
-      </w:pPr>
-    </w:p>
-    <w:p>
-      <w:pPr>
-        <w:pStyle w:val="ListParagraph"/>
-        <w:rPr>
-          <w:lang w:val="ru-RU"/>
-        </w:rPr>
-      </w:pPr>
-      <w:r>
-        <w:rPr>
-          <w:lang w:val="ru-RU"/>
-        </w:rPr>
-        <w:t>def store_pending_feedback(timestamp, predicted_label, features, vib_price):</w:t>
-      </w:r>
-    </w:p>
-    <w:p>
-      <w:pPr>
-        <w:pStyle w:val="ListParagraph"/>
-        <w:rPr>
-          <w:lang w:val="ru-RU"/>
-        </w:rPr>
-      </w:pPr>
-      <w:r>
-        <w:rPr>
-          <w:lang w:val="ru-RU"/>
-        </w:rPr>
-        <w:t xml:space="preserve">    # Save features as JSON</w:t>
-      </w:r>
-    </w:p>
-    <w:p>
-      <w:pPr>
-        <w:pStyle w:val="ListParagraph"/>
-        <w:rPr>
-          <w:lang w:val="ru-RU"/>
-        </w:rPr>
-      </w:pPr>
-      <w:r>
-        <w:rPr>
-          <w:lang w:val="ru-RU"/>
-        </w:rPr>
+      </w:pPr>
+    </w:p>
+    <w:p>
+      <w:pPr>
+        <w:pStyle w:val="ListParagraph"/>
+      </w:pPr>
+      <w:r>
+        <w:t>def store_pending_feedback(timestamp, predicted_label, features, vib_price, model_id):</w:t>
+      </w:r>
+    </w:p>
+    <w:p>
+      <w:pPr>
+        <w:pStyle w:val="ListParagraph"/>
+      </w:pPr>
+      <w:r>
         <w:t xml:space="preserve">    features_json = json.dumps(features.tolist())</w:t>
       </w:r>
     </w:p>
     <w:p>
       <w:pPr>
         <w:pStyle w:val="ListParagraph"/>
-        <w:rPr>
-          <w:lang w:val="ru-RU"/>
-        </w:rPr>
-      </w:pPr>
-      <w:r>
-        <w:rPr>
-          <w:lang w:val="ru-RU"/>
-        </w:rPr>
+      </w:pPr>
+      <w:r>
         <w:t xml:space="preserve">    conn = sqlite3.connect(MASTER_DB_FILE)</w:t>
       </w:r>
     </w:p>
     <w:p>
       <w:pPr>
         <w:pStyle w:val="ListParagraph"/>
-        <w:rPr>
-          <w:lang w:val="ru-RU"/>
-        </w:rPr>
-      </w:pPr>
-      <w:r>
-        <w:rPr>
-          <w:lang w:val="ru-RU"/>
-        </w:rPr>
+      </w:pPr>
+      <w:r>
         <w:t xml:space="preserve">    cur = conn.cursor()</w:t>
       </w:r>
     </w:p>
     <w:p>
       <w:pPr>
         <w:pStyle w:val="ListParagraph"/>
-        <w:rPr>
-          <w:lang w:val="ru-RU"/>
-        </w:rPr>
-      </w:pPr>
-      <w:r>
-        <w:rPr>
-          <w:lang w:val="ru-RU"/>
-        </w:rPr>
-        <w:t xml:space="preserve">    cur.execute("INSERT INTO pending_feedback (timestamp, predicted_label, features) VALUES (?, ?, ?)",</w:t>
-      </w:r>
-    </w:p>
-    <w:p>
-      <w:pPr>
-        <w:pStyle w:val="ListParagraph"/>
-        <w:rPr>
-          <w:lang w:val="ru-RU"/>
-        </w:rPr>
-      </w:pPr>
-      <w:r>
-        <w:rPr>
-          <w:lang w:val="ru-RU"/>
-        </w:rPr>
-        <w:t xml:space="preserve">                (timestamp, predicted_label, features_json))</w:t>
-      </w:r>
-    </w:p>
-    <w:p>
-      <w:pPr>
-        <w:pStyle w:val="ListParagraph"/>
-        <w:rPr>
-          <w:lang w:val="ru-RU"/>
-        </w:rPr>
-      </w:pPr>
-      <w:r>
-        <w:rPr>
-          <w:lang w:val="ru-RU"/>
-        </w:rPr>
+      </w:pPr>
+      <w:r>
+        <w:t xml:space="preserve">    cur.execute("INSERT INTO pending_feedback (timestamp, predicted_label, features, model_id) VALUES (?, ?, ?, ?)",</w:t>
+      </w:r>
+    </w:p>
+    <w:p>
+      <w:pPr>
+        <w:pStyle w:val="ListParagraph"/>
+      </w:pPr>
+      <w:r>
+        <w:t xml:space="preserve">                (timestamp, predicted_label, features_json, model_id))</w:t>
+      </w:r>
+    </w:p>
+    <w:p>
+      <w:pPr>
+        <w:pStyle w:val="ListParagraph"/>
+      </w:pPr>
+      <w:r>
         <w:t xml:space="preserve">    conn.commit()</w:t>
       </w:r>
     </w:p>
     <w:p>
       <w:pPr>
         <w:pStyle w:val="ListParagraph"/>
-        <w:rPr>
-          <w:lang w:val="ru-RU"/>
-        </w:rPr>
-      </w:pPr>
-      <w:r>
-        <w:rPr>
-          <w:lang w:val="ru-RU"/>
-        </w:rPr>
+      </w:pPr>
+      <w:r>
         <w:t xml:space="preserve">    conn.close()</w:t>
       </w:r>
     </w:p>
     <w:p>
       <w:pPr>
         <w:pStyle w:val="ListParagraph"/>
-        <w:rPr>
-          <w:lang w:val="ru-RU"/>
-        </w:rPr>
-      </w:pPr>
-    </w:p>
-    <w:p>
-      <w:pPr>
-        <w:pStyle w:val="ListParagraph"/>
-        <w:rPr>
-          <w:lang w:val="ru-RU"/>
-        </w:rPr>
-      </w:pPr>
-      <w:r>
-        <w:rPr>
-          <w:lang w:val="ru-RU"/>
-        </w:rPr>
+      </w:pPr>
+    </w:p>
+    <w:p>
+      <w:pPr>
+        <w:pStyle w:val="ListParagraph"/>
+      </w:pPr>
+      <w:r>
         <w:t>def store_alert(message):</w:t>
       </w:r>
     </w:p>
     <w:p>
       <w:pPr>
         <w:pStyle w:val="ListParagraph"/>
-        <w:rPr>
-          <w:lang w:val="ru-RU"/>
-        </w:rPr>
-      </w:pPr>
-      <w:r>
-        <w:rPr>
-          <w:lang w:val="ru-RU"/>
-        </w:rPr>
-        <w:t xml:space="preserve">    # Optional: log alert messages or perform further actions.</w:t>
-      </w:r>
-    </w:p>
-    <w:p>
-      <w:pPr>
-        <w:pStyle w:val="ListParagraph"/>
-        <w:rPr>
-          <w:lang w:val="ru-RU"/>
-        </w:rPr>
-      </w:pPr>
-      <w:r>
-        <w:rPr>
-          <w:lang w:val="ru-RU"/>
-        </w:rPr>
+      </w:pPr>
+      <w:r>
         <w:t xml:space="preserve">    logger.info(f"Telegram Alert Sent: {message}")</w:t>
       </w:r>
     </w:p>
     <w:p>
       <w:pPr>
         <w:pStyle w:val="ListParagraph"/>
-        <w:rPr>
-          <w:lang w:val="ru-RU"/>
-        </w:rPr>
-      </w:pPr>
-    </w:p>
-    <w:p>
-      <w:pPr>
-        <w:pStyle w:val="ListParagraph"/>
-        <w:rPr>
-          <w:lang w:val="ru-RU"/>
-        </w:rPr>
-      </w:pPr>
-      <w:r>
-        <w:rPr>
-          <w:lang w:val="ru-RU"/>
-        </w:rPr>
+      </w:pPr>
+    </w:p>
+    <w:p>
+      <w:pPr>
+        <w:pStyle w:val="ListParagraph"/>
+      </w:pPr>
+      <w:r>
         <w:t>def send_telegram_alert(message):</w:t>
       </w:r>
     </w:p>
     <w:p>
       <w:pPr>
         <w:pStyle w:val="ListParagraph"/>
-        <w:rPr>
-          <w:lang w:val="ru-RU"/>
-        </w:rPr>
-      </w:pPr>
-      <w:r>
-        <w:rPr>
-          <w:lang w:val="ru-RU"/>
-        </w:rPr>
+      </w:pPr>
+      <w:r>
         <w:t xml:space="preserve">    url = f"https://api.telegram.org/bot{TELEGRAM_TOKEN}/sendMessage"</w:t>
       </w:r>
     </w:p>
     <w:p>
       <w:pPr>
         <w:pStyle w:val="ListParagraph"/>
-        <w:rPr>
-          <w:lang w:val="ru-RU"/>
-        </w:rPr>
-      </w:pPr>
-      <w:r>
-        <w:rPr>
-          <w:lang w:val="ru-RU"/>
-        </w:rPr>
+      </w:pPr>
+      <w:r>
         <w:t xml:space="preserve">    data = {"chat_id": CHAT_ID, "text": message}</w:t>
       </w:r>
     </w:p>
     <w:p>
       <w:pPr>
         <w:pStyle w:val="ListParagraph"/>
-        <w:rPr>
-          <w:lang w:val="ru-RU"/>
-        </w:rPr>
-      </w:pPr>
-      <w:r>
-        <w:rPr>
-          <w:lang w:val="ru-RU"/>
-        </w:rPr>
+      </w:pPr>
+      <w:r>
         <w:t xml:space="preserve">    try:</w:t>
       </w:r>
     </w:p>
     <w:p>
       <w:pPr>
         <w:pStyle w:val="ListParagraph"/>
-        <w:rPr>
-          <w:lang w:val="ru-RU"/>
-        </w:rPr>
-      </w:pPr>
-      <w:r>
-        <w:rPr>
-          <w:lang w:val="ru-RU"/>
-        </w:rPr>
+      </w:pPr>
+      <w:r>
         <w:t xml:space="preserve">        resp = requests.post(url, data=data, timeout=5)</w:t>
       </w:r>
     </w:p>
     <w:p>
       <w:pPr>
         <w:pStyle w:val="ListParagraph"/>
-        <w:rPr>
-          <w:lang w:val="ru-RU"/>
-        </w:rPr>
-      </w:pPr>
-      <w:r>
-        <w:rPr>
-          <w:lang w:val="ru-RU"/>
-        </w:rPr>
+      </w:pPr>
+      <w:r>
         <w:t xml:space="preserve">        if resp.status_code != 200:</w:t>
       </w:r>
     </w:p>
     <w:p>
       <w:pPr>
         <w:pStyle w:val="ListParagraph"/>
-        <w:rPr>
-          <w:lang w:val="ru-RU"/>
-        </w:rPr>
-      </w:pPr>
-      <w:r>
-        <w:rPr>
-          <w:lang w:val="ru-RU"/>
-        </w:rPr>
+      </w:pPr>
+      <w:r>
         <w:t xml:space="preserve">            logger.error(f"Telegram Error: {resp.text}")</w:t>
       </w:r>
     </w:p>
     <w:p>
       <w:pPr>
         <w:pStyle w:val="ListParagraph"/>
-        <w:rPr>
-          <w:lang w:val="ru-RU"/>
-        </w:rPr>
-      </w:pPr>
-      <w:r>
-        <w:rPr>
-          <w:lang w:val="ru-RU"/>
-        </w:rPr>
+      </w:pPr>
+      <w:r>
         <w:t xml:space="preserve">    except Exception as e:</w:t>
       </w:r>
     </w:p>
     <w:p>
       <w:pPr>
         <w:pStyle w:val="ListParagraph"/>
-        <w:rPr>
-          <w:lang w:val="ru-RU"/>
-        </w:rPr>
-      </w:pPr>
-      <w:r>
-        <w:rPr>
-          <w:lang w:val="ru-RU"/>
-        </w:rPr>
+      </w:pPr>
+      <w:r>
         <w:t xml:space="preserve">        logger.error(f"Telegram Exception: {e}")</w:t>
       </w:r>
     </w:p>
     <w:p>
       <w:pPr>
         <w:pStyle w:val="ListParagraph"/>
-        <w:rPr>
-          <w:lang w:val="ru-RU"/>
-        </w:rPr>
-      </w:pPr>
-    </w:p>
-    <w:p>
-      <w:pPr>
-        <w:pStyle w:val="ListParagraph"/>
-        <w:rPr>
-          <w:lang w:val="ru-RU"/>
-        </w:rPr>
-      </w:pPr>
-      <w:r>
-        <w:rPr>
-          <w:lang w:val="ru-RU"/>
-        </w:rPr>
+      </w:pPr>
+    </w:p>
+    <w:p>
+      <w:pPr>
+        <w:pStyle w:val="ListParagraph"/>
+      </w:pPr>
+      <w:r>
         <w:t># ----------------------------</w:t>
       </w:r>
     </w:p>
     <w:p>
       <w:pPr>
         <w:pStyle w:val="ListParagraph"/>
-        <w:rPr>
-          <w:lang w:val="ru-RU"/>
-        </w:rPr>
-      </w:pPr>
-      <w:r>
-        <w:rPr>
-          <w:lang w:val="ru-RU"/>
-        </w:rPr>
+      </w:pPr>
+      <w:r>
         <w:t># Data Loading Functions</w:t>
       </w:r>
     </w:p>
     <w:p>
       <w:pPr>
         <w:pStyle w:val="ListParagraph"/>
-        <w:rPr>
-          <w:lang w:val="ru-RU"/>
-        </w:rPr>
-      </w:pPr>
-      <w:r>
-        <w:rPr>
-          <w:lang w:val="ru-RU"/>
-        </w:rPr>
+      </w:pPr>
+      <w:r>
         <w:t># ----------------------------</w:t>
       </w:r>
     </w:p>
     <w:p>
       <w:pPr>
         <w:pStyle w:val="ListParagraph"/>
-        <w:rPr>
-          <w:lang w:val="ru-RU"/>
-        </w:rPr>
-      </w:pPr>
-      <w:r>
-        <w:rPr>
-          <w:lang w:val="ru-RU"/>
-        </w:rPr>
+      </w:pPr>
+      <w:r>
         <w:t>def load_trades_data():</w:t>
       </w:r>
     </w:p>
     <w:p>
       <w:pPr>
         <w:pStyle w:val="ListParagraph"/>
-        <w:rPr>
-          <w:lang w:val="ru-RU"/>
-        </w:rPr>
-      </w:pPr>
-      <w:r>
-        <w:rPr>
-          <w:lang w:val="ru-RU"/>
-        </w:rPr>
+      </w:pPr>
+      <w:r>
         <w:t xml:space="preserve">    try:</w:t>
       </w:r>
     </w:p>
     <w:p>
       <w:pPr>
         <w:pStyle w:val="ListParagraph"/>
-        <w:rPr>
-          <w:lang w:val="ru-RU"/>
-        </w:rPr>
-      </w:pPr>
-      <w:r>
-        <w:rPr>
-          <w:lang w:val="ru-RU"/>
-        </w:rPr>
+      </w:pPr>
+      <w:r>
         <w:t xml:space="preserve">        conn = sqlite3.connect(TRADES_DB_FILE)</w:t>
       </w:r>
     </w:p>
     <w:p>
       <w:pPr>
         <w:pStyle w:val="ListParagraph"/>
-        <w:rPr>
-          <w:lang w:val="ru-RU"/>
-        </w:rPr>
-      </w:pPr>
-      <w:r>
-        <w:rPr>
-          <w:lang w:val="ru-RU"/>
-        </w:rPr>
+      </w:pPr>
+      <w:r>
         <w:t xml:space="preserve">        df = pd.read_sql_query("SELECT * FROM trades", conn)</w:t>
       </w:r>
     </w:p>
     <w:p>
       <w:pPr>
         <w:pStyle w:val="ListParagraph"/>
-        <w:rPr>
-          <w:lang w:val="ru-RU"/>
-        </w:rPr>
-      </w:pPr>
-      <w:r>
-        <w:rPr>
-          <w:lang w:val="ru-RU"/>
-        </w:rPr>
+      </w:pPr>
+      <w:r>
         <w:t xml:space="preserve">        conn.close()</w:t>
       </w:r>
     </w:p>
     <w:p>
       <w:pPr>
         <w:pStyle w:val="ListParagraph"/>
-        <w:rPr>
-          <w:lang w:val="ru-RU"/>
-        </w:rPr>
-      </w:pPr>
-      <w:r>
-        <w:rPr>
-          <w:lang w:val="ru-RU"/>
-        </w:rPr>
+      </w:pPr>
+      <w:r>
         <w:t xml:space="preserve">        if "trade_time" in df.columns:</w:t>
       </w:r>
     </w:p>
     <w:p>
       <w:pPr>
         <w:pStyle w:val="ListParagraph"/>
-        <w:rPr>
-          <w:lang w:val="ru-RU"/>
-        </w:rPr>
-      </w:pPr>
-      <w:r>
-        <w:rPr>
-          <w:lang w:val="ru-RU"/>
-        </w:rPr>
+      </w:pPr>
+      <w:r>
         <w:t xml:space="preserve">            df["trade_time"] = pd.to_datetime(df["trade_time"], errors="coerce")</w:t>
       </w:r>
     </w:p>
     <w:p>
       <w:pPr>
         <w:pStyle w:val="ListParagraph"/>
-        <w:rPr>
-          <w:lang w:val="ru-RU"/>
-        </w:rPr>
-      </w:pPr>
-      <w:r>
-        <w:rPr>
-          <w:lang w:val="ru-RU"/>
-        </w:rPr>
+      </w:pPr>
+      <w:r>
         <w:t xml:space="preserve">        if "local_time" in df.columns:</w:t>
       </w:r>
     </w:p>
     <w:p>
       <w:pPr>
         <w:pStyle w:val="ListParagraph"/>
-        <w:rPr>
-          <w:lang w:val="ru-RU"/>
-        </w:rPr>
-      </w:pPr>
-      <w:r>
-        <w:rPr>
-          <w:lang w:val="ru-RU"/>
-        </w:rPr>
+      </w:pPr>
+      <w:r>
         <w:t xml:space="preserve">            df["local_time"] = pd.to_datetime(df["local_time"], errors="coerce")</w:t>
       </w:r>
     </w:p>
     <w:p>
       <w:pPr>
         <w:pStyle w:val="ListParagraph"/>
-        <w:rPr>
-          <w:lang w:val="ru-RU"/>
-        </w:rPr>
-      </w:pPr>
-      <w:r>
-        <w:rPr>
-          <w:lang w:val="ru-RU"/>
-        </w:rPr>
+      </w:pPr>
+      <w:r>
         <w:t xml:space="preserve">        logger.info(f"Loaded trades data: {len(df)} rows.")</w:t>
       </w:r>
     </w:p>
     <w:p>
       <w:pPr>
         <w:pStyle w:val="ListParagraph"/>
-        <w:rPr>
-          <w:lang w:val="ru-RU"/>
-        </w:rPr>
-      </w:pPr>
-      <w:r>
-        <w:rPr>
-          <w:lang w:val="ru-RU"/>
-        </w:rPr>
+      </w:pPr>
+      <w:r>
         <w:t xml:space="preserve">    except Exception as e:</w:t>
       </w:r>
     </w:p>
     <w:p>
       <w:pPr>
         <w:pStyle w:val="ListParagraph"/>
-        <w:rPr>
-          <w:lang w:val="ru-RU"/>
-        </w:rPr>
-      </w:pPr>
-      <w:r>
-        <w:rPr>
-          <w:lang w:val="ru-RU"/>
-        </w:rPr>
+      </w:pPr>
+      <w:r>
         <w:t xml:space="preserve">        logger.error(f"Error loading trades data: {e}")</w:t>
       </w:r>
     </w:p>
     <w:p>
       <w:pPr>
         <w:pStyle w:val="ListParagraph"/>
-        <w:rPr>
-          <w:lang w:val="ru-RU"/>
-        </w:rPr>
-      </w:pPr>
-      <w:r>
-        <w:rPr>
-          <w:lang w:val="ru-RU"/>
-        </w:rPr>
+      </w:pPr>
+      <w:r>
         <w:t xml:space="preserve">        df = pd.DataFrame()</w:t>
       </w:r>
     </w:p>
     <w:p>
       <w:pPr>
         <w:pStyle w:val="ListParagraph"/>
-        <w:rPr>
-          <w:lang w:val="ru-RU"/>
-        </w:rPr>
-      </w:pPr>
-      <w:r>
-        <w:rPr>
-          <w:lang w:val="ru-RU"/>
-        </w:rPr>
+      </w:pPr>
+      <w:r>
         <w:t xml:space="preserve">    return df</w:t>
       </w:r>
     </w:p>
     <w:p>
       <w:pPr>
         <w:pStyle w:val="ListParagraph"/>
-        <w:rPr>
-          <w:lang w:val="ru-RU"/>
-        </w:rPr>
-      </w:pPr>
-    </w:p>
-    <w:p>
-      <w:pPr>
-        <w:pStyle w:val="ListParagraph"/>
-        <w:rPr>
-          <w:lang w:val="ru-RU"/>
-        </w:rPr>
-      </w:pPr>
-      <w:r>
-        <w:rPr>
-          <w:lang w:val="ru-RU"/>
-        </w:rPr>
+      </w:pPr>
+    </w:p>
+    <w:p>
+      <w:pPr>
+        <w:pStyle w:val="ListParagraph"/>
+      </w:pPr>
+      <w:r>
         <w:t>def load_extras_data():</w:t>
       </w:r>
     </w:p>
     <w:p>
       <w:pPr>
         <w:pStyle w:val="ListParagraph"/>
-        <w:rPr>
-          <w:lang w:val="ru-RU"/>
-        </w:rPr>
-      </w:pPr>
-      <w:r>
-        <w:rPr>
-          <w:lang w:val="ru-RU"/>
-        </w:rPr>
+      </w:pPr>
+      <w:r>
         <w:t xml:space="preserve">    try:</w:t>
       </w:r>
     </w:p>
     <w:p>
       <w:pPr>
         <w:pStyle w:val="ListParagraph"/>
-        <w:rPr>
-          <w:lang w:val="ru-RU"/>
-        </w:rPr>
-      </w:pPr>
-      <w:r>
-        <w:rPr>
-          <w:lang w:val="ru-RU"/>
-        </w:rPr>
+      </w:pPr>
+      <w:r>
         <w:t xml:space="preserve">        conn = sqlite3.connect(EXTRAS_DB_FILE)</w:t>
       </w:r>
     </w:p>
     <w:p>
       <w:pPr>
         <w:pStyle w:val="ListParagraph"/>
-        <w:rPr>
-          <w:lang w:val="ru-RU"/>
-        </w:rPr>
-      </w:pPr>
-      <w:r>
-        <w:rPr>
-          <w:lang w:val="ru-RU"/>
-        </w:rPr>
+      </w:pPr>
+      <w:r>
         <w:t xml:space="preserve">        df = pd.read_sql_query("SELECT * FROM vib_extra_data", conn, parse_dates=["open_time", "close_time"])</w:t>
       </w:r>
     </w:p>
     <w:p>
       <w:pPr>
         <w:pStyle w:val="ListParagraph"/>
-        <w:rPr>
-          <w:lang w:val="ru-RU"/>
-        </w:rPr>
-      </w:pPr>
-      <w:r>
-        <w:rPr>
-          <w:lang w:val="ru-RU"/>
-        </w:rPr>
+      </w:pPr>
+      <w:r>
         <w:t xml:space="preserve">        conn.close()</w:t>
       </w:r>
     </w:p>
     <w:p>
       <w:pPr>
         <w:pStyle w:val="ListParagraph"/>
-        <w:rPr>
-          <w:lang w:val="ru-RU"/>
-        </w:rPr>
-      </w:pPr>
-      <w:r>
-        <w:rPr>
-          <w:lang w:val="ru-RU"/>
-        </w:rPr>
+      </w:pPr>
+      <w:r>
         <w:t xml:space="preserve">        logger.info(f"Loaded extras data: {len(df)} rows.")</w:t>
       </w:r>
     </w:p>
     <w:p>
       <w:pPr>
         <w:pStyle w:val="ListParagraph"/>
-        <w:rPr>
-          <w:lang w:val="ru-RU"/>
-        </w:rPr>
-      </w:pPr>
-      <w:r>
-        <w:rPr>
-          <w:lang w:val="ru-RU"/>
-        </w:rPr>
+      </w:pPr>
+      <w:r>
         <w:t xml:space="preserve">    except Exception as e:</w:t>
       </w:r>
     </w:p>
     <w:p>
       <w:pPr>
         <w:pStyle w:val="ListParagraph"/>
-        <w:rPr>
-          <w:lang w:val="ru-RU"/>
-        </w:rPr>
-      </w:pPr>
-      <w:r>
-        <w:rPr>
-          <w:lang w:val="ru-RU"/>
-        </w:rPr>
+      </w:pPr>
+      <w:r>
         <w:t xml:space="preserve">        logger.error(f"Error loading extras data: {e}")</w:t>
       </w:r>
     </w:p>
     <w:p>
       <w:pPr>
         <w:pStyle w:val="ListParagraph"/>
-        <w:rPr>
-          <w:lang w:val="ru-RU"/>
-        </w:rPr>
-      </w:pPr>
-      <w:r>
-        <w:rPr>
-          <w:lang w:val="ru-RU"/>
-        </w:rPr>
+      </w:pPr>
+      <w:r>
         <w:t xml:space="preserve">        df = pd.DataFrame()</w:t>
       </w:r>
     </w:p>
     <w:p>
       <w:pPr>
         <w:pStyle w:val="ListParagraph"/>
-        <w:rPr>
-          <w:lang w:val="ru-RU"/>
-        </w:rPr>
-      </w:pPr>
-      <w:r>
-        <w:rPr>
-          <w:lang w:val="ru-RU"/>
-        </w:rPr>
+      </w:pPr>
+      <w:r>
         <w:t xml:space="preserve">    return df</w:t>
       </w:r>
     </w:p>
     <w:p>
       <w:pPr>
         <w:pStyle w:val="ListParagraph"/>
-        <w:rPr>
-          <w:lang w:val="ru-RU"/>
-        </w:rPr>
-      </w:pPr>
-    </w:p>
-    <w:p>
-      <w:pPr>
-        <w:pStyle w:val="ListParagraph"/>
-        <w:rPr>
-          <w:lang w:val="ru-RU"/>
-        </w:rPr>
-      </w:pPr>
-      <w:r>
-        <w:rPr>
-          <w:lang w:val="ru-RU"/>
-        </w:rPr>
+      </w:pPr>
+    </w:p>
+    <w:p>
+      <w:pPr>
+        <w:pStyle w:val="ListParagraph"/>
+      </w:pPr>
+      <w:r>
         <w:t>def load_orderbook_data():</w:t>
       </w:r>
     </w:p>
     <w:p>
       <w:pPr>
         <w:pStyle w:val="ListParagraph"/>
-        <w:rPr>
-          <w:lang w:val="ru-RU"/>
-        </w:rPr>
-      </w:pPr>
-      <w:r>
-        <w:rPr>
-          <w:lang w:val="ru-RU"/>
-        </w:rPr>
+      </w:pPr>
+      <w:r>
         <w:t xml:space="preserve">    try:</w:t>
       </w:r>
     </w:p>
     <w:p>
       <w:pPr>
         <w:pStyle w:val="ListParagraph"/>
-        <w:rPr>
-          <w:lang w:val="ru-RU"/>
-        </w:rPr>
-      </w:pPr>
-      <w:r>
-        <w:rPr>
-          <w:lang w:val="ru-RU"/>
-        </w:rPr>
+      </w:pPr>
+      <w:r>
         <w:t xml:space="preserve">        conn = sqlite3.connect(ORDERBOOK_DB_FILE)</w:t>
       </w:r>
     </w:p>
     <w:p>
       <w:pPr>
         <w:pStyle w:val="ListParagraph"/>
-        <w:rPr>
-          <w:lang w:val="ru-RU"/>
-        </w:rPr>
-      </w:pPr>
-      <w:r>
-        <w:rPr>
-          <w:lang w:val="ru-RU"/>
-        </w:rPr>
+      </w:pPr>
+      <w:r>
         <w:t xml:space="preserve">        df = pd.read_sql_query("SELECT * FROM orderbook_data", conn, parse_dates=["timestamp"])</w:t>
       </w:r>
     </w:p>
     <w:p>
       <w:pPr>
         <w:pStyle w:val="ListParagraph"/>
-        <w:rPr>
-          <w:lang w:val="ru-RU"/>
-        </w:rPr>
-      </w:pPr>
-      <w:r>
-        <w:rPr>
-          <w:lang w:val="ru-RU"/>
-        </w:rPr>
+      </w:pPr>
+      <w:r>
         <w:t xml:space="preserve">        conn.close()</w:t>
       </w:r>
     </w:p>
     <w:p>
       <w:pPr>
         <w:pStyle w:val="ListParagraph"/>
-        <w:rPr>
-          <w:lang w:val="ru-RU"/>
-        </w:rPr>
-      </w:pPr>
-      <w:r>
-        <w:rPr>
-          <w:lang w:val="ru-RU"/>
-        </w:rPr>
+      </w:pPr>
+      <w:r>
         <w:t xml:space="preserve">        df.sort_values("timestamp", inplace=True)</w:t>
       </w:r>
     </w:p>
     <w:p>
       <w:pPr>
         <w:pStyle w:val="ListParagraph"/>
-        <w:rPr>
-          <w:lang w:val="ru-RU"/>
-        </w:rPr>
-      </w:pPr>
-      <w:r>
-        <w:rPr>
-          <w:lang w:val="ru-RU"/>
-        </w:rPr>
+      </w:pPr>
+      <w:r>
         <w:t xml:space="preserve">        logger.info(f"Loaded orderbook data: {len(df)} rows.")</w:t>
       </w:r>
     </w:p>
     <w:p>
       <w:pPr>
         <w:pStyle w:val="ListParagraph"/>
-        <w:rPr>
-          <w:lang w:val="ru-RU"/>
-        </w:rPr>
-      </w:pPr>
-      <w:r>
-        <w:rPr>
-          <w:lang w:val="ru-RU"/>
-        </w:rPr>
+      </w:pPr>
+      <w:r>
         <w:t xml:space="preserve">    except Exception as e:</w:t>
       </w:r>
     </w:p>
     <w:p>
       <w:pPr>
         <w:pStyle w:val="ListParagraph"/>
-        <w:rPr>
-          <w:lang w:val="ru-RU"/>
-        </w:rPr>
-      </w:pPr>
-      <w:r>
-        <w:rPr>
-          <w:lang w:val="ru-RU"/>
-        </w:rPr>
+      </w:pPr>
+      <w:r>
         <w:t xml:space="preserve">        logger.error(f"Error loading orderbook data: {e}")</w:t>
       </w:r>
     </w:p>
     <w:p>
       <w:pPr>
         <w:pStyle w:val="ListParagraph"/>
-        <w:rPr>
-          <w:lang w:val="ru-RU"/>
-        </w:rPr>
-      </w:pPr>
-      <w:r>
-        <w:rPr>
-          <w:lang w:val="ru-RU"/>
-        </w:rPr>
+      </w:pPr>
+      <w:r>
         <w:t xml:space="preserve">        df = pd.DataFrame()</w:t>
       </w:r>
     </w:p>
     <w:p>
       <w:pPr>
         <w:pStyle w:val="ListParagraph"/>
-        <w:rPr>
-          <w:lang w:val="ru-RU"/>
-        </w:rPr>
-      </w:pPr>
-      <w:r>
-        <w:rPr>
-          <w:lang w:val="ru-RU"/>
-        </w:rPr>
+      </w:pPr>
+      <w:r>
         <w:t xml:space="preserve">    return df</w:t>
       </w:r>
     </w:p>
     <w:p>
       <w:pPr>
         <w:pStyle w:val="ListParagraph"/>
-        <w:rPr>
-          <w:lang w:val="ru-RU"/>
-        </w:rPr>
-      </w:pPr>
-    </w:p>
-    <w:p>
-      <w:pPr>
-        <w:pStyle w:val="ListParagraph"/>
-        <w:rPr>
-          <w:lang w:val="ru-RU"/>
-        </w:rPr>
-      </w:pPr>
-      <w:r>
-        <w:rPr>
-          <w:lang w:val="ru-RU"/>
-        </w:rPr>
+      </w:pPr>
+    </w:p>
+    <w:p>
+      <w:pPr>
+        <w:pStyle w:val="ListParagraph"/>
+      </w:pPr>
+      <w:r>
         <w:t>def load_data():</w:t>
       </w:r>
     </w:p>
     <w:p>
       <w:pPr>
         <w:pStyle w:val="ListParagraph"/>
-        <w:rPr>
-          <w:lang w:val="ru-RU"/>
-        </w:rPr>
-      </w:pPr>
-      <w:r>
-        <w:rPr>
-          <w:lang w:val="ru-RU"/>
-        </w:rPr>
+      </w:pPr>
+      <w:r>
         <w:t xml:space="preserve">    df_extras = load_extras_data()</w:t>
       </w:r>
     </w:p>
     <w:p>
       <w:pPr>
         <w:pStyle w:val="ListParagraph"/>
-        <w:rPr>
-          <w:lang w:val="ru-RU"/>
-        </w:rPr>
-      </w:pPr>
-      <w:r>
-        <w:rPr>
-          <w:lang w:val="ru-RU"/>
-        </w:rPr>
+      </w:pPr>
+      <w:r>
         <w:t xml:space="preserve">    df_trades = load_trades_data()</w:t>
       </w:r>
     </w:p>
     <w:p>
       <w:pPr>
         <w:pStyle w:val="ListParagraph"/>
-        <w:rPr>
-          <w:lang w:val="ru-RU"/>
-        </w:rPr>
-      </w:pPr>
-      <w:r>
-        <w:rPr>
-          <w:lang w:val="ru-RU"/>
-        </w:rPr>
+      </w:pPr>
+      <w:r>
         <w:t xml:space="preserve">    df_orderbook = load_orderbook_data()</w:t>
       </w:r>
     </w:p>
     <w:p>
       <w:pPr>
         <w:pStyle w:val="ListParagraph"/>
-        <w:rPr>
-          <w:lang w:val="ru-RU"/>
-        </w:rPr>
-      </w:pPr>
-      <w:r>
-        <w:rPr>
-          <w:lang w:val="ru-RU"/>
-        </w:rPr>
+      </w:pPr>
+      <w:r>
         <w:t xml:space="preserve">    if not df_extras.empty:</w:t>
       </w:r>
     </w:p>
     <w:p>
       <w:pPr>
         <w:pStyle w:val="ListParagraph"/>
-        <w:rPr>
-          <w:lang w:val="ru-RU"/>
-        </w:rPr>
-      </w:pPr>
-      <w:r>
-        <w:rPr>
-          <w:lang w:val="ru-RU"/>
-        </w:rPr>
+      </w:pPr>
+      <w:r>
         <w:t xml:space="preserve">        df_extras.sort_values("open_time", inplace=True)</w:t>
       </w:r>
     </w:p>
     <w:p>
       <w:pPr>
         <w:pStyle w:val="ListParagraph"/>
-        <w:rPr>
-          <w:lang w:val="ru-RU"/>
-        </w:rPr>
-      </w:pPr>
-      <w:r>
-        <w:rPr>
-          <w:lang w:val="ru-RU"/>
-        </w:rPr>
+      </w:pPr>
+      <w:r>
         <w:t xml:space="preserve">    return df_extras, df_trades, df_orderbook</w:t>
       </w:r>
     </w:p>
     <w:p>
       <w:pPr>
         <w:pStyle w:val="ListParagraph"/>
-        <w:rPr>
-          <w:lang w:val="ru-RU"/>
-        </w:rPr>
-      </w:pPr>
-    </w:p>
-    <w:p>
-      <w:pPr>
-        <w:pStyle w:val="ListParagraph"/>
-        <w:rPr>
-          <w:lang w:val="ru-RU"/>
-        </w:rPr>
-      </w:pPr>
-      <w:r>
-        <w:rPr>
-          <w:lang w:val="ru-RU"/>
-        </w:rPr>
+      </w:pPr>
+    </w:p>
+    <w:p>
+      <w:pPr>
+        <w:pStyle w:val="ListParagraph"/>
+      </w:pPr>
+      <w:r>
         <w:t># ----------------------------</w:t>
       </w:r>
     </w:p>
     <w:p>
       <w:pPr>
         <w:pStyle w:val="ListParagraph"/>
-        <w:rPr>
-          <w:lang w:val="ru-RU"/>
-        </w:rPr>
-      </w:pPr>
-      <w:r>
-        <w:rPr>
-          <w:lang w:val="ru-RU"/>
-        </w:rPr>
+      </w:pPr>
+      <w:r>
         <w:t># Data Merging Function</w:t>
       </w:r>
     </w:p>
     <w:p>
       <w:pPr>
         <w:pStyle w:val="ListParagraph"/>
-        <w:rPr>
-          <w:lang w:val="ru-RU"/>
-        </w:rPr>
-      </w:pPr>
-      <w:r>
-        <w:rPr>
-          <w:lang w:val="ru-RU"/>
-        </w:rPr>
+      </w:pPr>
+      <w:r>
         <w:t># ----------------------------</w:t>
       </w:r>
     </w:p>
     <w:p>
       <w:pPr>
         <w:pStyle w:val="ListParagraph"/>
-        <w:rPr>
-          <w:lang w:val="ru-RU"/>
-        </w:rPr>
-      </w:pPr>
-      <w:r>
-        <w:rPr>
-          <w:lang w:val="ru-RU"/>
-        </w:rPr>
+      </w:pPr>
+      <w:r>
         <w:t>def merge_data(df_extras, df_trades, df_orderbook):</w:t>
       </w:r>
     </w:p>
     <w:p>
       <w:pPr>
         <w:pStyle w:val="ListParagraph"/>
-        <w:rPr>
-          <w:lang w:val="ru-RU"/>
-        </w:rPr>
-      </w:pPr>
-      <w:r>
-        <w:rPr>
-          <w:lang w:val="ru-RU"/>
-        </w:rPr>
+      </w:pPr>
+      <w:r>
         <w:t xml:space="preserve">    # Filter VIBUSDT data</w:t>
       </w:r>
     </w:p>
     <w:p>
       <w:pPr>
         <w:pStyle w:val="ListParagraph"/>
-        <w:rPr>
-          <w:lang w:val="ru-RU"/>
-        </w:rPr>
-      </w:pPr>
-      <w:r>
-        <w:rPr>
-          <w:lang w:val="ru-RU"/>
-        </w:rPr>
+      </w:pPr>
+      <w:r>
         <w:t xml:space="preserve">    df_vib = df_extras[df_extras["symbol"] == "VIBUSDT"].copy()</w:t>
       </w:r>
     </w:p>
     <w:p>
       <w:pPr>
         <w:pStyle w:val="ListParagraph"/>
-        <w:rPr>
-          <w:lang w:val="ru-RU"/>
-        </w:rPr>
-      </w:pPr>
-      <w:r>
-        <w:rPr>
-          <w:lang w:val="ru-RU"/>
-        </w:rPr>
+      </w:pPr>
+      <w:r>
         <w:t xml:space="preserve">    if df_vib.empty:</w:t>
       </w:r>
     </w:p>
     <w:p>
       <w:pPr>
         <w:pStyle w:val="ListParagraph"/>
-        <w:rPr>
-          <w:lang w:val="ru-RU"/>
-        </w:rPr>
-      </w:pPr>
-      <w:r>
-        <w:rPr>
-          <w:lang w:val="ru-RU"/>
-        </w:rPr>
+      </w:pPr>
+      <w:r>
         <w:t xml:space="preserve">        logger.error("No VIBUSDT data found.")</w:t>
       </w:r>
     </w:p>
     <w:p>
       <w:pPr>
         <w:pStyle w:val="ListParagraph"/>
-        <w:rPr>
-          <w:lang w:val="ru-RU"/>
-        </w:rPr>
-      </w:pPr>
-      <w:r>
-        <w:rPr>
-          <w:lang w:val="ru-RU"/>
-        </w:rPr>
+      </w:pPr>
+      <w:r>
         <w:t xml:space="preserve">        return None</w:t>
       </w:r>
     </w:p>
     <w:p>
       <w:pPr>
         <w:pStyle w:val="ListParagraph"/>
-        <w:rPr>
-          <w:lang w:val="ru-RU"/>
-        </w:rPr>
-      </w:pPr>
-      <w:r>
-        <w:rPr>
-          <w:lang w:val="ru-RU"/>
-        </w:rPr>
+      </w:pPr>
+      <w:r>
         <w:t xml:space="preserve">    df_vib.sort_values("close_time", inplace=True)</w:t>
       </w:r>
     </w:p>
     <w:p>
       <w:pPr>
         <w:pStyle w:val="ListParagraph"/>
-        <w:rPr>
-          <w:lang w:val="ru-RU"/>
-        </w:rPr>
-      </w:pPr>
-      <w:r>
-        <w:rPr>
-          <w:lang w:val="ru-RU"/>
-        </w:rPr>
+      </w:pPr>
+      <w:r>
         <w:t xml:space="preserve">    latest_candle = df_vib.iloc[-1]</w:t>
       </w:r>
     </w:p>
     <w:p>
       <w:pPr>
         <w:pStyle w:val="ListParagraph"/>
-        <w:rPr>
-          <w:lang w:val="ru-RU"/>
-        </w:rPr>
-      </w:pPr>
-      <w:r>
-        <w:rPr>
-          <w:lang w:val="ru-RU"/>
-        </w:rPr>
+      </w:pPr>
+      <w:r>
         <w:t xml:space="preserve">    # Count big trades (last 5 minutes)</w:t>
       </w:r>
     </w:p>
     <w:p>
       <w:pPr>
         <w:pStyle w:val="ListParagraph"/>
-        <w:rPr>
-          <w:lang w:val="ru-RU"/>
-        </w:rPr>
-      </w:pPr>
-      <w:r>
-        <w:rPr>
-          <w:lang w:val="ru-RU"/>
-        </w:rPr>
+      </w:pPr>
+      <w:r>
         <w:t xml:space="preserve">    BIG_TRADE_THRESHOLD = 100000</w:t>
       </w:r>
     </w:p>
     <w:p>
       <w:pPr>
         <w:pStyle w:val="ListParagraph"/>
-        <w:rPr>
-          <w:lang w:val="ru-RU"/>
-        </w:rPr>
-      </w:pPr>
-      <w:r>
-        <w:rPr>
-          <w:lang w:val="ru-RU"/>
-        </w:rPr>
+      </w:pPr>
+      <w:r>
         <w:t xml:space="preserve">    big_trades_count = len(df_trades[</w:t>
       </w:r>
     </w:p>
     <w:p>
       <w:pPr>
         <w:pStyle w:val="ListParagraph"/>
-        <w:rPr>
-          <w:lang w:val="ru-RU"/>
-        </w:rPr>
-      </w:pPr>
-      <w:r>
-        <w:rPr>
-          <w:lang w:val="ru-RU"/>
-        </w:rPr>
+      </w:pPr>
+      <w:r>
         <w:t xml:space="preserve">        (df_trades["trade_time"] &gt;= latest_candle["close_time"] - timedelta(minutes=5)) &amp;</w:t>
       </w:r>
     </w:p>
     <w:p>
       <w:pPr>
         <w:pStyle w:val="ListParagraph"/>
-        <w:rPr>
-          <w:lang w:val="ru-RU"/>
-        </w:rPr>
-      </w:pPr>
-      <w:r>
-        <w:rPr>
-          <w:lang w:val="ru-RU"/>
-        </w:rPr>
+      </w:pPr>
+      <w:r>
         <w:t xml:space="preserve">        (df_trades["quantity"] &gt;= BIG_TRADE_THRESHOLD)</w:t>
       </w:r>
     </w:p>
     <w:p>
       <w:pPr>
         <w:pStyle w:val="ListParagraph"/>
-        <w:rPr>
-          <w:lang w:val="ru-RU"/>
-        </w:rPr>
-      </w:pPr>
-      <w:r>
-        <w:rPr>
-          <w:lang w:val="ru-RU"/>
-        </w:rPr>
+      </w:pPr>
+      <w:r>
         <w:t xml:space="preserve">    ])</w:t>
       </w:r>
     </w:p>
     <w:p>
       <w:pPr>
         <w:pStyle w:val="ListParagraph"/>
-        <w:rPr>
-          <w:lang w:val="ru-RU"/>
-        </w:rPr>
-      </w:pPr>
-      <w:r>
-        <w:rPr>
-          <w:lang w:val="ru-RU"/>
-        </w:rPr>
+      </w:pPr>
+      <w:r>
         <w:t xml:space="preserve">    # Get orderbook spread</w:t>
       </w:r>
     </w:p>
     <w:p>
       <w:pPr>
         <w:pStyle w:val="ListParagraph"/>
-        <w:rPr>
-          <w:lang w:val="ru-RU"/>
-        </w:rPr>
-      </w:pPr>
-      <w:r>
-        <w:rPr>
-          <w:lang w:val="ru-RU"/>
-        </w:rPr>
+      </w:pPr>
+      <w:r>
         <w:t xml:space="preserve">    if not df_orderbook.empty:</w:t>
       </w:r>
     </w:p>
     <w:p>
       <w:pPr>
         <w:pStyle w:val="ListParagraph"/>
-        <w:rPr>
-          <w:lang w:val="ru-RU"/>
-        </w:rPr>
-      </w:pPr>
-      <w:r>
-        <w:rPr>
-          <w:lang w:val="ru-RU"/>
-        </w:rPr>
+      </w:pPr>
+      <w:r>
         <w:t xml:space="preserve">        valid_snapshots = df_orderbook[df_orderbook["timestamp"] &lt;= latest_candle["close_time"]]</w:t>
       </w:r>
     </w:p>
     <w:p>
       <w:pPr>
         <w:pStyle w:val="ListParagraph"/>
-        <w:rPr>
-          <w:lang w:val="ru-RU"/>
-        </w:rPr>
-      </w:pPr>
-      <w:r>
-        <w:rPr>
-          <w:lang w:val="ru-RU"/>
-        </w:rPr>
+      </w:pPr>
+      <w:r>
         <w:t xml:space="preserve">        orderbook_spread = valid_snapshots.iloc[-1]["spread"] if not valid_snapshots.empty else 0.0</w:t>
       </w:r>
     </w:p>
     <w:p>
       <w:pPr>
         <w:pStyle w:val="ListParagraph"/>
-        <w:rPr>
-          <w:lang w:val="ru-RU"/>
-        </w:rPr>
-      </w:pPr>
-      <w:r>
-        <w:rPr>
-          <w:lang w:val="ru-RU"/>
-        </w:rPr>
+      </w:pPr>
+      <w:r>
         <w:t xml:space="preserve">    else:</w:t>
       </w:r>
     </w:p>
     <w:p>
       <w:pPr>
         <w:pStyle w:val="ListParagraph"/>
-        <w:rPr>
-          <w:lang w:val="ru-RU"/>
-        </w:rPr>
-      </w:pPr>
-      <w:r>
-        <w:rPr>
-          <w:lang w:val="ru-RU"/>
-        </w:rPr>
+      </w:pPr>
+      <w:r>
         <w:t xml:space="preserve">        orderbook_spread = 0.0</w:t>
       </w:r>
     </w:p>
     <w:p>
       <w:pPr>
         <w:pStyle w:val="ListParagraph"/>
-        <w:rPr>
-          <w:lang w:val="ru-RU"/>
-        </w:rPr>
-      </w:pPr>
-      <w:r>
-        <w:rPr>
-          <w:lang w:val="ru-RU"/>
-        </w:rPr>
+      </w:pPr>
+      <w:r>
         <w:t xml:space="preserve">    # Pivot table for related symbols</w:t>
       </w:r>
     </w:p>
     <w:p>
       <w:pPr>
         <w:pStyle w:val="ListParagraph"/>
-        <w:rPr>
-          <w:lang w:val="ru-RU"/>
-        </w:rPr>
-      </w:pPr>
-      <w:r>
-        <w:rPr>
-          <w:lang w:val="ru-RU"/>
-        </w:rPr>
+      </w:pPr>
+      <w:r>
         <w:t xml:space="preserve">    other_symbols = ["BTCUSDT", "ETHUSDT", "RENDERUSDT"]</w:t>
       </w:r>
     </w:p>
     <w:p>
       <w:pPr>
         <w:pStyle w:val="ListParagraph"/>
-        <w:rPr>
-          <w:lang w:val="ru-RU"/>
-        </w:rPr>
-      </w:pPr>
-      <w:r>
-        <w:rPr>
-          <w:lang w:val="ru-RU"/>
-        </w:rPr>
+      </w:pPr>
+      <w:r>
         <w:t xml:space="preserve">    df_others = df_extras[df_extras["symbol"].isin(other_symbols)].copy()</w:t>
       </w:r>
     </w:p>
     <w:p>
       <w:pPr>
         <w:pStyle w:val="ListParagraph"/>
-        <w:rPr>
-          <w:lang w:val="ru-RU"/>
-        </w:rPr>
-      </w:pPr>
-      <w:r>
-        <w:rPr>
-          <w:lang w:val="ru-RU"/>
-        </w:rPr>
+      </w:pPr>
+      <w:r>
         <w:t xml:space="preserve">    if df_others.empty:</w:t>
       </w:r>
     </w:p>
     <w:p>
       <w:pPr>
         <w:pStyle w:val="ListParagraph"/>
-        <w:rPr>
-          <w:lang w:val="ru-RU"/>
-        </w:rPr>
-      </w:pPr>
-      <w:r>
-        <w:rPr>
-          <w:lang w:val="ru-RU"/>
-        </w:rPr>
+      </w:pPr>
+      <w:r>
         <w:t xml:space="preserve">        diff_BTC, diff_ETH, diff_RNDR = 0, 0, 0</w:t>
       </w:r>
     </w:p>
     <w:p>
       <w:pPr>
         <w:pStyle w:val="ListParagraph"/>
-        <w:rPr>
-          <w:lang w:val="ru-RU"/>
-        </w:rPr>
-      </w:pPr>
-      <w:r>
-        <w:rPr>
-          <w:lang w:val="ru-RU"/>
-        </w:rPr>
+      </w:pPr>
+      <w:r>
         <w:t xml:space="preserve">    else:</w:t>
       </w:r>
     </w:p>
     <w:p>
       <w:pPr>
         <w:pStyle w:val="ListParagraph"/>
-        <w:rPr>
-          <w:lang w:val="ru-RU"/>
-        </w:rPr>
-      </w:pPr>
-      <w:r>
-        <w:rPr>
-          <w:lang w:val="ru-RU"/>
-        </w:rPr>
+      </w:pPr>
+      <w:r>
         <w:t xml:space="preserve">        df_pivot = df_others.pivot_table(index="close_time", columns="symbol", values="close", aggfunc="last")</w:t>
       </w:r>
     </w:p>
     <w:p>
       <w:pPr>
         <w:pStyle w:val="ListParagraph"/>
-        <w:rPr>
-          <w:lang w:val="ru-RU"/>
-        </w:rPr>
-      </w:pPr>
-      <w:r>
-        <w:rPr>
-          <w:lang w:val="ru-RU"/>
-        </w:rPr>
+      </w:pPr>
+      <w:r>
         <w:t xml:space="preserve">        df_pivot.reset_index(inplace=True)</w:t>
       </w:r>
     </w:p>
     <w:p>
       <w:pPr>
         <w:pStyle w:val="ListParagraph"/>
-        <w:rPr>
-          <w:lang w:val="ru-RU"/>
-        </w:rPr>
-      </w:pPr>
-      <w:r>
-        <w:rPr>
-          <w:lang w:val="ru-RU"/>
-        </w:rPr>
+      </w:pPr>
+      <w:r>
         <w:t xml:space="preserve">        df_merged = pd.merge_asof(df_vib, df_pivot, on="close_time", direction="backward", tolerance=pd.Timedelta(seconds=60))</w:t>
       </w:r>
     </w:p>
     <w:p>
       <w:pPr>
         <w:pStyle w:val="ListParagraph"/>
-        <w:rPr>
-          <w:lang w:val="ru-RU"/>
-        </w:rPr>
-      </w:pPr>
-      <w:r>
-        <w:rPr>
-          <w:lang w:val="ru-RU"/>
-        </w:rPr>
+      </w:pPr>
+      <w:r>
         <w:t xml:space="preserve">        diff_BTC = (df_merged.iloc[-1].get("BTCUSDT", np.nan) - latest_candle.get("close", 0)) / latest_candle.get("close", 1)</w:t>
       </w:r>
     </w:p>
     <w:p>
       <w:pPr>
         <w:pStyle w:val="ListParagraph"/>
-        <w:rPr>
-          <w:lang w:val="ru-RU"/>
-        </w:rPr>
-      </w:pPr>
-      <w:r>
-        <w:rPr>
-          <w:lang w:val="ru-RU"/>
-        </w:rPr>
+      </w:pPr>
+      <w:r>
         <w:t xml:space="preserve">        diff_ETH = (df_merged.iloc[-1].get("ETHUSDT", np.nan) - latest_candle.get("close", 0)) / latest_candle.get("close", 1)</w:t>
       </w:r>
     </w:p>
     <w:p>
       <w:pPr>
         <w:pStyle w:val="ListParagraph"/>
-        <w:rPr>
-          <w:lang w:val="ru-RU"/>
-        </w:rPr>
-      </w:pPr>
-      <w:r>
-        <w:rPr>
-          <w:lang w:val="ru-RU"/>
-        </w:rPr>
+      </w:pPr>
+      <w:r>
         <w:t xml:space="preserve">        diff_RNDR = (df_merged.iloc[-1].get("RENDERUSDT", np.nan) - latest_candle.get("close", 0)) / latest_candle.get("close", 1)</w:t>
       </w:r>
     </w:p>
     <w:p>
       <w:pPr>
         <w:pStyle w:val="ListParagraph"/>
-        <w:rPr>
-          <w:lang w:val="ru-RU"/>
-        </w:rPr>
-      </w:pPr>
-      <w:r>
-        <w:rPr>
-          <w:lang w:val="ru-RU"/>
-        </w:rPr>
+      </w:pPr>
+      <w:r>
         <w:t xml:space="preserve">        diff_BTC = 0 if np.isnan(diff_BTC) else diff_BTC</w:t>
       </w:r>
     </w:p>
     <w:p>
       <w:pPr>
         <w:pStyle w:val="ListParagraph"/>
-        <w:rPr>
-          <w:lang w:val="ru-RU"/>
-        </w:rPr>
-      </w:pPr>
-      <w:r>
-        <w:rPr>
-          <w:lang w:val="ru-RU"/>
-        </w:rPr>
+      </w:pPr>
+      <w:r>
         <w:t xml:space="preserve">        diff_ETH = 0 if np.isnan(diff_ETH) else diff_ETH</w:t>
       </w:r>
     </w:p>
     <w:p>
       <w:pPr>
         <w:pStyle w:val="ListParagraph"/>
-        <w:rPr>
-          <w:lang w:val="ru-RU"/>
-        </w:rPr>
-      </w:pPr>
-      <w:r>
-        <w:rPr>
-          <w:lang w:val="ru-RU"/>
-        </w:rPr>
+      </w:pPr>
+      <w:r>
         <w:t xml:space="preserve">        diff_RNDR = 0 if np.isnan(diff_RNDR) else diff_RNDR</w:t>
       </w:r>
     </w:p>
     <w:p>
       <w:pPr>
         <w:pStyle w:val="ListParagraph"/>
-        <w:rPr>
-          <w:lang w:val="ru-RU"/>
-        </w:rPr>
-      </w:pPr>
-      <w:r>
-        <w:rPr>
-          <w:lang w:val="ru-RU"/>
-        </w:rPr>
+      </w:pPr>
+      <w:r>
         <w:t xml:space="preserve">    features = [</w:t>
       </w:r>
     </w:p>
     <w:p>
       <w:pPr>
         <w:pStyle w:val="ListParagraph"/>
-        <w:rPr>
-          <w:lang w:val="ru-RU"/>
-        </w:rPr>
-      </w:pPr>
-      <w:r>
-        <w:rPr>
-          <w:lang w:val="ru-RU"/>
-        </w:rPr>
+      </w:pPr>
+      <w:r>
         <w:t xml:space="preserve">        latest_candle.get("rsi", 0),</w:t>
       </w:r>
     </w:p>
     <w:p>
       <w:pPr>
         <w:pStyle w:val="ListParagraph"/>
-        <w:rPr>
-          <w:lang w:val="ru-RU"/>
-        </w:rPr>
-      </w:pPr>
-      <w:r>
-        <w:rPr>
-          <w:lang w:val="ru-RU"/>
-        </w:rPr>
+      </w:pPr>
+      <w:r>
         <w:t xml:space="preserve">        latest_candle.get("macd_hist", 0),</w:t>
       </w:r>
     </w:p>
     <w:p>
       <w:pPr>
         <w:pStyle w:val="ListParagraph"/>
-        <w:rPr>
-          <w:lang w:val="ru-RU"/>
-        </w:rPr>
-      </w:pPr>
-      <w:r>
-        <w:rPr>
-          <w:lang w:val="ru-RU"/>
-        </w:rPr>
+      </w:pPr>
+      <w:r>
         <w:t xml:space="preserve">        latest_candle.get("close", 0),</w:t>
       </w:r>
     </w:p>
     <w:p>
       <w:pPr>
         <w:pStyle w:val="ListParagraph"/>
-        <w:rPr>
-          <w:lang w:val="ru-RU"/>
-        </w:rPr>
-      </w:pPr>
-      <w:r>
-        <w:rPr>
-          <w:lang w:val="ru-RU"/>
-        </w:rPr>
+      </w:pPr>
+      <w:r>
         <w:t xml:space="preserve">        latest_candle.get("volume", 0),</w:t>
       </w:r>
     </w:p>
     <w:p>
       <w:pPr>
         <w:pStyle w:val="ListParagraph"/>
-        <w:rPr>
-          <w:lang w:val="ru-RU"/>
-        </w:rPr>
-      </w:pPr>
-      <w:r>
-        <w:rPr>
-          <w:lang w:val="ru-RU"/>
-        </w:rPr>
+      </w:pPr>
+      <w:r>
         <w:t xml:space="preserve">        big_trades_count,</w:t>
       </w:r>
     </w:p>
     <w:p>
       <w:pPr>
         <w:pStyle w:val="ListParagraph"/>
-        <w:rPr>
-          <w:lang w:val="ru-RU"/>
-        </w:rPr>
-      </w:pPr>
-      <w:r>
-        <w:rPr>
-          <w:lang w:val="ru-RU"/>
-        </w:rPr>
+      </w:pPr>
+      <w:r>
         <w:t xml:space="preserve">        orderbook_spread,</w:t>
       </w:r>
     </w:p>
     <w:p>
       <w:pPr>
         <w:pStyle w:val="ListParagraph"/>
-        <w:rPr>
-          <w:lang w:val="ru-RU"/>
-        </w:rPr>
-      </w:pPr>
-      <w:r>
-        <w:rPr>
-          <w:lang w:val="ru-RU"/>
-        </w:rPr>
+      </w:pPr>
+      <w:r>
         <w:t xml:space="preserve">        diff_BTC,</w:t>
       </w:r>
     </w:p>
     <w:p>
       <w:pPr>
         <w:pStyle w:val="ListParagraph"/>
-        <w:rPr>
-          <w:lang w:val="ru-RU"/>
-        </w:rPr>
-      </w:pPr>
-      <w:r>
-        <w:rPr>
-          <w:lang w:val="ru-RU"/>
-        </w:rPr>
+      </w:pPr>
+      <w:r>
         <w:t xml:space="preserve">        diff_ETH,</w:t>
       </w:r>
     </w:p>
     <w:p>
       <w:pPr>
         <w:pStyle w:val="ListParagraph"/>
-        <w:rPr>
-          <w:lang w:val="ru-RU"/>
-        </w:rPr>
-      </w:pPr>
-      <w:r>
-        <w:rPr>
-          <w:lang w:val="ru-RU"/>
-        </w:rPr>
+      </w:pPr>
+      <w:r>
         <w:t xml:space="preserve">        diff_RNDR</w:t>
       </w:r>
     </w:p>
     <w:p>
       <w:pPr>
         <w:pStyle w:val="ListParagraph"/>
-        <w:rPr>
-          <w:lang w:val="ru-RU"/>
-        </w:rPr>
-      </w:pPr>
-      <w:r>
-        <w:rPr>
-          <w:lang w:val="ru-RU"/>
-        </w:rPr>
+      </w:pPr>
+      <w:r>
         <w:t xml:space="preserve">    ]</w:t>
       </w:r>
     </w:p>
     <w:p>
       <w:pPr>
         <w:pStyle w:val="ListParagraph"/>
-        <w:rPr>
-          <w:lang w:val="ru-RU"/>
-        </w:rPr>
-      </w:pPr>
-      <w:r>
-        <w:rPr>
-          <w:lang w:val="ru-RU"/>
-        </w:rPr>
+      </w:pPr>
+      <w:r>
         <w:t xml:space="preserve">    # Return: features (numpy array), current VIB price, and the candle's timestamp</w:t>
       </w:r>
     </w:p>
     <w:p>
       <w:pPr>
         <w:pStyle w:val="ListParagraph"/>
-        <w:rPr>
-          <w:lang w:val="ru-RU"/>
-        </w:rPr>
-      </w:pPr>
-      <w:r>
-        <w:rPr>
-          <w:lang w:val="ru-RU"/>
-        </w:rPr>
+      </w:pPr>
+      <w:r>
         <w:t xml:space="preserve">    return np.array([features]), latest_candle["close"], latest_candle["close_time"]</w:t>
       </w:r>
     </w:p>
     <w:p>
       <w:pPr>
         <w:pStyle w:val="ListParagraph"/>
-        <w:rPr>
-          <w:lang w:val="ru-RU"/>
-        </w:rPr>
-      </w:pPr>
-    </w:p>
-    <w:p>
-      <w:pPr>
-        <w:pStyle w:val="ListParagraph"/>
-        <w:rPr>
-          <w:lang w:val="ru-RU"/>
-        </w:rPr>
-      </w:pPr>
-      <w:r>
-        <w:rPr>
-          <w:lang w:val="ru-RU"/>
-        </w:rPr>
+      </w:pPr>
+    </w:p>
+    <w:p>
+      <w:pPr>
+        <w:pStyle w:val="ListParagraph"/>
+      </w:pPr>
+      <w:r>
         <w:t># ----------------------------</w:t>
       </w:r>
     </w:p>
     <w:p>
       <w:pPr>
         <w:pStyle w:val="ListParagraph"/>
-        <w:rPr>
-          <w:lang w:val="ru-RU"/>
-        </w:rPr>
-      </w:pPr>
-      <w:r>
-        <w:rPr>
-          <w:lang w:val="ru-RU"/>
-        </w:rPr>
+      </w:pPr>
+      <w:r>
         <w:t># Inference Loop</w:t>
       </w:r>
     </w:p>
     <w:p>
       <w:pPr>
         <w:pStyle w:val="ListParagraph"/>
-        <w:rPr>
-          <w:lang w:val="ru-RU"/>
-        </w:rPr>
-      </w:pPr>
-      <w:r>
-        <w:rPr>
-          <w:lang w:val="ru-RU"/>
-        </w:rPr>
+      </w:pPr>
+      <w:r>
         <w:t># ----------------------------</w:t>
       </w:r>
     </w:p>
     <w:p>
       <w:pPr>
         <w:pStyle w:val="ListParagraph"/>
-        <w:rPr>
-          <w:lang w:val="ru-RU"/>
-        </w:rPr>
-      </w:pPr>
-      <w:r>
-        <w:rPr>
-          <w:lang w:val="ru-RU"/>
-        </w:rPr>
-        <w:t>def run_inference(model):</w:t>
-      </w:r>
-    </w:p>
-    <w:p>
-      <w:pPr>
-        <w:pStyle w:val="ListParagraph"/>
-        <w:rPr>
-          <w:lang w:val="ru-RU"/>
-        </w:rPr>
-      </w:pPr>
-      <w:r>
-        <w:rPr>
-          <w:lang w:val="ru-RU"/>
-        </w:rPr>
+      </w:pPr>
+      <w:r>
+        <w:t>def run_inference():</w:t>
+      </w:r>
+    </w:p>
+    <w:p>
+      <w:pPr>
+        <w:pStyle w:val="ListParagraph"/>
+      </w:pPr>
+      <w:r>
+        <w:t xml:space="preserve">    # Load active model (linear or neural network) along with scaler if NN</w:t>
+      </w:r>
+    </w:p>
+    <w:p>
+      <w:pPr>
+        <w:pStyle w:val="ListParagraph"/>
+      </w:pPr>
+      <w:r>
+        <w:t xml:space="preserve">    (model, scaler), model_id = load_active_model()</w:t>
+      </w:r>
+    </w:p>
+    <w:p>
+      <w:pPr>
+        <w:pStyle w:val="ListParagraph"/>
+      </w:pPr>
+      <w:r>
+        <w:t xml:space="preserve">    if model is None:</w:t>
+      </w:r>
+    </w:p>
+    <w:p>
+      <w:pPr>
+        <w:pStyle w:val="ListParagraph"/>
+      </w:pPr>
+      <w:r>
+        <w:t xml:space="preserve">        logger.error("No active model loaded. Aborting inference.")</w:t>
+      </w:r>
+    </w:p>
+    <w:p>
+      <w:pPr>
+        <w:pStyle w:val="ListParagraph"/>
+      </w:pPr>
+      <w:r>
+        <w:t xml:space="preserve">        return</w:t>
+      </w:r>
+    </w:p>
+    <w:p>
+      <w:pPr>
+        <w:pStyle w:val="ListParagraph"/>
+      </w:pPr>
+    </w:p>
+    <w:p>
+      <w:pPr>
+        <w:pStyle w:val="ListParagraph"/>
+      </w:pPr>
+      <w:r>
         <w:t xml:space="preserve">    df_extras, df_trades, df_orderbook = load_data()</w:t>
       </w:r>
     </w:p>
     <w:p>
       <w:pPr>
         <w:pStyle w:val="ListParagraph"/>
-        <w:rPr>
-          <w:lang w:val="ru-RU"/>
-        </w:rPr>
-      </w:pPr>
-      <w:r>
-        <w:rPr>
-          <w:lang w:val="ru-RU"/>
-        </w:rPr>
+      </w:pPr>
+      <w:r>
         <w:t xml:space="preserve">    merged = merge_data(df_extras, df_trades, df_orderbook)</w:t>
       </w:r>
     </w:p>
     <w:p>
       <w:pPr>
         <w:pStyle w:val="ListParagraph"/>
-        <w:rPr>
-          <w:lang w:val="ru-RU"/>
-        </w:rPr>
-      </w:pPr>
-      <w:r>
-        <w:rPr>
-          <w:lang w:val="ru-RU"/>
-        </w:rPr>
+      </w:pPr>
+      <w:r>
         <w:t xml:space="preserve">    if merged is None:</w:t>
       </w:r>
     </w:p>
     <w:p>
       <w:pPr>
         <w:pStyle w:val="ListParagraph"/>
-        <w:rPr>
-          <w:lang w:val="ru-RU"/>
-        </w:rPr>
-      </w:pPr>
-      <w:r>
-        <w:rPr>
-          <w:lang w:val="ru-RU"/>
-        </w:rPr>
+      </w:pPr>
+      <w:r>
         <w:t xml:space="preserve">        logger.warning("[ML] Merge failed. Skipping inference cycle.")</w:t>
       </w:r>
     </w:p>
     <w:p>
       <w:pPr>
         <w:pStyle w:val="ListParagraph"/>
-        <w:rPr>
-          <w:lang w:val="ru-RU"/>
-        </w:rPr>
-      </w:pPr>
-      <w:r>
-        <w:rPr>
-          <w:lang w:val="ru-RU"/>
-        </w:rPr>
+      </w:pPr>
+      <w:r>
         <w:t xml:space="preserve">        return</w:t>
       </w:r>
     </w:p>
     <w:p>
       <w:pPr>
         <w:pStyle w:val="ListParagraph"/>
-        <w:rPr>
-          <w:lang w:val="ru-RU"/>
-        </w:rPr>
-      </w:pPr>
-      <w:r>
-        <w:rPr>
-          <w:lang w:val="ru-RU"/>
-        </w:rPr>
+      </w:pPr>
+      <w:r>
         <w:t xml:space="preserve">    X, current_vib_price, current_timestamp = merged</w:t>
       </w:r>
     </w:p>
     <w:p>
       <w:pPr>
         <w:pStyle w:val="ListParagraph"/>
-        <w:rPr>
-          <w:lang w:val="ru-RU"/>
-        </w:rPr>
-      </w:pPr>
-      <w:r>
-        <w:rPr>
-          <w:lang w:val="ru-RU"/>
-        </w:rPr>
+      </w:pPr>
+    </w:p>
+    <w:p>
+      <w:pPr>
+        <w:pStyle w:val="ListParagraph"/>
+      </w:pPr>
+      <w:r>
+        <w:t xml:space="preserve">    # If using neural network, scale features using the saved scaler</w:t>
+      </w:r>
+    </w:p>
+    <w:p>
+      <w:pPr>
+        <w:pStyle w:val="ListParagraph"/>
+      </w:pPr>
+      <w:r>
+        <w:t xml:space="preserve">    if model_id == "nn" and scaler is not None:</w:t>
+      </w:r>
+    </w:p>
+    <w:p>
+      <w:pPr>
+        <w:pStyle w:val="ListParagraph"/>
+      </w:pPr>
+      <w:r>
+        <w:t xml:space="preserve">        X = scaler.transform(X)</w:t>
+      </w:r>
+    </w:p>
+    <w:p>
+      <w:pPr>
+        <w:pStyle w:val="ListParagraph"/>
+      </w:pPr>
+      <w:r>
+        <w:t xml:space="preserve">    </w:t>
+      </w:r>
+    </w:p>
+    <w:p>
+      <w:pPr>
+        <w:pStyle w:val="ListParagraph"/>
+      </w:pPr>
+      <w:r>
         <w:t xml:space="preserve">    try:</w:t>
       </w:r>
     </w:p>
     <w:p>
       <w:pPr>
         <w:pStyle w:val="ListParagraph"/>
-        <w:rPr>
-          <w:lang w:val="ru-RU"/>
-        </w:rPr>
-      </w:pPr>
-      <w:r>
-        <w:rPr>
-          <w:lang w:val="ru-RU"/>
-        </w:rPr>
+      </w:pPr>
+      <w:r>
         <w:t xml:space="preserve">        prediction = model.predict(X)[0]</w:t>
       </w:r>
     </w:p>
     <w:p>
       <w:pPr>
         <w:pStyle w:val="ListParagraph"/>
-        <w:rPr>
-          <w:lang w:val="ru-RU"/>
-        </w:rPr>
-      </w:pPr>
-      <w:r>
-        <w:rPr>
-          <w:lang w:val="ru-RU"/>
-        </w:rPr>
+      </w:pPr>
+      <w:r>
         <w:t xml:space="preserve">    except Exception as e:</w:t>
       </w:r>
     </w:p>
     <w:p>
       <w:pPr>
         <w:pStyle w:val="ListParagraph"/>
-        <w:rPr>
-          <w:lang w:val="ru-RU"/>
-        </w:rPr>
-      </w:pPr>
-      <w:r>
-        <w:rPr>
-          <w:lang w:val="ru-RU"/>
-        </w:rPr>
+      </w:pPr>
+      <w:r>
         <w:t xml:space="preserve">        logger.error(f"[ML] Prediction error: {e}")</w:t>
       </w:r>
     </w:p>
     <w:p>
       <w:pPr>
         <w:pStyle w:val="ListParagraph"/>
-        <w:rPr>
-          <w:lang w:val="ru-RU"/>
-        </w:rPr>
-      </w:pPr>
-      <w:r>
-        <w:rPr>
-          <w:lang w:val="ru-RU"/>
-        </w:rPr>
+      </w:pPr>
+      <w:r>
         <w:t xml:space="preserve">        return</w:t>
       </w:r>
     </w:p>
     <w:p>
       <w:pPr>
         <w:pStyle w:val="ListParagraph"/>
-        <w:rPr>
-          <w:lang w:val="ru-RU"/>
-        </w:rPr>
-      </w:pPr>
-      <w:r>
-        <w:rPr>
-          <w:lang w:val="ru-RU"/>
-        </w:rPr>
+      </w:pPr>
+      <w:r>
+        <w:t xml:space="preserve">    </w:t>
+      </w:r>
+    </w:p>
+    <w:p>
+      <w:pPr>
+        <w:pStyle w:val="ListParagraph"/>
+      </w:pPr>
+      <w:r>
         <w:t xml:space="preserve">    timestamp_str = current_timestamp.strftime("%Y-%m-%d %H:%M:%S")</w:t>
       </w:r>
     </w:p>
     <w:p>
       <w:pPr>
         <w:pStyle w:val="ListParagraph"/>
-        <w:rPr>
-          <w:lang w:val="ru-RU"/>
-        </w:rPr>
-      </w:pPr>
-      <w:r>
-        <w:rPr>
-          <w:lang w:val="ru-RU"/>
-        </w:rPr>
-        <w:t xml:space="preserve">    store_prediction(timestamp_str, prediction)</w:t>
-      </w:r>
-    </w:p>
-    <w:p>
-      <w:pPr>
-        <w:pStyle w:val="ListParagraph"/>
-        <w:rPr>
-          <w:lang w:val="ru-RU"/>
-        </w:rPr>
-      </w:pPr>
-      <w:r>
-        <w:rPr>
-          <w:lang w:val="ru-RU"/>
-        </w:rPr>
-        <w:t xml:space="preserve">    logger.info(f"[ML] Prediction: {prediction}")</w:t>
-      </w:r>
-    </w:p>
-    <w:p>
-      <w:pPr>
-        <w:pStyle w:val="ListParagraph"/>
-        <w:rPr>
-          <w:lang w:val="ru-RU"/>
-        </w:rPr>
-      </w:pPr>
-      <w:r>
-        <w:rPr>
-          <w:lang w:val="ru-RU"/>
-        </w:rPr>
-        <w:t xml:space="preserve">    # Store pending feedback record for later training update</w:t>
-      </w:r>
-    </w:p>
-    <w:p>
-      <w:pPr>
-        <w:pStyle w:val="ListParagraph"/>
-        <w:rPr>
-          <w:lang w:val="ru-RU"/>
-        </w:rPr>
-      </w:pPr>
-      <w:r>
-        <w:rPr>
-          <w:lang w:val="ru-RU"/>
-        </w:rPr>
-        <w:t xml:space="preserve">    store_pending_feedback(timestamp_str, prediction, X, current_vib_price)</w:t>
-      </w:r>
-    </w:p>
-    <w:p>
-      <w:pPr>
-        <w:pStyle w:val="ListParagraph"/>
-        <w:rPr>
-          <w:lang w:val="ru-RU"/>
-        </w:rPr>
-      </w:pPr>
-      <w:r>
-        <w:rPr>
-          <w:lang w:val="ru-RU"/>
-        </w:rPr>
+      </w:pPr>
+      <w:r>
+        <w:t xml:space="preserve">    store_prediction(timestamp_str, prediction, model_id)</w:t>
+      </w:r>
+    </w:p>
+    <w:p>
+      <w:pPr>
+        <w:pStyle w:val="ListParagraph"/>
+      </w:pPr>
+      <w:r>
+        <w:t xml:space="preserve">    logger.info(f"[ML] Model {model_id} Prediction: {prediction}")</w:t>
+      </w:r>
+    </w:p>
+    <w:p>
+      <w:pPr>
+        <w:pStyle w:val="ListParagraph"/>
+      </w:pPr>
+      <w:r>
+        <w:t xml:space="preserve">    # Store pending feedback record with model_id</w:t>
+      </w:r>
+    </w:p>
+    <w:p>
+      <w:pPr>
+        <w:pStyle w:val="ListParagraph"/>
+      </w:pPr>
+      <w:r>
+        <w:t xml:space="preserve">    store_pending_feedback(timestamp_str, prediction, X, current_vib_price, model_id)</w:t>
+      </w:r>
+    </w:p>
+    <w:p>
+      <w:pPr>
+        <w:pStyle w:val="ListParagraph"/>
+      </w:pPr>
+      <w:r>
+        <w:t xml:space="preserve">    </w:t>
+      </w:r>
+    </w:p>
+    <w:p>
+      <w:pPr>
+        <w:pStyle w:val="ListParagraph"/>
+      </w:pPr>
+      <w:r>
+        <w:t xml:space="preserve">    # Define a mapping for actionable signals</w:t>
+      </w:r>
+    </w:p>
+    <w:p>
+      <w:pPr>
+        <w:pStyle w:val="ListParagraph"/>
+      </w:pPr>
+      <w:r>
+        <w:t xml:space="preserve">    action_map = {</w:t>
+      </w:r>
+    </w:p>
+    <w:p>
+      <w:pPr>
+        <w:pStyle w:val="ListParagraph"/>
+      </w:pPr>
+      <w:r>
+        <w:t xml:space="preserve">        3: "Strong Buy",</w:t>
+      </w:r>
+    </w:p>
+    <w:p>
+      <w:pPr>
+        <w:pStyle w:val="ListParagraph"/>
+      </w:pPr>
+      <w:r>
+        <w:t xml:space="preserve">        2: "Buy",</w:t>
+      </w:r>
+    </w:p>
+    <w:p>
+      <w:pPr>
+        <w:pStyle w:val="ListParagraph"/>
+      </w:pPr>
+      <w:r>
+        <w:t xml:space="preserve">        1: "Slight Buy",</w:t>
+      </w:r>
+    </w:p>
+    <w:p>
+      <w:pPr>
+        <w:pStyle w:val="ListParagraph"/>
+      </w:pPr>
+      <w:r>
+        <w:t xml:space="preserve">        0: "Hold",</w:t>
+      </w:r>
+    </w:p>
+    <w:p>
+      <w:pPr>
+        <w:pStyle w:val="ListParagraph"/>
+      </w:pPr>
+      <w:r>
+        <w:t xml:space="preserve">        -1: "Slight Sell",</w:t>
+      </w:r>
+    </w:p>
+    <w:p>
+      <w:pPr>
+        <w:pStyle w:val="ListParagraph"/>
+      </w:pPr>
+      <w:r>
+        <w:t xml:space="preserve">        -2: "Sell",</w:t>
+      </w:r>
+    </w:p>
+    <w:p>
+      <w:pPr>
+        <w:pStyle w:val="ListParagraph"/>
+      </w:pPr>
+      <w:r>
+        <w:t xml:space="preserve">        -3: "Strong Sell"</w:t>
+      </w:r>
+    </w:p>
+    <w:p>
+      <w:pPr>
+        <w:pStyle w:val="ListParagraph"/>
+      </w:pPr>
+      <w:r>
+        <w:t xml:space="preserve">    }</w:t>
+      </w:r>
+    </w:p>
+    <w:p>
+      <w:pPr>
+        <w:pStyle w:val="ListParagraph"/>
+      </w:pPr>
+      <w:r>
+        <w:t xml:space="preserve">    action = action_map.get(prediction, "Unknown Signal")</w:t>
+      </w:r>
+    </w:p>
+    <w:p>
+      <w:pPr>
+        <w:pStyle w:val="ListParagraph"/>
+      </w:pPr>
+      <w:r>
+        <w:t xml:space="preserve">    </w:t>
+      </w:r>
+    </w:p>
+    <w:p>
+      <w:pPr>
+        <w:pStyle w:val="ListParagraph"/>
+      </w:pPr>
+      <w:r>
+        <w:t xml:space="preserve">    # Extract key features for context</w:t>
+      </w:r>
+    </w:p>
+    <w:p>
+      <w:pPr>
+        <w:pStyle w:val="ListParagraph"/>
+      </w:pPr>
+      <w:r>
+        <w:t xml:space="preserve">    # Assuming feature order: [rsi, macd_hist, close, volume, big_trades_count, orderbook_spread, diff_BTC, diff_ETH, diff_RNDR]</w:t>
+      </w:r>
+    </w:p>
+    <w:p>
+      <w:pPr>
+        <w:pStyle w:val="ListParagraph"/>
+      </w:pPr>
+      <w:r>
+        <w:t xml:space="preserve">    features_list = X[0]</w:t>
+      </w:r>
+    </w:p>
+    <w:p>
+      <w:pPr>
+        <w:pStyle w:val="ListParagraph"/>
+      </w:pPr>
+      <w:r>
+        <w:t xml:space="preserve">    alert_msg = (</w:t>
+      </w:r>
+    </w:p>
+    <w:p>
+      <w:pPr>
+        <w:pStyle w:val="ListParagraph"/>
+      </w:pPr>
+      <w:r>
+        <w:t xml:space="preserve">        f"Model {model_id} Signal: {action} (Prediction: {prediction})\n"</w:t>
+      </w:r>
+    </w:p>
+    <w:p>
+      <w:pPr>
+        <w:pStyle w:val="ListParagraph"/>
+      </w:pPr>
+      <w:r>
+        <w:t xml:space="preserve">        f"VIB Price: {features_list[2]:.5f}\n"</w:t>
+      </w:r>
+    </w:p>
+    <w:p>
+      <w:pPr>
+        <w:pStyle w:val="ListParagraph"/>
+      </w:pPr>
+      <w:r>
+        <w:t xml:space="preserve">        f"Volume: {features_list[3]:.1f}\n"</w:t>
+      </w:r>
+    </w:p>
+    <w:p>
+      <w:pPr>
+        <w:pStyle w:val="ListParagraph"/>
+      </w:pPr>
+      <w:r>
+        <w:t xml:space="preserve">        f"BTC Corr: {features_list[6]:.2f}\n"</w:t>
+      </w:r>
+    </w:p>
+    <w:p>
+      <w:pPr>
+        <w:pStyle w:val="ListParagraph"/>
+      </w:pPr>
+      <w:r>
+        <w:t xml:space="preserve">        f"ETH Corr: {features_list[7]:.2f}\n"</w:t>
+      </w:r>
+    </w:p>
+    <w:p>
+      <w:pPr>
+        <w:pStyle w:val="ListParagraph"/>
+      </w:pPr>
+      <w:r>
+        <w:t xml:space="preserve">        f"RNDR Corr: {features_list[8]:.2f}"</w:t>
+      </w:r>
+    </w:p>
+    <w:p>
+      <w:pPr>
+        <w:pStyle w:val="ListParagraph"/>
+      </w:pPr>
+      <w:r>
+        <w:t xml:space="preserve">    )</w:t>
+      </w:r>
+    </w:p>
+    <w:p>
+      <w:pPr>
+        <w:pStyle w:val="ListParagraph"/>
+      </w:pPr>
+      <w:r>
         <w:t xml:space="preserve">    if prediction != 0:</w:t>
       </w:r>
     </w:p>
     <w:p>
       <w:pPr>
         <w:pStyle w:val="ListParagraph"/>
-        <w:rPr>
-          <w:lang w:val="ru-RU"/>
-        </w:rPr>
-      </w:pPr>
-      <w:r>
-        <w:rPr>
-          <w:lang w:val="ru-RU"/>
-        </w:rPr>
-        <w:t xml:space="preserve">        alert_msg = f"Signal: {prediction}\nFeatures: {X[0].tolist()}"</w:t>
-      </w:r>
-    </w:p>
-    <w:p>
-      <w:pPr>
-        <w:pStyle w:val="ListParagraph"/>
-        <w:rPr>
-          <w:lang w:val="ru-RU"/>
-        </w:rPr>
-      </w:pPr>
-      <w:r>
-        <w:rPr>
-          <w:lang w:val="ru-RU"/>
-        </w:rPr>
+      </w:pPr>
+      <w:r>
         <w:t xml:space="preserve">        send_telegram_alert(alert_msg)</w:t>
       </w:r>
     </w:p>
     <w:p>
       <w:pPr>
         <w:pStyle w:val="ListParagraph"/>
-        <w:rPr>
-          <w:lang w:val="ru-RU"/>
-        </w:rPr>
-      </w:pPr>
-    </w:p>
-    <w:p>
-      <w:pPr>
-        <w:pStyle w:val="ListParagraph"/>
-        <w:rPr>
-          <w:lang w:val="ru-RU"/>
-        </w:rPr>
-      </w:pPr>
-      <w:r>
-        <w:rPr>
-          <w:lang w:val="ru-RU"/>
-        </w:rPr>
+      </w:pPr>
+    </w:p>
+    <w:p>
+      <w:pPr>
+        <w:pStyle w:val="ListParagraph"/>
+      </w:pPr>
+      <w:r>
         <w:t>def main_loop():</w:t>
       </w:r>
     </w:p>
     <w:p>
       <w:pPr>
         <w:pStyle w:val="ListParagraph"/>
-        <w:rPr>
-          <w:lang w:val="ru-RU"/>
-        </w:rPr>
-      </w:pPr>
-      <w:r>
-        <w:rPr>
-          <w:lang w:val="ru-RU"/>
-        </w:rPr>
-        <w:t xml:space="preserve">    if not os.path.exists(MODEL_PATH):</w:t>
-      </w:r>
-    </w:p>
-    <w:p>
-      <w:pPr>
-        <w:pStyle w:val="ListParagraph"/>
-        <w:rPr>
-          <w:lang w:val="ru-RU"/>
-        </w:rPr>
-      </w:pPr>
-      <w:r>
-        <w:rPr>
-          <w:lang w:val="ru-RU"/>
-        </w:rPr>
-        <w:t xml:space="preserve">        logger.error(f"Model not found at {MODEL_PATH}.")</w:t>
-      </w:r>
-    </w:p>
-    <w:p>
-      <w:pPr>
-        <w:pStyle w:val="ListParagraph"/>
-        <w:rPr>
-          <w:lang w:val="ru-RU"/>
-        </w:rPr>
-      </w:pPr>
-      <w:r>
-        <w:rPr>
-          <w:lang w:val="ru-RU"/>
-        </w:rPr>
-        <w:t xml:space="preserve">        return</w:t>
-      </w:r>
-    </w:p>
-    <w:p>
-      <w:pPr>
-        <w:pStyle w:val="ListParagraph"/>
-        <w:rPr>
-          <w:lang w:val="ru-RU"/>
-        </w:rPr>
-      </w:pPr>
-      <w:r>
-        <w:rPr>
-          <w:lang w:val="ru-RU"/>
-        </w:rPr>
-        <w:t xml:space="preserve">    model = joblib.load(MODEL_PATH)</w:t>
-      </w:r>
-    </w:p>
-    <w:p>
-      <w:pPr>
-        <w:pStyle w:val="ListParagraph"/>
-        <w:rPr>
-          <w:lang w:val="ru-RU"/>
-        </w:rPr>
-      </w:pPr>
-      <w:r>
-        <w:rPr>
-          <w:lang w:val="ru-RU"/>
-        </w:rPr>
-        <w:t xml:space="preserve">    logger.info("Model loaded successfully for inference.")</w:t>
-      </w:r>
-    </w:p>
-    <w:p>
-      <w:pPr>
-        <w:pStyle w:val="ListParagraph"/>
-        <w:rPr>
-          <w:lang w:val="ru-RU"/>
-        </w:rPr>
-      </w:pPr>
-      <w:r>
-        <w:rPr>
-          <w:lang w:val="ru-RU"/>
-        </w:rPr>
+      </w:pPr>
+      <w:r>
         <w:t xml:space="preserve">    while True:</w:t>
       </w:r>
     </w:p>
     <w:p>
       <w:pPr>
         <w:pStyle w:val="ListParagraph"/>
-        <w:rPr>
-          <w:lang w:val="ru-RU"/>
-        </w:rPr>
-      </w:pPr>
-      <w:r>
-        <w:rPr>
-          <w:lang w:val="ru-RU"/>
-        </w:rPr>
-        <w:t xml:space="preserve">        run_inference(model)</w:t>
-      </w:r>
-    </w:p>
-    <w:p>
-      <w:pPr>
-        <w:pStyle w:val="ListParagraph"/>
-        <w:rPr>
-          <w:lang w:val="ru-RU"/>
-        </w:rPr>
-      </w:pPr>
-      <w:r>
-        <w:rPr>
-          <w:lang w:val="ru-RU"/>
-        </w:rPr>
+      </w:pPr>
+      <w:r>
+        <w:t xml:space="preserve">        run_inference()</w:t>
+      </w:r>
+    </w:p>
+    <w:p>
+      <w:pPr>
+        <w:pStyle w:val="ListParagraph"/>
+      </w:pPr>
+      <w:r>
         <w:t xml:space="preserve">        time.sleep(30)</w:t>
       </w:r>
     </w:p>
     <w:p>
       <w:pPr>
         <w:pStyle w:val="ListParagraph"/>
-        <w:rPr>
-          <w:lang w:val="ru-RU"/>
-        </w:rPr>
-      </w:pPr>
-    </w:p>
-    <w:p>
-      <w:pPr>
-        <w:pStyle w:val="ListParagraph"/>
-        <w:rPr>
-          <w:lang w:val="ru-RU"/>
-        </w:rPr>
-      </w:pPr>
-      <w:r>
-        <w:rPr>
-          <w:lang w:val="ru-RU"/>
-        </w:rPr>
+      </w:pPr>
+    </w:p>
+    <w:p>
+      <w:pPr>
+        <w:pStyle w:val="ListParagraph"/>
+      </w:pPr>
+      <w:r>
         <w:t>if __name__ == "__main__":</w:t>
       </w:r>
     </w:p>
     <w:p>
       <w:pPr>
         <w:pStyle w:val="ListParagraph"/>
-        <w:rPr>
-          <w:lang w:val="en-US"/>
-        </w:rPr>
-      </w:pPr>
-      <w:r>
-        <w:rPr>
-          <w:lang w:val="ru-RU"/>
-        </w:rPr>
+      </w:pPr>
+      <w:r>
         <w:t xml:space="preserve">    main_loop()</w:t>
       </w:r>
-    </w:p>
-    <w:p>
-      <w:pPr>
-        <w:pStyle w:val="ListParagraph"/>
-        <w:rPr>
-          <w:lang w:val="en-US"/>
-        </w:rPr>
-      </w:pPr>
     </w:p>
     <w:p>
       <w:pPr>
@@ -13423,6 +12581,1754 @@
           <w:lang w:val="en-US"/>
         </w:rPr>
         <w:t xml:space="preserve">            time.sleep(5)</w:t>
+      </w:r>
+    </w:p>
+    <w:p>
+      <w:pPr>
+        <w:pStyle w:val="ListParagraph"/>
+        <w:rPr>
+          <w:lang w:val="en-US"/>
+        </w:rPr>
+      </w:pPr>
+    </w:p>
+    <w:p>
+      <w:pPr>
+        <w:pStyle w:val="ListParagraph"/>
+        <w:numPr>
+          <w:ilvl w:val="0"/>
+          <w:numId w:val="1"/>
+        </w:numPr>
+        <w:rPr>
+          <w:b/>
+          <w:bCs/>
+          <w:sz w:val="48"/>
+          <w:szCs w:val="48"/>
+          <w:lang w:val="en-US"/>
+        </w:rPr>
+      </w:pPr>
+      <w:r>
+        <w:rPr>
+          <w:b/>
+          <w:bCs/>
+          <w:sz w:val="48"/>
+          <w:szCs w:val="48"/>
+          <w:lang w:val="en-US"/>
+        </w:rPr>
+        <w:t>active_model.txt</w:t>
+      </w:r>
+    </w:p>
+    <w:p>
+      <w:pPr>
+        <w:pStyle w:val="ListParagraph"/>
+        <w:rPr>
+          <w:lang w:val="en-US"/>
+        </w:rPr>
+      </w:pPr>
+      <w:r>
+        <w:rPr>
+          <w:lang w:val="en-US"/>
+        </w:rPr>
+        <w:t>linear</w:t>
+      </w:r>
+    </w:p>
+    <w:p>
+      <w:pPr>
+        <w:pStyle w:val="ListParagraph"/>
+        <w:rPr>
+          <w:lang w:val="en-US"/>
+        </w:rPr>
+      </w:pPr>
+    </w:p>
+    <w:p>
+      <w:pPr>
+        <w:pStyle w:val="ListParagraph"/>
+        <w:numPr>
+          <w:ilvl w:val="0"/>
+          <w:numId w:val="1"/>
+        </w:numPr>
+        <w:rPr>
+          <w:b/>
+          <w:bCs/>
+          <w:sz w:val="48"/>
+          <w:szCs w:val="48"/>
+          <w:lang w:val="en-US"/>
+        </w:rPr>
+      </w:pPr>
+      <w:r>
+        <w:rPr>
+          <w:b/>
+          <w:bCs/>
+          <w:sz w:val="48"/>
+          <w:szCs w:val="48"/>
+          <w:lang w:val="en-US"/>
+        </w:rPr>
+        <w:t>train_model_nn.py</w:t>
+      </w:r>
+    </w:p>
+    <w:p>
+      <w:pPr>
+        <w:pStyle w:val="ListParagraph"/>
+        <w:rPr>
+          <w:lang w:val="en-US"/>
+        </w:rPr>
+      </w:pPr>
+      <w:r>
+        <w:rPr>
+          <w:lang w:val="en-US"/>
+        </w:rPr>
+        <w:t>#!/usr/bin/env python3</w:t>
+      </w:r>
+    </w:p>
+    <w:p>
+      <w:pPr>
+        <w:pStyle w:val="ListParagraph"/>
+        <w:rPr>
+          <w:lang w:val="en-US"/>
+        </w:rPr>
+      </w:pPr>
+      <w:r>
+        <w:rPr>
+          <w:lang w:val="en-US"/>
+        </w:rPr>
+        <w:t>import os</w:t>
+      </w:r>
+    </w:p>
+    <w:p>
+      <w:pPr>
+        <w:pStyle w:val="ListParagraph"/>
+        <w:rPr>
+          <w:lang w:val="en-US"/>
+        </w:rPr>
+      </w:pPr>
+      <w:r>
+        <w:rPr>
+          <w:lang w:val="en-US"/>
+        </w:rPr>
+        <w:t>import sqlite3</w:t>
+      </w:r>
+    </w:p>
+    <w:p>
+      <w:pPr>
+        <w:pStyle w:val="ListParagraph"/>
+        <w:rPr>
+          <w:lang w:val="en-US"/>
+        </w:rPr>
+      </w:pPr>
+      <w:r>
+        <w:rPr>
+          <w:lang w:val="en-US"/>
+        </w:rPr>
+        <w:t>import pandas as pd</w:t>
+      </w:r>
+    </w:p>
+    <w:p>
+      <w:pPr>
+        <w:pStyle w:val="ListParagraph"/>
+        <w:rPr>
+          <w:lang w:val="en-US"/>
+        </w:rPr>
+      </w:pPr>
+      <w:r>
+        <w:rPr>
+          <w:lang w:val="en-US"/>
+        </w:rPr>
+        <w:t>import numpy as np</w:t>
+      </w:r>
+    </w:p>
+    <w:p>
+      <w:pPr>
+        <w:pStyle w:val="ListParagraph"/>
+        <w:rPr>
+          <w:lang w:val="en-US"/>
+        </w:rPr>
+      </w:pPr>
+      <w:r>
+        <w:rPr>
+          <w:lang w:val="en-US"/>
+        </w:rPr>
+        <w:t>import joblib</w:t>
+      </w:r>
+    </w:p>
+    <w:p>
+      <w:pPr>
+        <w:pStyle w:val="ListParagraph"/>
+        <w:rPr>
+          <w:lang w:val="en-US"/>
+        </w:rPr>
+      </w:pPr>
+      <w:r>
+        <w:rPr>
+          <w:lang w:val="en-US"/>
+        </w:rPr>
+        <w:t>from datetime import datetime</w:t>
+      </w:r>
+    </w:p>
+    <w:p>
+      <w:pPr>
+        <w:pStyle w:val="ListParagraph"/>
+        <w:rPr>
+          <w:lang w:val="en-US"/>
+        </w:rPr>
+      </w:pPr>
+      <w:r>
+        <w:rPr>
+          <w:lang w:val="en-US"/>
+        </w:rPr>
+        <w:t>from tensorflow.keras.models import Sequential</w:t>
+      </w:r>
+    </w:p>
+    <w:p>
+      <w:pPr>
+        <w:pStyle w:val="ListParagraph"/>
+        <w:rPr>
+          <w:lang w:val="en-US"/>
+        </w:rPr>
+      </w:pPr>
+      <w:r>
+        <w:rPr>
+          <w:lang w:val="en-US"/>
+        </w:rPr>
+        <w:t>from tensorflow.keras.layers import Dense, Dropout</w:t>
+      </w:r>
+    </w:p>
+    <w:p>
+      <w:pPr>
+        <w:pStyle w:val="ListParagraph"/>
+        <w:rPr>
+          <w:lang w:val="en-US"/>
+        </w:rPr>
+      </w:pPr>
+      <w:r>
+        <w:rPr>
+          <w:lang w:val="en-US"/>
+        </w:rPr>
+        <w:t>from tensorflow.keras.optimizers import Adam</w:t>
+      </w:r>
+    </w:p>
+    <w:p>
+      <w:pPr>
+        <w:pStyle w:val="ListParagraph"/>
+        <w:rPr>
+          <w:lang w:val="en-US"/>
+        </w:rPr>
+      </w:pPr>
+      <w:r>
+        <w:rPr>
+          <w:lang w:val="en-US"/>
+        </w:rPr>
+        <w:t>from tensorflow.keras.callbacks import EarlyStopping</w:t>
+      </w:r>
+    </w:p>
+    <w:p>
+      <w:pPr>
+        <w:pStyle w:val="ListParagraph"/>
+        <w:rPr>
+          <w:lang w:val="en-US"/>
+        </w:rPr>
+      </w:pPr>
+      <w:r>
+        <w:rPr>
+          <w:lang w:val="en-US"/>
+        </w:rPr>
+        <w:t>from sklearn.model_selection import train_test_split</w:t>
+      </w:r>
+    </w:p>
+    <w:p>
+      <w:pPr>
+        <w:pStyle w:val="ListParagraph"/>
+        <w:rPr>
+          <w:lang w:val="en-US"/>
+        </w:rPr>
+      </w:pPr>
+      <w:r>
+        <w:rPr>
+          <w:lang w:val="en-US"/>
+        </w:rPr>
+        <w:t>from sklearn.preprocessing import StandardScaler</w:t>
+      </w:r>
+    </w:p>
+    <w:p>
+      <w:pPr>
+        <w:pStyle w:val="ListParagraph"/>
+        <w:rPr>
+          <w:lang w:val="en-US"/>
+        </w:rPr>
+      </w:pPr>
+      <w:r>
+        <w:rPr>
+          <w:lang w:val="en-US"/>
+        </w:rPr>
+        <w:t>import logging</w:t>
+      </w:r>
+    </w:p>
+    <w:p>
+      <w:pPr>
+        <w:pStyle w:val="ListParagraph"/>
+        <w:rPr>
+          <w:lang w:val="en-US"/>
+        </w:rPr>
+      </w:pPr>
+    </w:p>
+    <w:p>
+      <w:pPr>
+        <w:pStyle w:val="ListParagraph"/>
+        <w:rPr>
+          <w:lang w:val="en-US"/>
+        </w:rPr>
+      </w:pPr>
+      <w:r>
+        <w:rPr>
+          <w:lang w:val="en-US"/>
+        </w:rPr>
+        <w:t># ----------------------------</w:t>
+      </w:r>
+    </w:p>
+    <w:p>
+      <w:pPr>
+        <w:pStyle w:val="ListParagraph"/>
+        <w:rPr>
+          <w:lang w:val="en-US"/>
+        </w:rPr>
+      </w:pPr>
+      <w:r>
+        <w:rPr>
+          <w:lang w:val="en-US"/>
+        </w:rPr>
+        <w:t># Configuration &amp; File Paths</w:t>
+      </w:r>
+    </w:p>
+    <w:p>
+      <w:pPr>
+        <w:pStyle w:val="ListParagraph"/>
+        <w:rPr>
+          <w:lang w:val="en-US"/>
+        </w:rPr>
+      </w:pPr>
+      <w:r>
+        <w:rPr>
+          <w:lang w:val="en-US"/>
+        </w:rPr>
+        <w:t># ----------------------------</w:t>
+      </w:r>
+    </w:p>
+    <w:p>
+      <w:pPr>
+        <w:pStyle w:val="ListParagraph"/>
+        <w:rPr>
+          <w:lang w:val="en-US"/>
+        </w:rPr>
+      </w:pPr>
+      <w:r>
+        <w:rPr>
+          <w:lang w:val="en-US"/>
+        </w:rPr>
+        <w:t>BASE_DIR = "/Users/igorbulgakov/Documents/vib_bot"</w:t>
+      </w:r>
+    </w:p>
+    <w:p>
+      <w:pPr>
+        <w:pStyle w:val="ListParagraph"/>
+        <w:rPr>
+          <w:lang w:val="en-US"/>
+        </w:rPr>
+      </w:pPr>
+      <w:r>
+        <w:rPr>
+          <w:lang w:val="en-US"/>
+        </w:rPr>
+        <w:t>TRAINING_DB_FILE = os.path.join(BASE_DIR, "training_data.db")</w:t>
+      </w:r>
+    </w:p>
+    <w:p>
+      <w:pPr>
+        <w:pStyle w:val="ListParagraph"/>
+        <w:rPr>
+          <w:lang w:val="en-US"/>
+        </w:rPr>
+      </w:pPr>
+      <w:r>
+        <w:rPr>
+          <w:lang w:val="en-US"/>
+        </w:rPr>
+        <w:t># We'll assume your historical training data is stored in a table named 'merged_training_data'</w:t>
+      </w:r>
+    </w:p>
+    <w:p>
+      <w:pPr>
+        <w:pStyle w:val="ListParagraph"/>
+        <w:rPr>
+          <w:lang w:val="en-US"/>
+        </w:rPr>
+      </w:pPr>
+      <w:r>
+        <w:rPr>
+          <w:lang w:val="en-US"/>
+        </w:rPr>
+        <w:t># with columns: timestamp, rsi, macd_hist, vib_close, volume, big_trades_count, orderbook_spread, diff_BTC, diff_ETH, diff_RNDR, label.</w:t>
+      </w:r>
+    </w:p>
+    <w:p>
+      <w:pPr>
+        <w:pStyle w:val="ListParagraph"/>
+        <w:rPr>
+          <w:lang w:val="en-US"/>
+        </w:rPr>
+      </w:pPr>
+      <w:r>
+        <w:rPr>
+          <w:lang w:val="en-US"/>
+        </w:rPr>
+        <w:t>MODEL_PATH_NN = os.path.join(BASE_DIR, "model_nn.h5")</w:t>
+      </w:r>
+    </w:p>
+    <w:p>
+      <w:pPr>
+        <w:pStyle w:val="ListParagraph"/>
+        <w:rPr>
+          <w:lang w:val="en-US"/>
+        </w:rPr>
+      </w:pPr>
+      <w:r>
+        <w:rPr>
+          <w:lang w:val="en-US"/>
+        </w:rPr>
+        <w:t>SCALER_PATH_NN = os.path.join(BASE_DIR, "scaler_nn.pkl")</w:t>
+      </w:r>
+    </w:p>
+    <w:p>
+      <w:pPr>
+        <w:pStyle w:val="ListParagraph"/>
+        <w:rPr>
+          <w:lang w:val="en-US"/>
+        </w:rPr>
+      </w:pPr>
+    </w:p>
+    <w:p>
+      <w:pPr>
+        <w:pStyle w:val="ListParagraph"/>
+        <w:rPr>
+          <w:lang w:val="en-US"/>
+        </w:rPr>
+      </w:pPr>
+      <w:r>
+        <w:rPr>
+          <w:lang w:val="en-US"/>
+        </w:rPr>
+        <w:t># Define the feature and label columns</w:t>
+      </w:r>
+    </w:p>
+    <w:p>
+      <w:pPr>
+        <w:pStyle w:val="ListParagraph"/>
+        <w:rPr>
+          <w:lang w:val="en-US"/>
+        </w:rPr>
+      </w:pPr>
+      <w:r>
+        <w:rPr>
+          <w:lang w:val="en-US"/>
+        </w:rPr>
+        <w:t>FEATURE_COLUMNS = ["rsi", "macd_hist", "vib_close", "volume", "big_trades_count", "orderbook_spread", "diff_BTC", "diff_ETH", "diff_RNDR"]</w:t>
+      </w:r>
+    </w:p>
+    <w:p>
+      <w:pPr>
+        <w:pStyle w:val="ListParagraph"/>
+        <w:rPr>
+          <w:lang w:val="en-US"/>
+        </w:rPr>
+      </w:pPr>
+      <w:r>
+        <w:rPr>
+          <w:lang w:val="en-US"/>
+        </w:rPr>
+        <w:t>LABEL_COLUMN = "label"</w:t>
+      </w:r>
+    </w:p>
+    <w:p>
+      <w:pPr>
+        <w:pStyle w:val="ListParagraph"/>
+        <w:rPr>
+          <w:lang w:val="en-US"/>
+        </w:rPr>
+      </w:pPr>
+    </w:p>
+    <w:p>
+      <w:pPr>
+        <w:pStyle w:val="ListParagraph"/>
+        <w:rPr>
+          <w:lang w:val="en-US"/>
+        </w:rPr>
+      </w:pPr>
+      <w:r>
+        <w:rPr>
+          <w:lang w:val="en-US"/>
+        </w:rPr>
+        <w:t># ----------------------------</w:t>
+      </w:r>
+    </w:p>
+    <w:p>
+      <w:pPr>
+        <w:pStyle w:val="ListParagraph"/>
+        <w:rPr>
+          <w:lang w:val="en-US"/>
+        </w:rPr>
+      </w:pPr>
+      <w:r>
+        <w:rPr>
+          <w:lang w:val="en-US"/>
+        </w:rPr>
+        <w:t># Logging Setup</w:t>
+      </w:r>
+    </w:p>
+    <w:p>
+      <w:pPr>
+        <w:pStyle w:val="ListParagraph"/>
+        <w:rPr>
+          <w:lang w:val="en-US"/>
+        </w:rPr>
+      </w:pPr>
+      <w:r>
+        <w:rPr>
+          <w:lang w:val="en-US"/>
+        </w:rPr>
+        <w:t># ----------------------------</w:t>
+      </w:r>
+    </w:p>
+    <w:p>
+      <w:pPr>
+        <w:pStyle w:val="ListParagraph"/>
+        <w:rPr>
+          <w:lang w:val="en-US"/>
+        </w:rPr>
+      </w:pPr>
+      <w:r>
+        <w:rPr>
+          <w:lang w:val="en-US"/>
+        </w:rPr>
+        <w:t>logging.basicConfig(level=logging.INFO, format="%(asctime)s [%(levelname)s] %(message)s", handlers=[logging.StreamHandler()])</w:t>
+      </w:r>
+    </w:p>
+    <w:p>
+      <w:pPr>
+        <w:pStyle w:val="ListParagraph"/>
+        <w:rPr>
+          <w:lang w:val="en-US"/>
+        </w:rPr>
+      </w:pPr>
+      <w:r>
+        <w:rPr>
+          <w:lang w:val="en-US"/>
+        </w:rPr>
+        <w:t>logger = logging.getLogger("train_model_nn")</w:t>
+      </w:r>
+    </w:p>
+    <w:p>
+      <w:pPr>
+        <w:pStyle w:val="ListParagraph"/>
+        <w:rPr>
+          <w:lang w:val="en-US"/>
+        </w:rPr>
+      </w:pPr>
+    </w:p>
+    <w:p>
+      <w:pPr>
+        <w:pStyle w:val="ListParagraph"/>
+        <w:rPr>
+          <w:lang w:val="en-US"/>
+        </w:rPr>
+      </w:pPr>
+      <w:r>
+        <w:rPr>
+          <w:lang w:val="en-US"/>
+        </w:rPr>
+        <w:t># ----------------------------</w:t>
+      </w:r>
+    </w:p>
+    <w:p>
+      <w:pPr>
+        <w:pStyle w:val="ListParagraph"/>
+        <w:rPr>
+          <w:lang w:val="en-US"/>
+        </w:rPr>
+      </w:pPr>
+      <w:r>
+        <w:rPr>
+          <w:lang w:val="en-US"/>
+        </w:rPr>
+        <w:t># Data Loading Function</w:t>
+      </w:r>
+    </w:p>
+    <w:p>
+      <w:pPr>
+        <w:pStyle w:val="ListParagraph"/>
+        <w:rPr>
+          <w:lang w:val="en-US"/>
+        </w:rPr>
+      </w:pPr>
+      <w:r>
+        <w:rPr>
+          <w:lang w:val="en-US"/>
+        </w:rPr>
+        <w:t># ----------------------------</w:t>
+      </w:r>
+    </w:p>
+    <w:p>
+      <w:pPr>
+        <w:pStyle w:val="ListParagraph"/>
+        <w:rPr>
+          <w:lang w:val="en-US"/>
+        </w:rPr>
+      </w:pPr>
+      <w:r>
+        <w:rPr>
+          <w:lang w:val="en-US"/>
+        </w:rPr>
+        <w:t>def load_training_data():</w:t>
+      </w:r>
+    </w:p>
+    <w:p>
+      <w:pPr>
+        <w:pStyle w:val="ListParagraph"/>
+        <w:rPr>
+          <w:lang w:val="en-US"/>
+        </w:rPr>
+      </w:pPr>
+      <w:r>
+        <w:rPr>
+          <w:lang w:val="en-US"/>
+        </w:rPr>
+        <w:t xml:space="preserve">    """</w:t>
+      </w:r>
+    </w:p>
+    <w:p>
+      <w:pPr>
+        <w:pStyle w:val="ListParagraph"/>
+        <w:rPr>
+          <w:lang w:val="en-US"/>
+        </w:rPr>
+      </w:pPr>
+      <w:r>
+        <w:rPr>
+          <w:lang w:val="en-US"/>
+        </w:rPr>
+        <w:t xml:space="preserve">    Loads training data from the SQLite database.</w:t>
+      </w:r>
+    </w:p>
+    <w:p>
+      <w:pPr>
+        <w:pStyle w:val="ListParagraph"/>
+        <w:rPr>
+          <w:lang w:val="en-US"/>
+        </w:rPr>
+      </w:pPr>
+      <w:r>
+        <w:rPr>
+          <w:lang w:val="en-US"/>
+        </w:rPr>
+        <w:t xml:space="preserve">    Expects a table 'merged_training_data' with the required feature columns and a label column.</w:t>
+      </w:r>
+    </w:p>
+    <w:p>
+      <w:pPr>
+        <w:pStyle w:val="ListParagraph"/>
+        <w:rPr>
+          <w:lang w:val="en-US"/>
+        </w:rPr>
+      </w:pPr>
+      <w:r>
+        <w:rPr>
+          <w:lang w:val="en-US"/>
+        </w:rPr>
+        <w:t xml:space="preserve">    """</w:t>
+      </w:r>
+    </w:p>
+    <w:p>
+      <w:pPr>
+        <w:pStyle w:val="ListParagraph"/>
+        <w:rPr>
+          <w:lang w:val="en-US"/>
+        </w:rPr>
+      </w:pPr>
+      <w:r>
+        <w:rPr>
+          <w:lang w:val="en-US"/>
+        </w:rPr>
+        <w:t xml:space="preserve">    try:</w:t>
+      </w:r>
+    </w:p>
+    <w:p>
+      <w:pPr>
+        <w:pStyle w:val="ListParagraph"/>
+        <w:rPr>
+          <w:lang w:val="en-US"/>
+        </w:rPr>
+      </w:pPr>
+      <w:r>
+        <w:rPr>
+          <w:lang w:val="en-US"/>
+        </w:rPr>
+        <w:t xml:space="preserve">        conn = sqlite3.connect(TRAINING_DB_FILE)</w:t>
+      </w:r>
+    </w:p>
+    <w:p>
+      <w:pPr>
+        <w:pStyle w:val="ListParagraph"/>
+        <w:rPr>
+          <w:lang w:val="en-US"/>
+        </w:rPr>
+      </w:pPr>
+      <w:r>
+        <w:rPr>
+          <w:lang w:val="en-US"/>
+        </w:rPr>
+        <w:t xml:space="preserve">        df = pd.read_sql_query("SELECT * FROM merged_training_data", conn, parse_dates=["timestamp"])</w:t>
+      </w:r>
+    </w:p>
+    <w:p>
+      <w:pPr>
+        <w:pStyle w:val="ListParagraph"/>
+        <w:rPr>
+          <w:lang w:val="en-US"/>
+        </w:rPr>
+      </w:pPr>
+      <w:r>
+        <w:rPr>
+          <w:lang w:val="en-US"/>
+        </w:rPr>
+        <w:t xml:space="preserve">        conn.close()</w:t>
+      </w:r>
+    </w:p>
+    <w:p>
+      <w:pPr>
+        <w:pStyle w:val="ListParagraph"/>
+        <w:rPr>
+          <w:lang w:val="en-US"/>
+        </w:rPr>
+      </w:pPr>
+      <w:r>
+        <w:rPr>
+          <w:lang w:val="en-US"/>
+        </w:rPr>
+        <w:t xml:space="preserve">        logger.info(f"Loaded {len(df)} rows of training data.")</w:t>
+      </w:r>
+    </w:p>
+    <w:p>
+      <w:pPr>
+        <w:pStyle w:val="ListParagraph"/>
+        <w:rPr>
+          <w:lang w:val="en-US"/>
+        </w:rPr>
+      </w:pPr>
+      <w:r>
+        <w:rPr>
+          <w:lang w:val="en-US"/>
+        </w:rPr>
+        <w:t xml:space="preserve">        return df</w:t>
+      </w:r>
+    </w:p>
+    <w:p>
+      <w:pPr>
+        <w:pStyle w:val="ListParagraph"/>
+        <w:rPr>
+          <w:lang w:val="en-US"/>
+        </w:rPr>
+      </w:pPr>
+      <w:r>
+        <w:rPr>
+          <w:lang w:val="en-US"/>
+        </w:rPr>
+        <w:t xml:space="preserve">    except Exception as e:</w:t>
+      </w:r>
+    </w:p>
+    <w:p>
+      <w:pPr>
+        <w:pStyle w:val="ListParagraph"/>
+        <w:rPr>
+          <w:lang w:val="en-US"/>
+        </w:rPr>
+      </w:pPr>
+      <w:r>
+        <w:rPr>
+          <w:lang w:val="en-US"/>
+        </w:rPr>
+        <w:t xml:space="preserve">        logger.error(f"Error loading training data: {e}")</w:t>
+      </w:r>
+    </w:p>
+    <w:p>
+      <w:pPr>
+        <w:pStyle w:val="ListParagraph"/>
+        <w:rPr>
+          <w:lang w:val="en-US"/>
+        </w:rPr>
+      </w:pPr>
+      <w:r>
+        <w:rPr>
+          <w:lang w:val="en-US"/>
+        </w:rPr>
+        <w:t xml:space="preserve">        return pd.DataFrame()</w:t>
+      </w:r>
+    </w:p>
+    <w:p>
+      <w:pPr>
+        <w:pStyle w:val="ListParagraph"/>
+        <w:rPr>
+          <w:lang w:val="en-US"/>
+        </w:rPr>
+      </w:pPr>
+    </w:p>
+    <w:p>
+      <w:pPr>
+        <w:pStyle w:val="ListParagraph"/>
+        <w:rPr>
+          <w:lang w:val="en-US"/>
+        </w:rPr>
+      </w:pPr>
+      <w:r>
+        <w:rPr>
+          <w:lang w:val="en-US"/>
+        </w:rPr>
+        <w:t># ----------------------------</w:t>
+      </w:r>
+    </w:p>
+    <w:p>
+      <w:pPr>
+        <w:pStyle w:val="ListParagraph"/>
+        <w:rPr>
+          <w:lang w:val="en-US"/>
+        </w:rPr>
+      </w:pPr>
+      <w:r>
+        <w:rPr>
+          <w:lang w:val="en-US"/>
+        </w:rPr>
+        <w:t># Model Building Function</w:t>
+      </w:r>
+    </w:p>
+    <w:p>
+      <w:pPr>
+        <w:pStyle w:val="ListParagraph"/>
+        <w:rPr>
+          <w:lang w:val="en-US"/>
+        </w:rPr>
+      </w:pPr>
+      <w:r>
+        <w:rPr>
+          <w:lang w:val="en-US"/>
+        </w:rPr>
+        <w:t># ----------------------------</w:t>
+      </w:r>
+    </w:p>
+    <w:p>
+      <w:pPr>
+        <w:pStyle w:val="ListParagraph"/>
+        <w:rPr>
+          <w:lang w:val="en-US"/>
+        </w:rPr>
+      </w:pPr>
+      <w:r>
+        <w:rPr>
+          <w:lang w:val="en-US"/>
+        </w:rPr>
+        <w:t>def build_model(input_dim, num_classes):</w:t>
+      </w:r>
+    </w:p>
+    <w:p>
+      <w:pPr>
+        <w:pStyle w:val="ListParagraph"/>
+        <w:rPr>
+          <w:lang w:val="en-US"/>
+        </w:rPr>
+      </w:pPr>
+      <w:r>
+        <w:rPr>
+          <w:lang w:val="en-US"/>
+        </w:rPr>
+        <w:t xml:space="preserve">    """</w:t>
+      </w:r>
+    </w:p>
+    <w:p>
+      <w:pPr>
+        <w:pStyle w:val="ListParagraph"/>
+        <w:rPr>
+          <w:lang w:val="en-US"/>
+        </w:rPr>
+      </w:pPr>
+      <w:r>
+        <w:rPr>
+          <w:lang w:val="en-US"/>
+        </w:rPr>
+        <w:t xml:space="preserve">    Builds a simple feedforward neural network using Keras.</w:t>
+      </w:r>
+    </w:p>
+    <w:p>
+      <w:pPr>
+        <w:pStyle w:val="ListParagraph"/>
+        <w:rPr>
+          <w:lang w:val="en-US"/>
+        </w:rPr>
+      </w:pPr>
+      <w:r>
+        <w:rPr>
+          <w:lang w:val="en-US"/>
+        </w:rPr>
+        <w:t xml:space="preserve">    """</w:t>
+      </w:r>
+    </w:p>
+    <w:p>
+      <w:pPr>
+        <w:pStyle w:val="ListParagraph"/>
+        <w:rPr>
+          <w:lang w:val="en-US"/>
+        </w:rPr>
+      </w:pPr>
+      <w:r>
+        <w:rPr>
+          <w:lang w:val="en-US"/>
+        </w:rPr>
+        <w:t xml:space="preserve">    model = Sequential()</w:t>
+      </w:r>
+    </w:p>
+    <w:p>
+      <w:pPr>
+        <w:pStyle w:val="ListParagraph"/>
+        <w:rPr>
+          <w:lang w:val="en-US"/>
+        </w:rPr>
+      </w:pPr>
+      <w:r>
+        <w:rPr>
+          <w:lang w:val="en-US"/>
+        </w:rPr>
+        <w:t xml:space="preserve">    model.add(Dense(64, input_dim=input_dim, activation='relu'))</w:t>
+      </w:r>
+    </w:p>
+    <w:p>
+      <w:pPr>
+        <w:pStyle w:val="ListParagraph"/>
+        <w:rPr>
+          <w:lang w:val="en-US"/>
+        </w:rPr>
+      </w:pPr>
+      <w:r>
+        <w:rPr>
+          <w:lang w:val="en-US"/>
+        </w:rPr>
+        <w:t xml:space="preserve">    model.add(Dropout(0.2))</w:t>
+      </w:r>
+    </w:p>
+    <w:p>
+      <w:pPr>
+        <w:pStyle w:val="ListParagraph"/>
+        <w:rPr>
+          <w:lang w:val="en-US"/>
+        </w:rPr>
+      </w:pPr>
+      <w:r>
+        <w:rPr>
+          <w:lang w:val="en-US"/>
+        </w:rPr>
+        <w:t xml:space="preserve">    model.add(Dense(32, activation='relu'))</w:t>
+      </w:r>
+    </w:p>
+    <w:p>
+      <w:pPr>
+        <w:pStyle w:val="ListParagraph"/>
+        <w:rPr>
+          <w:lang w:val="en-US"/>
+        </w:rPr>
+      </w:pPr>
+      <w:r>
+        <w:rPr>
+          <w:lang w:val="en-US"/>
+        </w:rPr>
+        <w:t xml:space="preserve">    model.add(Dropout(0.2))</w:t>
+      </w:r>
+    </w:p>
+    <w:p>
+      <w:pPr>
+        <w:pStyle w:val="ListParagraph"/>
+        <w:rPr>
+          <w:lang w:val="en-US"/>
+        </w:rPr>
+      </w:pPr>
+      <w:r>
+        <w:rPr>
+          <w:lang w:val="en-US"/>
+        </w:rPr>
+        <w:t xml:space="preserve">    model.add(Dense(16, activation='relu'))</w:t>
+      </w:r>
+    </w:p>
+    <w:p>
+      <w:pPr>
+        <w:pStyle w:val="ListParagraph"/>
+        <w:rPr>
+          <w:lang w:val="en-US"/>
+        </w:rPr>
+      </w:pPr>
+      <w:r>
+        <w:rPr>
+          <w:lang w:val="en-US"/>
+        </w:rPr>
+        <w:t xml:space="preserve">    # Assuming label classes range from -3 to +3 (7 classes)</w:t>
+      </w:r>
+    </w:p>
+    <w:p>
+      <w:pPr>
+        <w:pStyle w:val="ListParagraph"/>
+        <w:rPr>
+          <w:lang w:val="en-US"/>
+        </w:rPr>
+      </w:pPr>
+      <w:r>
+        <w:rPr>
+          <w:lang w:val="en-US"/>
+        </w:rPr>
+        <w:t xml:space="preserve">    model.add(Dense(num_classes, activation='softmax'))</w:t>
+      </w:r>
+    </w:p>
+    <w:p>
+      <w:pPr>
+        <w:pStyle w:val="ListParagraph"/>
+        <w:rPr>
+          <w:lang w:val="en-US"/>
+        </w:rPr>
+      </w:pPr>
+      <w:r>
+        <w:rPr>
+          <w:lang w:val="en-US"/>
+        </w:rPr>
+        <w:t xml:space="preserve">    model.compile(optimizer=Adam(learning_rate=0.001),</w:t>
+      </w:r>
+    </w:p>
+    <w:p>
+      <w:pPr>
+        <w:pStyle w:val="ListParagraph"/>
+        <w:rPr>
+          <w:lang w:val="en-US"/>
+        </w:rPr>
+      </w:pPr>
+      <w:r>
+        <w:rPr>
+          <w:lang w:val="en-US"/>
+        </w:rPr>
+        <w:t xml:space="preserve">                  loss='sparse_categorical_crossentropy',</w:t>
+      </w:r>
+    </w:p>
+    <w:p>
+      <w:pPr>
+        <w:pStyle w:val="ListParagraph"/>
+        <w:rPr>
+          <w:lang w:val="en-US"/>
+        </w:rPr>
+      </w:pPr>
+      <w:r>
+        <w:rPr>
+          <w:lang w:val="en-US"/>
+        </w:rPr>
+        <w:t xml:space="preserve">                  metrics=['accuracy'])</w:t>
+      </w:r>
+    </w:p>
+    <w:p>
+      <w:pPr>
+        <w:pStyle w:val="ListParagraph"/>
+        <w:rPr>
+          <w:lang w:val="en-US"/>
+        </w:rPr>
+      </w:pPr>
+      <w:r>
+        <w:rPr>
+          <w:lang w:val="en-US"/>
+        </w:rPr>
+        <w:t xml:space="preserve">    return model</w:t>
+      </w:r>
+    </w:p>
+    <w:p>
+      <w:pPr>
+        <w:pStyle w:val="ListParagraph"/>
+        <w:rPr>
+          <w:lang w:val="en-US"/>
+        </w:rPr>
+      </w:pPr>
+    </w:p>
+    <w:p>
+      <w:pPr>
+        <w:pStyle w:val="ListParagraph"/>
+        <w:rPr>
+          <w:lang w:val="en-US"/>
+        </w:rPr>
+      </w:pPr>
+      <w:r>
+        <w:rPr>
+          <w:lang w:val="en-US"/>
+        </w:rPr>
+        <w:t># ----------------------------</w:t>
+      </w:r>
+    </w:p>
+    <w:p>
+      <w:pPr>
+        <w:pStyle w:val="ListParagraph"/>
+        <w:rPr>
+          <w:lang w:val="en-US"/>
+        </w:rPr>
+      </w:pPr>
+      <w:r>
+        <w:rPr>
+          <w:lang w:val="en-US"/>
+        </w:rPr>
+        <w:t># Main Training Function</w:t>
+      </w:r>
+    </w:p>
+    <w:p>
+      <w:pPr>
+        <w:pStyle w:val="ListParagraph"/>
+        <w:rPr>
+          <w:lang w:val="en-US"/>
+        </w:rPr>
+      </w:pPr>
+      <w:r>
+        <w:rPr>
+          <w:lang w:val="en-US"/>
+        </w:rPr>
+        <w:t># ----------------------------</w:t>
+      </w:r>
+    </w:p>
+    <w:p>
+      <w:pPr>
+        <w:pStyle w:val="ListParagraph"/>
+        <w:rPr>
+          <w:lang w:val="en-US"/>
+        </w:rPr>
+      </w:pPr>
+      <w:r>
+        <w:rPr>
+          <w:lang w:val="en-US"/>
+        </w:rPr>
+        <w:t>def main():</w:t>
+      </w:r>
+    </w:p>
+    <w:p>
+      <w:pPr>
+        <w:pStyle w:val="ListParagraph"/>
+        <w:rPr>
+          <w:lang w:val="en-US"/>
+        </w:rPr>
+      </w:pPr>
+      <w:r>
+        <w:rPr>
+          <w:lang w:val="en-US"/>
+        </w:rPr>
+        <w:t xml:space="preserve">    # Load training data from SQLite</w:t>
+      </w:r>
+    </w:p>
+    <w:p>
+      <w:pPr>
+        <w:pStyle w:val="ListParagraph"/>
+        <w:rPr>
+          <w:lang w:val="en-US"/>
+        </w:rPr>
+      </w:pPr>
+      <w:r>
+        <w:rPr>
+          <w:lang w:val="en-US"/>
+        </w:rPr>
+        <w:t xml:space="preserve">    df = load_training_data()</w:t>
+      </w:r>
+    </w:p>
+    <w:p>
+      <w:pPr>
+        <w:pStyle w:val="ListParagraph"/>
+        <w:rPr>
+          <w:lang w:val="en-US"/>
+        </w:rPr>
+      </w:pPr>
+      <w:r>
+        <w:rPr>
+          <w:lang w:val="en-US"/>
+        </w:rPr>
+        <w:t xml:space="preserve">    if df.empty:</w:t>
+      </w:r>
+    </w:p>
+    <w:p>
+      <w:pPr>
+        <w:pStyle w:val="ListParagraph"/>
+        <w:rPr>
+          <w:lang w:val="en-US"/>
+        </w:rPr>
+      </w:pPr>
+      <w:r>
+        <w:rPr>
+          <w:lang w:val="en-US"/>
+        </w:rPr>
+        <w:t xml:space="preserve">        logger.error("No training data available. Exiting.")</w:t>
+      </w:r>
+    </w:p>
+    <w:p>
+      <w:pPr>
+        <w:pStyle w:val="ListParagraph"/>
+        <w:rPr>
+          <w:lang w:val="en-US"/>
+        </w:rPr>
+      </w:pPr>
+      <w:r>
+        <w:rPr>
+          <w:lang w:val="en-US"/>
+        </w:rPr>
+        <w:t xml:space="preserve">        return</w:t>
+      </w:r>
+    </w:p>
+    <w:p>
+      <w:pPr>
+        <w:pStyle w:val="ListParagraph"/>
+        <w:rPr>
+          <w:lang w:val="en-US"/>
+        </w:rPr>
+      </w:pPr>
+    </w:p>
+    <w:p>
+      <w:pPr>
+        <w:pStyle w:val="ListParagraph"/>
+        <w:rPr>
+          <w:lang w:val="en-US"/>
+        </w:rPr>
+      </w:pPr>
+      <w:r>
+        <w:rPr>
+          <w:lang w:val="en-US"/>
+        </w:rPr>
+        <w:t xml:space="preserve">    # Drop rows with missing values in feature or label columns</w:t>
+      </w:r>
+    </w:p>
+    <w:p>
+      <w:pPr>
+        <w:pStyle w:val="ListParagraph"/>
+        <w:rPr>
+          <w:lang w:val="en-US"/>
+        </w:rPr>
+      </w:pPr>
+      <w:r>
+        <w:rPr>
+          <w:lang w:val="en-US"/>
+        </w:rPr>
+        <w:t xml:space="preserve">    df.dropna(subset=FEATURE_COLUMNS + [LABEL_COLUMN], inplace=True)</w:t>
+      </w:r>
+    </w:p>
+    <w:p>
+      <w:pPr>
+        <w:pStyle w:val="ListParagraph"/>
+        <w:rPr>
+          <w:lang w:val="en-US"/>
+        </w:rPr>
+      </w:pPr>
+      <w:r>
+        <w:rPr>
+          <w:lang w:val="en-US"/>
+        </w:rPr>
+        <w:t xml:space="preserve">    </w:t>
+      </w:r>
+    </w:p>
+    <w:p>
+      <w:pPr>
+        <w:pStyle w:val="ListParagraph"/>
+        <w:rPr>
+          <w:lang w:val="en-US"/>
+        </w:rPr>
+      </w:pPr>
+      <w:r>
+        <w:rPr>
+          <w:lang w:val="en-US"/>
+        </w:rPr>
+        <w:t xml:space="preserve">    X = df[FEATURE_COLUMNS].values</w:t>
+      </w:r>
+    </w:p>
+    <w:p>
+      <w:pPr>
+        <w:pStyle w:val="ListParagraph"/>
+        <w:rPr>
+          <w:lang w:val="en-US"/>
+        </w:rPr>
+      </w:pPr>
+      <w:r>
+        <w:rPr>
+          <w:lang w:val="en-US"/>
+        </w:rPr>
+        <w:t xml:space="preserve">    y = df[LABEL_COLUMN].values</w:t>
+      </w:r>
+    </w:p>
+    <w:p>
+      <w:pPr>
+        <w:pStyle w:val="ListParagraph"/>
+        <w:rPr>
+          <w:lang w:val="en-US"/>
+        </w:rPr>
+      </w:pPr>
+    </w:p>
+    <w:p>
+      <w:pPr>
+        <w:pStyle w:val="ListParagraph"/>
+        <w:rPr>
+          <w:lang w:val="en-US"/>
+        </w:rPr>
+      </w:pPr>
+      <w:r>
+        <w:rPr>
+          <w:lang w:val="en-US"/>
+        </w:rPr>
+        <w:t xml:space="preserve">    # Split into training and validation sets</w:t>
+      </w:r>
+    </w:p>
+    <w:p>
+      <w:pPr>
+        <w:pStyle w:val="ListParagraph"/>
+        <w:rPr>
+          <w:lang w:val="en-US"/>
+        </w:rPr>
+      </w:pPr>
+      <w:r>
+        <w:rPr>
+          <w:lang w:val="en-US"/>
+        </w:rPr>
+        <w:t xml:space="preserve">    X_train, X_val, y_train, y_val = train_test_split(X, y, test_size=0.2, random_state=42)</w:t>
+      </w:r>
+    </w:p>
+    <w:p>
+      <w:pPr>
+        <w:pStyle w:val="ListParagraph"/>
+        <w:rPr>
+          <w:lang w:val="en-US"/>
+        </w:rPr>
+      </w:pPr>
+    </w:p>
+    <w:p>
+      <w:pPr>
+        <w:pStyle w:val="ListParagraph"/>
+        <w:rPr>
+          <w:lang w:val="en-US"/>
+        </w:rPr>
+      </w:pPr>
+      <w:r>
+        <w:rPr>
+          <w:lang w:val="en-US"/>
+        </w:rPr>
+        <w:t xml:space="preserve">    # Scale the features (important for neural networks)</w:t>
+      </w:r>
+    </w:p>
+    <w:p>
+      <w:pPr>
+        <w:pStyle w:val="ListParagraph"/>
+        <w:rPr>
+          <w:lang w:val="en-US"/>
+        </w:rPr>
+      </w:pPr>
+      <w:r>
+        <w:rPr>
+          <w:lang w:val="en-US"/>
+        </w:rPr>
+        <w:t xml:space="preserve">    scaler = StandardScaler()</w:t>
+      </w:r>
+    </w:p>
+    <w:p>
+      <w:pPr>
+        <w:pStyle w:val="ListParagraph"/>
+        <w:rPr>
+          <w:lang w:val="en-US"/>
+        </w:rPr>
+      </w:pPr>
+      <w:r>
+        <w:rPr>
+          <w:lang w:val="en-US"/>
+        </w:rPr>
+        <w:t xml:space="preserve">    X_train_scaled = scaler.fit_transform(X_train)</w:t>
+      </w:r>
+    </w:p>
+    <w:p>
+      <w:pPr>
+        <w:pStyle w:val="ListParagraph"/>
+        <w:rPr>
+          <w:lang w:val="en-US"/>
+        </w:rPr>
+      </w:pPr>
+      <w:r>
+        <w:rPr>
+          <w:lang w:val="en-US"/>
+        </w:rPr>
+        <w:t xml:space="preserve">    X_val_scaled = scaler.transform(X_val)</w:t>
+      </w:r>
+    </w:p>
+    <w:p>
+      <w:pPr>
+        <w:pStyle w:val="ListParagraph"/>
+        <w:rPr>
+          <w:lang w:val="en-US"/>
+        </w:rPr>
+      </w:pPr>
+      <w:r>
+        <w:rPr>
+          <w:lang w:val="en-US"/>
+        </w:rPr>
+        <w:t xml:space="preserve">    </w:t>
+      </w:r>
+    </w:p>
+    <w:p>
+      <w:pPr>
+        <w:pStyle w:val="ListParagraph"/>
+        <w:rPr>
+          <w:lang w:val="en-US"/>
+        </w:rPr>
+      </w:pPr>
+      <w:r>
+        <w:rPr>
+          <w:lang w:val="en-US"/>
+        </w:rPr>
+        <w:t xml:space="preserve">    # Save the scaler for later use during inference</w:t>
+      </w:r>
+    </w:p>
+    <w:p>
+      <w:pPr>
+        <w:pStyle w:val="ListParagraph"/>
+        <w:rPr>
+          <w:lang w:val="en-US"/>
+        </w:rPr>
+      </w:pPr>
+      <w:r>
+        <w:rPr>
+          <w:lang w:val="en-US"/>
+        </w:rPr>
+        <w:t xml:space="preserve">    joblib.dump(scaler, SCALER_PATH_NN)</w:t>
+      </w:r>
+    </w:p>
+    <w:p>
+      <w:pPr>
+        <w:pStyle w:val="ListParagraph"/>
+        <w:rPr>
+          <w:lang w:val="en-US"/>
+        </w:rPr>
+      </w:pPr>
+      <w:r>
+        <w:rPr>
+          <w:lang w:val="en-US"/>
+        </w:rPr>
+        <w:t xml:space="preserve">    logger.info("Scaler saved.")</w:t>
+      </w:r>
+    </w:p>
+    <w:p>
+      <w:pPr>
+        <w:pStyle w:val="ListParagraph"/>
+        <w:rPr>
+          <w:lang w:val="en-US"/>
+        </w:rPr>
+      </w:pPr>
+    </w:p>
+    <w:p>
+      <w:pPr>
+        <w:pStyle w:val="ListParagraph"/>
+        <w:rPr>
+          <w:lang w:val="en-US"/>
+        </w:rPr>
+      </w:pPr>
+      <w:r>
+        <w:rPr>
+          <w:lang w:val="en-US"/>
+        </w:rPr>
+        <w:t xml:space="preserve">    input_dim = X_train_scaled.shape[1]</w:t>
+      </w:r>
+    </w:p>
+    <w:p>
+      <w:pPr>
+        <w:pStyle w:val="ListParagraph"/>
+        <w:rPr>
+          <w:lang w:val="en-US"/>
+        </w:rPr>
+      </w:pPr>
+      <w:r>
+        <w:rPr>
+          <w:lang w:val="en-US"/>
+        </w:rPr>
+        <w:t xml:space="preserve">    num_classes = len(np.unique(y))</w:t>
+      </w:r>
+    </w:p>
+    <w:p>
+      <w:pPr>
+        <w:pStyle w:val="ListParagraph"/>
+        <w:rPr>
+          <w:lang w:val="en-US"/>
+        </w:rPr>
+      </w:pPr>
+      <w:r>
+        <w:rPr>
+          <w:lang w:val="en-US"/>
+        </w:rPr>
+        <w:t xml:space="preserve">    logger.info(f"Input dimension: {input_dim}, Number of classes: {num_classes}")</w:t>
+      </w:r>
+    </w:p>
+    <w:p>
+      <w:pPr>
+        <w:pStyle w:val="ListParagraph"/>
+        <w:rPr>
+          <w:lang w:val="en-US"/>
+        </w:rPr>
+      </w:pPr>
+    </w:p>
+    <w:p>
+      <w:pPr>
+        <w:pStyle w:val="ListParagraph"/>
+        <w:rPr>
+          <w:lang w:val="en-US"/>
+        </w:rPr>
+      </w:pPr>
+      <w:r>
+        <w:rPr>
+          <w:lang w:val="en-US"/>
+        </w:rPr>
+        <w:t xml:space="preserve">    # Build and train the model</w:t>
+      </w:r>
+    </w:p>
+    <w:p>
+      <w:pPr>
+        <w:pStyle w:val="ListParagraph"/>
+        <w:rPr>
+          <w:lang w:val="en-US"/>
+        </w:rPr>
+      </w:pPr>
+      <w:r>
+        <w:rPr>
+          <w:lang w:val="en-US"/>
+        </w:rPr>
+        <w:t xml:space="preserve">    model = build_model(input_dim, num_classes)</w:t>
+      </w:r>
+    </w:p>
+    <w:p>
+      <w:pPr>
+        <w:pStyle w:val="ListParagraph"/>
+        <w:rPr>
+          <w:lang w:val="en-US"/>
+        </w:rPr>
+      </w:pPr>
+      <w:r>
+        <w:rPr>
+          <w:lang w:val="en-US"/>
+        </w:rPr>
+        <w:t xml:space="preserve">    early_stop = EarlyStopping(monitor='val_accuracy', patience=10, restore_best_weights=True)</w:t>
+      </w:r>
+    </w:p>
+    <w:p>
+      <w:pPr>
+        <w:pStyle w:val="ListParagraph"/>
+        <w:rPr>
+          <w:lang w:val="en-US"/>
+        </w:rPr>
+      </w:pPr>
+    </w:p>
+    <w:p>
+      <w:pPr>
+        <w:pStyle w:val="ListParagraph"/>
+        <w:rPr>
+          <w:lang w:val="en-US"/>
+        </w:rPr>
+      </w:pPr>
+      <w:r>
+        <w:rPr>
+          <w:lang w:val="en-US"/>
+        </w:rPr>
+        <w:t xml:space="preserve">    history = model.fit(X_train_scaled, y_train,</w:t>
+      </w:r>
+    </w:p>
+    <w:p>
+      <w:pPr>
+        <w:pStyle w:val="ListParagraph"/>
+        <w:rPr>
+          <w:lang w:val="en-US"/>
+        </w:rPr>
+      </w:pPr>
+      <w:r>
+        <w:rPr>
+          <w:lang w:val="en-US"/>
+        </w:rPr>
+        <w:t xml:space="preserve">                        validation_data=(X_val_scaled, y_val),</w:t>
+      </w:r>
+    </w:p>
+    <w:p>
+      <w:pPr>
+        <w:pStyle w:val="ListParagraph"/>
+        <w:rPr>
+          <w:lang w:val="en-US"/>
+        </w:rPr>
+      </w:pPr>
+      <w:r>
+        <w:rPr>
+          <w:lang w:val="en-US"/>
+        </w:rPr>
+        <w:t xml:space="preserve">                        epochs=100,</w:t>
+      </w:r>
+    </w:p>
+    <w:p>
+      <w:pPr>
+        <w:pStyle w:val="ListParagraph"/>
+        <w:rPr>
+          <w:lang w:val="en-US"/>
+        </w:rPr>
+      </w:pPr>
+      <w:r>
+        <w:rPr>
+          <w:lang w:val="en-US"/>
+        </w:rPr>
+        <w:t xml:space="preserve">                        batch_size=32,</w:t>
+      </w:r>
+    </w:p>
+    <w:p>
+      <w:pPr>
+        <w:pStyle w:val="ListParagraph"/>
+        <w:rPr>
+          <w:lang w:val="en-US"/>
+        </w:rPr>
+      </w:pPr>
+      <w:r>
+        <w:rPr>
+          <w:lang w:val="en-US"/>
+        </w:rPr>
+        <w:t xml:space="preserve">                        callbacks=[early_stop])</w:t>
+      </w:r>
+    </w:p>
+    <w:p>
+      <w:pPr>
+        <w:pStyle w:val="ListParagraph"/>
+        <w:rPr>
+          <w:lang w:val="en-US"/>
+        </w:rPr>
+      </w:pPr>
+      <w:r>
+        <w:rPr>
+          <w:lang w:val="en-US"/>
+        </w:rPr>
+        <w:t xml:space="preserve">    </w:t>
+      </w:r>
+    </w:p>
+    <w:p>
+      <w:pPr>
+        <w:pStyle w:val="ListParagraph"/>
+        <w:rPr>
+          <w:lang w:val="en-US"/>
+        </w:rPr>
+      </w:pPr>
+      <w:r>
+        <w:rPr>
+          <w:lang w:val="en-US"/>
+        </w:rPr>
+        <w:t xml:space="preserve">    # Evaluate model performance on validation data</w:t>
+      </w:r>
+    </w:p>
+    <w:p>
+      <w:pPr>
+        <w:pStyle w:val="ListParagraph"/>
+        <w:rPr>
+          <w:lang w:val="en-US"/>
+        </w:rPr>
+      </w:pPr>
+      <w:r>
+        <w:rPr>
+          <w:lang w:val="en-US"/>
+        </w:rPr>
+        <w:t xml:space="preserve">    val_loss, val_acc = model.evaluate(X_val_scaled, y_val, verbose=0)</w:t>
+      </w:r>
+    </w:p>
+    <w:p>
+      <w:pPr>
+        <w:pStyle w:val="ListParagraph"/>
+        <w:rPr>
+          <w:lang w:val="en-US"/>
+        </w:rPr>
+      </w:pPr>
+      <w:r>
+        <w:rPr>
+          <w:lang w:val="en-US"/>
+        </w:rPr>
+        <w:t xml:space="preserve">    logger.info(f"Validation Accuracy: {val_acc:.4f}")</w:t>
+      </w:r>
+    </w:p>
+    <w:p>
+      <w:pPr>
+        <w:pStyle w:val="ListParagraph"/>
+        <w:rPr>
+          <w:lang w:val="en-US"/>
+        </w:rPr>
+      </w:pPr>
+    </w:p>
+    <w:p>
+      <w:pPr>
+        <w:pStyle w:val="ListParagraph"/>
+        <w:rPr>
+          <w:lang w:val="en-US"/>
+        </w:rPr>
+      </w:pPr>
+      <w:r>
+        <w:rPr>
+          <w:lang w:val="en-US"/>
+        </w:rPr>
+        <w:t xml:space="preserve">    # Save the trained model to disk</w:t>
+      </w:r>
+    </w:p>
+    <w:p>
+      <w:pPr>
+        <w:pStyle w:val="ListParagraph"/>
+        <w:rPr>
+          <w:lang w:val="en-US"/>
+        </w:rPr>
+      </w:pPr>
+      <w:r>
+        <w:rPr>
+          <w:lang w:val="en-US"/>
+        </w:rPr>
+        <w:t xml:space="preserve">    model.save(MODEL_PATH_NN)</w:t>
+      </w:r>
+    </w:p>
+    <w:p>
+      <w:pPr>
+        <w:pStyle w:val="ListParagraph"/>
+        <w:rPr>
+          <w:lang w:val="en-US"/>
+        </w:rPr>
+      </w:pPr>
+      <w:r>
+        <w:rPr>
+          <w:lang w:val="en-US"/>
+        </w:rPr>
+        <w:t xml:space="preserve">    logger.info(f"Neural network model saved to {MODEL_PATH_NN}")</w:t>
+      </w:r>
+    </w:p>
+    <w:p>
+      <w:pPr>
+        <w:pStyle w:val="ListParagraph"/>
+        <w:rPr>
+          <w:lang w:val="en-US"/>
+        </w:rPr>
+      </w:pPr>
+    </w:p>
+    <w:p>
+      <w:pPr>
+        <w:pStyle w:val="ListParagraph"/>
+        <w:rPr>
+          <w:lang w:val="en-US"/>
+        </w:rPr>
+      </w:pPr>
+      <w:r>
+        <w:rPr>
+          <w:lang w:val="en-US"/>
+        </w:rPr>
+        <w:t>if __name__ == "__main__":</w:t>
+      </w:r>
+    </w:p>
+    <w:p>
+      <w:pPr>
+        <w:pStyle w:val="ListParagraph"/>
+        <w:rPr>
+          <w:lang w:val="en-US"/>
+        </w:rPr>
+      </w:pPr>
+      <w:r>
+        <w:rPr>
+          <w:lang w:val="en-US"/>
+        </w:rPr>
+        <w:t xml:space="preserve">    main()</w:t>
       </w:r>
     </w:p>
     <w:sectPr>
